--- a/report.docx
+++ b/report.docx
@@ -4,20 +4,15 @@
   <w:body>
     <w:p>
       <w:pPr>
-        <w:spacing w:before="0" w:after="480"/>
+        <w:spacing w:before="0" w:after="320"/>
       </w:pPr>
       <w:r>
-        <w:rPr>
-          <w:rFonts w:ascii="Arial" w:cs="Arial" w:eastAsia="Arial" w:hAnsi="Arial"/>
-          <w:sz w:val="22"/>
-          <w:szCs w:val="22"/>
-        </w:rPr>
-        <w:t xml:space="preserve"> </w:t>
+        <w:t xml:space="preserve"/>
       </w:r>
     </w:p>
     <w:p>
       <w:pPr>
-        <w:spacing w:before="0" w:after="160"/>
+        <w:spacing w:before="0" w:after="140"/>
         <w:jc w:val="center"/>
       </w:pPr>
       <w:r>
@@ -34,7 +29,7 @@
     </w:p>
     <w:p>
       <w:pPr>
-        <w:spacing w:before="0" w:after="120"/>
+        <w:spacing w:before="0" w:after="100"/>
         <w:jc w:val="center"/>
       </w:pPr>
       <w:r>
@@ -43,8 +38,8 @@
           <w:b/>
           <w:bCs/>
           <w:color w:val="2563EB"/>
-          <w:sz w:val="40"/>
-          <w:szCs w:val="40"/>
+          <w:sz w:val="38"/>
+          <w:szCs w:val="38"/>
         </w:rPr>
         <w:t xml:space="preserve">نظام إدارة الطلاب والمقررات الدراسية</w:t>
       </w:r>
@@ -58,8 +53,8 @@
         <w:rPr>
           <w:rFonts w:ascii="Arial" w:cs="Arial" w:eastAsia="Arial" w:hAnsi="Arial"/>
           <w:color w:val="64748B"/>
-          <w:sz w:val="28"/>
-          <w:szCs w:val="28"/>
+          <w:sz w:val="26"/>
+          <w:szCs w:val="26"/>
         </w:rPr>
         <w:t xml:space="preserve">Student Course Management System</w:t>
       </w:r>
@@ -92,10 +87,10 @@
             </w:tcBorders>
             <w:shd w:fill="1B2A4A" w:val="clear"/>
             <w:tcMar>
-              <w:top w:type="dxa" w:w="100"/>
-              <w:left w:type="dxa" w:w="140"/>
-              <w:bottom w:type="dxa" w:w="100"/>
-              <w:right w:type="dxa" w:w="140"/>
+              <w:top w:type="dxa" w:w="95"/>
+              <w:left w:type="dxa" w:w="120"/>
+              <w:bottom w:type="dxa" w:w="95"/>
+              <w:right w:type="dxa" w:w="120"/>
             </w:tcMar>
           </w:tcPr>
           <w:p>
@@ -125,10 +120,10 @@
               <w:right w:val="single" w:color="DBEAFE" w:sz="4"/>
             </w:tcBorders>
             <w:tcMar>
-              <w:top w:type="dxa" w:w="100"/>
-              <w:left w:type="dxa" w:w="140"/>
-              <w:bottom w:type="dxa" w:w="100"/>
-              <w:right w:type="dxa" w:w="140"/>
+              <w:top w:type="dxa" w:w="95"/>
+              <w:left w:type="dxa" w:w="120"/>
+              <w:bottom w:type="dxa" w:w="95"/>
+              <w:right w:type="dxa" w:w="120"/>
             </w:tcMar>
           </w:tcPr>
           <w:p>
@@ -156,10 +151,10 @@
             </w:tcBorders>
             <w:shd w:fill="1B2A4A" w:val="clear"/>
             <w:tcMar>
-              <w:top w:type="dxa" w:w="100"/>
-              <w:left w:type="dxa" w:w="140"/>
-              <w:bottom w:type="dxa" w:w="100"/>
-              <w:right w:type="dxa" w:w="140"/>
+              <w:top w:type="dxa" w:w="95"/>
+              <w:left w:type="dxa" w:w="120"/>
+              <w:bottom w:type="dxa" w:w="95"/>
+              <w:right w:type="dxa" w:w="120"/>
             </w:tcMar>
           </w:tcPr>
           <w:p>
@@ -189,10 +184,10 @@
               <w:right w:val="single" w:color="DBEAFE" w:sz="4"/>
             </w:tcBorders>
             <w:tcMar>
-              <w:top w:type="dxa" w:w="100"/>
-              <w:left w:type="dxa" w:w="140"/>
-              <w:bottom w:type="dxa" w:w="100"/>
-              <w:right w:type="dxa" w:w="140"/>
+              <w:top w:type="dxa" w:w="95"/>
+              <w:left w:type="dxa" w:w="120"/>
+              <w:bottom w:type="dxa" w:w="95"/>
+              <w:right w:type="dxa" w:w="120"/>
             </w:tcMar>
           </w:tcPr>
           <w:p>
@@ -220,10 +215,10 @@
             </w:tcBorders>
             <w:shd w:fill="1B2A4A" w:val="clear"/>
             <w:tcMar>
-              <w:top w:type="dxa" w:w="100"/>
-              <w:left w:type="dxa" w:w="140"/>
-              <w:bottom w:type="dxa" w:w="100"/>
-              <w:right w:type="dxa" w:w="140"/>
+              <w:top w:type="dxa" w:w="95"/>
+              <w:left w:type="dxa" w:w="120"/>
+              <w:bottom w:type="dxa" w:w="95"/>
+              <w:right w:type="dxa" w:w="120"/>
             </w:tcMar>
           </w:tcPr>
           <w:p>
@@ -253,10 +248,10 @@
               <w:right w:val="single" w:color="DBEAFE" w:sz="4"/>
             </w:tcBorders>
             <w:tcMar>
-              <w:top w:type="dxa" w:w="100"/>
-              <w:left w:type="dxa" w:w="140"/>
-              <w:bottom w:type="dxa" w:w="100"/>
-              <w:right w:type="dxa" w:w="140"/>
+              <w:top w:type="dxa" w:w="95"/>
+              <w:left w:type="dxa" w:w="120"/>
+              <w:bottom w:type="dxa" w:w="95"/>
+              <w:right w:type="dxa" w:w="120"/>
             </w:tcMar>
           </w:tcPr>
           <w:p>
@@ -284,10 +279,10 @@
             </w:tcBorders>
             <w:shd w:fill="1B2A4A" w:val="clear"/>
             <w:tcMar>
-              <w:top w:type="dxa" w:w="100"/>
-              <w:left w:type="dxa" w:w="140"/>
-              <w:bottom w:type="dxa" w:w="100"/>
-              <w:right w:type="dxa" w:w="140"/>
+              <w:top w:type="dxa" w:w="95"/>
+              <w:left w:type="dxa" w:w="120"/>
+              <w:bottom w:type="dxa" w:w="95"/>
+              <w:right w:type="dxa" w:w="120"/>
             </w:tcMar>
           </w:tcPr>
           <w:p>
@@ -303,7 +298,7 @@
                 <w:sz w:val="22"/>
                 <w:szCs w:val="22"/>
               </w:rPr>
-              <w:t xml:space="preserve">تاريخ التسليم</w:t>
+              <w:t xml:space="preserve">الحاويات</w:t>
             </w:r>
           </w:p>
         </w:tc>
@@ -317,10 +312,10 @@
               <w:right w:val="single" w:color="DBEAFE" w:sz="4"/>
             </w:tcBorders>
             <w:tcMar>
-              <w:top w:type="dxa" w:w="100"/>
-              <w:left w:type="dxa" w:w="140"/>
-              <w:bottom w:type="dxa" w:w="100"/>
-              <w:right w:type="dxa" w:w="140"/>
+              <w:top w:type="dxa" w:w="95"/>
+              <w:left w:type="dxa" w:w="120"/>
+              <w:bottom w:type="dxa" w:w="95"/>
+              <w:right w:type="dxa" w:w="120"/>
             </w:tcMar>
           </w:tcPr>
           <w:p>
@@ -331,7 +326,71 @@
                 <w:sz w:val="22"/>
                 <w:szCs w:val="22"/>
               </w:rPr>
-              <w:t xml:space="preserve">خلال أسبوع من الإعلان</w:t>
+              <w:t xml:space="preserve">vector + map + set  (3 containers)</w:t>
+            </w:r>
+          </w:p>
+        </w:tc>
+      </w:tr>
+      <w:tr>
+        <w:tc>
+          <w:tcPr>
+            <w:tcW w:type="dxa" w:w="2400"/>
+            <w:tcBorders>
+              <w:top w:val="single" w:color="1B2A4A" w:sz="4"/>
+              <w:left w:val="single" w:color="1B2A4A" w:sz="4"/>
+              <w:bottom w:val="single" w:color="1B2A4A" w:sz="4"/>
+              <w:right w:val="single" w:color="1B2A4A" w:sz="4"/>
+            </w:tcBorders>
+            <w:shd w:fill="1B2A4A" w:val="clear"/>
+            <w:tcMar>
+              <w:top w:type="dxa" w:w="95"/>
+              <w:left w:type="dxa" w:w="120"/>
+              <w:bottom w:type="dxa" w:w="95"/>
+              <w:right w:type="dxa" w:w="120"/>
+            </w:tcMar>
+          </w:tcPr>
+          <w:p>
+            <w:pPr>
+              <w:jc w:val="right"/>
+            </w:pPr>
+            <w:r>
+              <w:rPr>
+                <w:rFonts w:ascii="Arial" w:cs="Arial" w:eastAsia="Arial" w:hAnsi="Arial"/>
+                <w:b/>
+                <w:bCs/>
+                <w:color w:val="FFFFFF"/>
+                <w:sz w:val="22"/>
+                <w:szCs w:val="22"/>
+              </w:rPr>
+              <w:t xml:space="preserve">الخوارزميات</w:t>
+            </w:r>
+          </w:p>
+        </w:tc>
+        <w:tc>
+          <w:tcPr>
+            <w:tcW w:type="dxa" w:w="3600"/>
+            <w:tcBorders>
+              <w:top w:val="single" w:color="DBEAFE" w:sz="4"/>
+              <w:left w:val="single" w:color="DBEAFE" w:sz="4"/>
+              <w:bottom w:val="single" w:color="DBEAFE" w:sz="4"/>
+              <w:right w:val="single" w:color="DBEAFE" w:sz="4"/>
+            </w:tcBorders>
+            <w:tcMar>
+              <w:top w:type="dxa" w:w="95"/>
+              <w:left w:type="dxa" w:w="120"/>
+              <w:bottom w:type="dxa" w:w="95"/>
+              <w:right w:type="dxa" w:w="120"/>
+            </w:tcMar>
+          </w:tcPr>
+          <w:p>
+            <w:r>
+              <w:rPr>
+                <w:rFonts w:ascii="Arial" w:cs="Arial" w:eastAsia="Arial" w:hAnsi="Arial"/>
+                <w:color w:val="1E293B"/>
+                <w:sz w:val="22"/>
+                <w:szCs w:val="22"/>
+              </w:rPr>
+              <w:t xml:space="preserve">sort() + find_if() + count_if()</w:t>
             </w:r>
           </w:p>
         </w:tc>
@@ -372,9 +431,7 @@
     </w:p>
     <w:p>
       <w:pPr>
-        <w:bidi/>
-        <w:spacing w:before="0" w:after="140"/>
-        <w:jc w:val="right"/>
+        <w:spacing w:before="0" w:after="130"/>
       </w:pPr>
       <w:r>
         <w:rPr>
@@ -383,7 +440,7 @@
           <w:sz w:val="22"/>
           <w:szCs w:val="22"/>
         </w:rPr>
-        <w:t xml:space="preserve">يُعدّ هذا المشروع تطبيقاً للمفاهيم الأساسية في لغة C++، إذ يهدف إلى بناء نظام إداري متكامل للطلاب عبر واجهة نصية (Console Application). يتيح النظام للمستخدم إجراء عمليات CRUD الكاملة على بيانات الطلاب، فضلاً عن إدارة تسجيلهم في المقررات الدراسية.</w:t>
+        <w:t xml:space="preserve">يُعدّ هذا المشروع تطبيقاً شاملاً لمفاهيم C++ الحديثة، يتيح إدارة الطلاب عبر واجهة نصية تفاعلية. يستخدم ثلاث حاويات STL وثلاث خوارزميات STL مع تصميم OOP كامل.</w:t>
       </w:r>
     </w:p>
     <w:p>
@@ -397,7 +454,7 @@
     <w:p>
       <w:pPr>
         <w:pStyle w:val="Heading2"/>
-        <w:spacing w:before="280" w:after="140"/>
+        <w:spacing w:before="260" w:after="130"/>
       </w:pPr>
       <w:r>
         <w:rPr>
@@ -408,48 +465,7 @@
           <w:sz w:val="28"/>
           <w:szCs w:val="28"/>
         </w:rPr>
-        <w:t xml:space="preserve">1.1  الهدف</w:t>
-      </w:r>
-    </w:p>
-    <w:p>
-      <w:pPr>
-        <w:bidi/>
-        <w:spacing w:before="0" w:after="140"/>
-        <w:jc w:val="right"/>
-      </w:pPr>
-      <w:r>
-        <w:rPr>
-          <w:rFonts w:ascii="Arial" w:cs="Arial" w:eastAsia="Arial" w:hAnsi="Arial"/>
-          <w:color w:val="1E293B"/>
-          <w:sz w:val="22"/>
-          <w:szCs w:val="22"/>
-        </w:rPr>
-        <w:t xml:space="preserve">تطبيق مفاهيم البرمجة كائنية التوجه (OOP) ومكتبة القوالب القياسية (STL) في بناء تطبيق وحدة تحكم يُدار عبر قائمة تفاعلية.</w:t>
-      </w:r>
-    </w:p>
-    <w:p>
-      <w:pPr>
-        <w:spacing w:before="0" w:after="160"/>
-      </w:pPr>
-      <w:r>
-        <w:t xml:space="preserve"/>
-      </w:r>
-    </w:p>
-    <w:p>
-      <w:pPr>
-        <w:pStyle w:val="Heading2"/>
-        <w:spacing w:before="280" w:after="140"/>
-      </w:pPr>
-      <w:r>
-        <w:rPr>
-          <w:rFonts w:ascii="Arial" w:cs="Arial" w:eastAsia="Arial" w:hAnsi="Arial"/>
-          <w:b/>
-          <w:bCs/>
-          <w:color w:val="2563EB"/>
-          <w:sz w:val="28"/>
-          <w:szCs w:val="28"/>
-        </w:rPr>
-        <w:t xml:space="preserve">1.2  المكتبات المستخدمة</w:t>
+        <w:t xml:space="preserve">1.1  المكتبات</w:t>
       </w:r>
     </w:p>
     <w:tbl>
@@ -463,10 +479,6 @@
           <w:insideH w:val="single" w:color="auto" w:sz="4"/>
           <w:insideV w:val="single" w:color="auto" w:sz="4"/>
         </w:tblBorders>
-        <w:tblCellMar>
-          <w:top w:type="dxa" w:w="100"/>
-          <w:bottom w:type="dxa" w:w="100"/>
-        </w:tblCellMar>
       </w:tblPr>
       <w:tblGrid>
         <w:gridCol w:w="9026"/>
@@ -483,9 +495,9 @@
             </w:tcBorders>
             <w:shd w:fill="1E293B" w:val="clear"/>
             <w:tcMar>
-              <w:top w:type="dxa" w:w="60"/>
+              <w:top w:type="dxa" w:w="55"/>
               <w:left w:type="dxa" w:w="200"/>
-              <w:bottom w:type="dxa" w:w="60"/>
+              <w:bottom w:type="dxa" w:w="55"/>
               <w:right w:type="dxa" w:w="200"/>
             </w:tcMar>
           </w:tcPr>
@@ -500,7 +512,7 @@
                 <w:sz w:val="18"/>
                 <w:szCs w:val="18"/>
               </w:rPr>
-              <w:t xml:space="preserve">#include &lt;iostream&gt;   // الإدخال والإخراج</w:t>
+              <w:t xml:space="preserve">#include &lt;iostream&gt;    // الإدخال والإخراج</w:t>
             </w:r>
           </w:p>
         </w:tc>
@@ -517,9 +529,9 @@
             </w:tcBorders>
             <w:shd w:fill="1E293B" w:val="clear"/>
             <w:tcMar>
-              <w:top w:type="dxa" w:w="60"/>
+              <w:top w:type="dxa" w:w="55"/>
               <w:left w:type="dxa" w:w="200"/>
-              <w:bottom w:type="dxa" w:w="60"/>
+              <w:bottom w:type="dxa" w:w="55"/>
               <w:right w:type="dxa" w:w="200"/>
             </w:tcMar>
           </w:tcPr>
@@ -534,7 +546,7 @@
                 <w:sz w:val="18"/>
                 <w:szCs w:val="18"/>
               </w:rPr>
-              <w:t xml:space="preserve">#include &lt;vector&gt;     // حاويات STL</w:t>
+              <w:t xml:space="preserve">#include &lt;vector&gt;      // قائمة الطلاب</w:t>
             </w:r>
           </w:p>
         </w:tc>
@@ -551,9 +563,9 @@
             </w:tcBorders>
             <w:shd w:fill="1E293B" w:val="clear"/>
             <w:tcMar>
-              <w:top w:type="dxa" w:w="60"/>
+              <w:top w:type="dxa" w:w="55"/>
               <w:left w:type="dxa" w:w="200"/>
-              <w:bottom w:type="dxa" w:w="60"/>
+              <w:bottom w:type="dxa" w:w="55"/>
               <w:right w:type="dxa" w:w="200"/>
             </w:tcMar>
           </w:tcPr>
@@ -568,7 +580,143 @@
                 <w:sz w:val="18"/>
                 <w:szCs w:val="18"/>
               </w:rPr>
-              <w:t xml:space="preserve">#include &lt;string&gt;     // النصوص</w:t>
+              <w:t xml:space="preserve">#include &lt;map&gt;         // ربط ID بالفهرس O(log n)</w:t>
+            </w:r>
+          </w:p>
+        </w:tc>
+      </w:tr>
+      <w:tr>
+        <w:tc>
+          <w:tcPr>
+            <w:tcW w:type="dxa" w:w="9026"/>
+            <w:tcBorders>
+              <w:top w:val="none" w:color="FFFFFF" w:sz="0"/>
+              <w:left w:val="none" w:color="FFFFFF" w:sz="0"/>
+              <w:bottom w:val="none" w:color="FFFFFF" w:sz="0"/>
+              <w:right w:val="none" w:color="FFFFFF" w:sz="0"/>
+            </w:tcBorders>
+            <w:shd w:fill="1E293B" w:val="clear"/>
+            <w:tcMar>
+              <w:top w:type="dxa" w:w="55"/>
+              <w:left w:type="dxa" w:w="200"/>
+              <w:bottom w:type="dxa" w:w="55"/>
+              <w:right w:type="dxa" w:w="200"/>
+            </w:tcMar>
+          </w:tcPr>
+          <w:p>
+            <w:pPr>
+              <w:spacing w:before="0" w:after="0"/>
+            </w:pPr>
+            <w:r>
+              <w:rPr>
+                <w:rFonts w:ascii="Courier New" w:cs="Courier New" w:eastAsia="Courier New" w:hAnsi="Courier New"/>
+                <w:color w:val="E2E8F0"/>
+                <w:sz w:val="18"/>
+                <w:szCs w:val="18"/>
+              </w:rPr>
+              <w:t xml:space="preserve">#include &lt;set&gt;         // مقررات بلا تكرار</w:t>
+            </w:r>
+          </w:p>
+        </w:tc>
+      </w:tr>
+      <w:tr>
+        <w:tc>
+          <w:tcPr>
+            <w:tcW w:type="dxa" w:w="9026"/>
+            <w:tcBorders>
+              <w:top w:val="none" w:color="FFFFFF" w:sz="0"/>
+              <w:left w:val="none" w:color="FFFFFF" w:sz="0"/>
+              <w:bottom w:val="none" w:color="FFFFFF" w:sz="0"/>
+              <w:right w:val="none" w:color="FFFFFF" w:sz="0"/>
+            </w:tcBorders>
+            <w:shd w:fill="1E293B" w:val="clear"/>
+            <w:tcMar>
+              <w:top w:type="dxa" w:w="55"/>
+              <w:left w:type="dxa" w:w="200"/>
+              <w:bottom w:type="dxa" w:w="55"/>
+              <w:right w:type="dxa" w:w="200"/>
+            </w:tcMar>
+          </w:tcPr>
+          <w:p>
+            <w:pPr>
+              <w:spacing w:before="0" w:after="0"/>
+            </w:pPr>
+            <w:r>
+              <w:rPr>
+                <w:rFonts w:ascii="Courier New" w:cs="Courier New" w:eastAsia="Courier New" w:hAnsi="Courier New"/>
+                <w:color w:val="E2E8F0"/>
+                <w:sz w:val="18"/>
+                <w:szCs w:val="18"/>
+              </w:rPr>
+              <w:t xml:space="preserve">#include &lt;algorithm&gt;   // sort() + find_if() + count_if()</w:t>
+            </w:r>
+          </w:p>
+        </w:tc>
+      </w:tr>
+      <w:tr>
+        <w:tc>
+          <w:tcPr>
+            <w:tcW w:type="dxa" w:w="9026"/>
+            <w:tcBorders>
+              <w:top w:val="none" w:color="FFFFFF" w:sz="0"/>
+              <w:left w:val="none" w:color="FFFFFF" w:sz="0"/>
+              <w:bottom w:val="none" w:color="FFFFFF" w:sz="0"/>
+              <w:right w:val="none" w:color="FFFFFF" w:sz="0"/>
+            </w:tcBorders>
+            <w:shd w:fill="1E293B" w:val="clear"/>
+            <w:tcMar>
+              <w:top w:type="dxa" w:w="55"/>
+              <w:left w:type="dxa" w:w="200"/>
+              <w:bottom w:type="dxa" w:w="55"/>
+              <w:right w:type="dxa" w:w="200"/>
+            </w:tcMar>
+          </w:tcPr>
+          <w:p>
+            <w:pPr>
+              <w:spacing w:before="0" w:after="0"/>
+            </w:pPr>
+            <w:r>
+              <w:rPr>
+                <w:rFonts w:ascii="Courier New" w:cs="Courier New" w:eastAsia="Courier New" w:hAnsi="Courier New"/>
+                <w:color w:val="E2E8F0"/>
+                <w:sz w:val="18"/>
+                <w:szCs w:val="18"/>
+              </w:rPr>
+              <w:t xml:space="preserve">#include &lt;string&gt;      // النصوص</w:t>
+            </w:r>
+          </w:p>
+        </w:tc>
+      </w:tr>
+      <w:tr>
+        <w:tc>
+          <w:tcPr>
+            <w:tcW w:type="dxa" w:w="9026"/>
+            <w:tcBorders>
+              <w:top w:val="none" w:color="FFFFFF" w:sz="0"/>
+              <w:left w:val="none" w:color="FFFFFF" w:sz="0"/>
+              <w:bottom w:val="none" w:color="FFFFFF" w:sz="0"/>
+              <w:right w:val="none" w:color="FFFFFF" w:sz="0"/>
+            </w:tcBorders>
+            <w:shd w:fill="1E293B" w:val="clear"/>
+            <w:tcMar>
+              <w:top w:type="dxa" w:w="55"/>
+              <w:left w:type="dxa" w:w="200"/>
+              <w:bottom w:type="dxa" w:w="55"/>
+              <w:right w:type="dxa" w:w="200"/>
+            </w:tcMar>
+          </w:tcPr>
+          <w:p>
+            <w:pPr>
+              <w:spacing w:before="0" w:after="0"/>
+            </w:pPr>
+            <w:r>
+              <w:rPr>
+                <w:rFonts w:ascii="Courier New" w:cs="Courier New" w:eastAsia="Courier New" w:hAnsi="Courier New"/>
+                <w:color w:val="E2E8F0"/>
+                <w:sz w:val="18"/>
+                <w:szCs w:val="18"/>
+              </w:rPr>
+              <w:t xml:space="preserve">#include &lt;utility&gt;     // pair / move</w:t>
             </w:r>
           </w:p>
         </w:tc>
@@ -576,7 +724,7 @@
     </w:tbl>
     <w:p>
       <w:pPr>
-        <w:spacing w:before="0" w:after="160"/>
+        <w:spacing w:before="0" w:after="320"/>
       </w:pPr>
       <w:r>
         <w:t xml:space="preserve"/>
@@ -609,22 +757,6 @@
     </w:p>
     <w:p>
       <w:pPr>
-        <w:bidi/>
-        <w:spacing w:before="0" w:after="140"/>
-        <w:jc w:val="right"/>
-      </w:pPr>
-      <w:r>
-        <w:rPr>
-          <w:rFonts w:ascii="Arial" w:cs="Arial" w:eastAsia="Arial" w:hAnsi="Arial"/>
-          <w:color w:val="1E293B"/>
-          <w:sz w:val="22"/>
-          <w:szCs w:val="22"/>
-        </w:rPr>
-        <w:t xml:space="preserve">يعتمد البرنامج على ثلاث كلاسات رئيسية مترابطة تُشكّل هيكل النظام بالكامل:</w:t>
-      </w:r>
-    </w:p>
-    <w:p>
-      <w:pPr>
         <w:spacing w:before="0" w:after="160"/>
       </w:pPr>
       <w:r>
@@ -634,7 +766,7 @@
     <w:p>
       <w:pPr>
         <w:pStyle w:val="Heading2"/>
-        <w:spacing w:before="280" w:after="140"/>
+        <w:spacing w:before="260" w:after="130"/>
       </w:pPr>
       <w:r>
         <w:rPr>
@@ -645,14 +777,12 @@
           <w:sz w:val="28"/>
           <w:szCs w:val="28"/>
         </w:rPr>
-        <w:t xml:space="preserve">2.1  كلاس Person  —  الكلاس الأساسي (Base Class)</w:t>
+        <w:t xml:space="preserve">2.1  Person  —  الكلاس الأساسي</w:t>
       </w:r>
     </w:p>
     <w:p>
       <w:pPr>
-        <w:bidi/>
-        <w:spacing w:before="0" w:after="140"/>
-        <w:jc w:val="right"/>
+        <w:spacing w:before="0" w:after="130"/>
       </w:pPr>
       <w:r>
         <w:rPr>
@@ -661,7 +791,7 @@
           <w:sz w:val="22"/>
           <w:szCs w:val="22"/>
         </w:rPr>
-        <w:t xml:space="preserve">يمثّل الكيان الأساسي لأي شخص في النظام، ويحتوي على الخصائص والسلوكيات المشتركة.</w:t>
+        <w:t xml:space="preserve">يحتوي على name ويُعرّف virtual destructor لمنع Memory Leak عند الحذف عبر Person*.</w:t>
       </w:r>
     </w:p>
     <w:p>
@@ -699,9 +829,9 @@
             </w:tcBorders>
             <w:shd w:fill="1B2A4A" w:val="clear"/>
             <w:tcMar>
-              <w:top w:type="dxa" w:w="70"/>
+              <w:top w:type="dxa" w:w="65"/>
               <w:left w:type="dxa" w:w="160"/>
-              <w:bottom w:type="dxa" w:w="70"/>
+              <w:bottom w:type="dxa" w:w="65"/>
               <w:right w:type="dxa" w:w="160"/>
             </w:tcMar>
           </w:tcPr>
@@ -735,9 +865,9 @@
             </w:tcBorders>
             <w:shd w:fill="E2E8F0" w:val="clear"/>
             <w:tcMar>
-              <w:top w:type="dxa" w:w="20"/>
+              <w:top w:type="dxa" w:w="18"/>
               <w:left w:type="dxa" w:w="0"/>
-              <w:bottom w:type="dxa" w:w="20"/>
+              <w:bottom w:type="dxa" w:w="18"/>
               <w:right w:type="dxa" w:w="0"/>
             </w:tcMar>
           </w:tcPr>
@@ -763,9 +893,9 @@
             </w:tcBorders>
             <w:shd w:fill="F8FAFC" w:val="clear"/>
             <w:tcMar>
-              <w:top w:type="dxa" w:w="70"/>
+              <w:top w:type="dxa" w:w="65"/>
               <w:left w:type="dxa" w:w="160"/>
-              <w:bottom w:type="dxa" w:w="70"/>
+              <w:bottom w:type="dxa" w:w="65"/>
               <w:right w:type="dxa" w:w="160"/>
             </w:tcMar>
           </w:tcPr>
@@ -799,9 +929,9 @@
             </w:tcBorders>
             <w:shd w:fill="E2E8F0" w:val="clear"/>
             <w:tcMar>
-              <w:top w:type="dxa" w:w="20"/>
+              <w:top w:type="dxa" w:w="18"/>
               <w:left w:type="dxa" w:w="0"/>
-              <w:bottom w:type="dxa" w:w="20"/>
+              <w:bottom w:type="dxa" w:w="18"/>
               <w:right w:type="dxa" w:w="0"/>
             </w:tcMar>
           </w:tcPr>
@@ -827,9 +957,9 @@
             </w:tcBorders>
             <w:shd w:fill="FFFFFF" w:val="clear"/>
             <w:tcMar>
-              <w:top w:type="dxa" w:w="70"/>
+              <w:top w:type="dxa" w:w="65"/>
               <w:left w:type="dxa" w:w="160"/>
-              <w:bottom w:type="dxa" w:w="70"/>
+              <w:bottom w:type="dxa" w:w="65"/>
               <w:right w:type="dxa" w:w="160"/>
             </w:tcMar>
           </w:tcPr>
@@ -846,7 +976,7 @@
                 <w:sz w:val="20"/>
                 <w:szCs w:val="20"/>
               </w:rPr>
-              <w:t xml:space="preserve">+ Person()  —  Default Constructor</w:t>
+              <w:t xml:space="preserve">+ Person(name = "")  —  Constructor</w:t>
             </w:r>
           </w:p>
         </w:tc>
@@ -863,9 +993,9 @@
             </w:tcBorders>
             <w:shd w:fill="FFFFFF" w:val="clear"/>
             <w:tcMar>
-              <w:top w:type="dxa" w:w="70"/>
+              <w:top w:type="dxa" w:w="65"/>
               <w:left w:type="dxa" w:w="160"/>
-              <w:bottom w:type="dxa" w:w="70"/>
+              <w:bottom w:type="dxa" w:w="65"/>
               <w:right w:type="dxa" w:w="160"/>
             </w:tcMar>
           </w:tcPr>
@@ -882,7 +1012,7 @@
                 <w:sz w:val="20"/>
                 <w:szCs w:val="20"/>
               </w:rPr>
-              <w:t xml:space="preserve">+ Person(name)  —  Parameterised Constructor</w:t>
+              <w:t xml:space="preserve">+ getName() : string</w:t>
             </w:r>
           </w:p>
         </w:tc>
@@ -899,117 +1029,9 @@
             </w:tcBorders>
             <w:shd w:fill="FFFFFF" w:val="clear"/>
             <w:tcMar>
-              <w:top w:type="dxa" w:w="70"/>
+              <w:top w:type="dxa" w:w="65"/>
               <w:left w:type="dxa" w:w="160"/>
-              <w:bottom w:type="dxa" w:w="70"/>
-              <w:right w:type="dxa" w:w="160"/>
-            </w:tcMar>
-          </w:tcPr>
-          <w:p>
-            <w:pPr>
-              <w:spacing w:before="0" w:after="0"/>
-            </w:pPr>
-            <w:r>
-              <w:rPr>
-                <w:rFonts w:ascii="Courier New" w:cs="Courier New" w:eastAsia="Courier New" w:hAnsi="Courier New"/>
-                <w:b w:val="false"/>
-                <w:bCs w:val="false"/>
-                <w:color w:val="1E293B"/>
-                <w:sz w:val="20"/>
-                <w:szCs w:val="20"/>
-              </w:rPr>
-              <w:t xml:space="preserve">+ getName() : string</w:t>
-            </w:r>
-          </w:p>
-        </w:tc>
-      </w:tr>
-      <w:tr>
-        <w:tc>
-          <w:tcPr>
-            <w:tcW w:type="dxa" w:w="9026"/>
-            <w:tcBorders>
-              <w:top w:val="single" w:color="DBEAFE" w:sz="4"/>
-              <w:left w:val="single" w:color="DBEAFE" w:sz="4"/>
-              <w:bottom w:val="single" w:color="DBEAFE" w:sz="4"/>
-              <w:right w:val="single" w:color="DBEAFE" w:sz="4"/>
-            </w:tcBorders>
-            <w:shd w:fill="FFFFFF" w:val="clear"/>
-            <w:tcMar>
-              <w:top w:type="dxa" w:w="70"/>
-              <w:left w:type="dxa" w:w="160"/>
-              <w:bottom w:type="dxa" w:w="70"/>
-              <w:right w:type="dxa" w:w="160"/>
-            </w:tcMar>
-          </w:tcPr>
-          <w:p>
-            <w:pPr>
-              <w:spacing w:before="0" w:after="0"/>
-            </w:pPr>
-            <w:r>
-              <w:rPr>
-                <w:rFonts w:ascii="Courier New" w:cs="Courier New" w:eastAsia="Courier New" w:hAnsi="Courier New"/>
-                <w:b w:val="false"/>
-                <w:bCs w:val="false"/>
-                <w:color w:val="1E293B"/>
-                <w:sz w:val="20"/>
-                <w:szCs w:val="20"/>
-              </w:rPr>
-              <w:t xml:space="preserve">+ setName(n: string) : void</w:t>
-            </w:r>
-          </w:p>
-        </w:tc>
-      </w:tr>
-      <w:tr>
-        <w:tc>
-          <w:tcPr>
-            <w:tcW w:type="dxa" w:w="9026"/>
-            <w:tcBorders>
-              <w:top w:val="single" w:color="DBEAFE" w:sz="4"/>
-              <w:left w:val="single" w:color="DBEAFE" w:sz="4"/>
-              <w:bottom w:val="single" w:color="DBEAFE" w:sz="4"/>
-              <w:right w:val="single" w:color="DBEAFE" w:sz="4"/>
-            </w:tcBorders>
-            <w:shd w:fill="FFFFFF" w:val="clear"/>
-            <w:tcMar>
-              <w:top w:type="dxa" w:w="70"/>
-              <w:left w:type="dxa" w:w="160"/>
-              <w:bottom w:type="dxa" w:w="70"/>
-              <w:right w:type="dxa" w:w="160"/>
-            </w:tcMar>
-          </w:tcPr>
-          <w:p>
-            <w:pPr>
-              <w:spacing w:before="0" w:after="0"/>
-            </w:pPr>
-            <w:r>
-              <w:rPr>
-                <w:rFonts w:ascii="Courier New" w:cs="Courier New" w:eastAsia="Courier New" w:hAnsi="Courier New"/>
-                <w:b w:val="false"/>
-                <w:bCs w:val="false"/>
-                <w:color w:val="1E293B"/>
-                <w:sz w:val="20"/>
-                <w:szCs w:val="20"/>
-              </w:rPr>
-              <w:t xml:space="preserve">+ display() : void  [virtual]</w:t>
-            </w:r>
-          </w:p>
-        </w:tc>
-      </w:tr>
-      <w:tr>
-        <w:tc>
-          <w:tcPr>
-            <w:tcW w:type="dxa" w:w="9026"/>
-            <w:tcBorders>
-              <w:top w:val="single" w:color="DBEAFE" w:sz="4"/>
-              <w:left w:val="single" w:color="DBEAFE" w:sz="4"/>
-              <w:bottom w:val="single" w:color="DBEAFE" w:sz="4"/>
-              <w:right w:val="single" w:color="DBEAFE" w:sz="4"/>
-            </w:tcBorders>
-            <w:shd w:fill="FFFFFF" w:val="clear"/>
-            <w:tcMar>
-              <w:top w:type="dxa" w:w="70"/>
-              <w:left w:type="dxa" w:w="160"/>
-              <w:bottom w:type="dxa" w:w="70"/>
+              <w:bottom w:type="dxa" w:w="65"/>
               <w:right w:type="dxa" w:w="160"/>
             </w:tcMar>
           </w:tcPr>
@@ -1042,32 +1064,8 @@
     </w:p>
     <w:p>
       <w:pPr>
-        <w:bidi/>
-        <w:spacing w:before="0" w:after="140"/>
-        <w:jc w:val="right"/>
-      </w:pPr>
-      <w:r>
-        <w:rPr>
-          <w:rFonts w:ascii="Arial" w:cs="Arial" w:eastAsia="Arial" w:hAnsi="Arial"/>
-          <w:color w:val="1E293B"/>
-          <w:sz w:val="22"/>
-          <w:szCs w:val="22"/>
-        </w:rPr>
-        <w:t xml:space="preserve">الـ virtual destructor ضروري لضمان استدعاء المُدمِّر الصحيح عند حذف كائن Student عبر مؤشر Person*، مما يمنع حدوث Memory Leak.</w:t>
-      </w:r>
-    </w:p>
-    <w:p>
-      <w:pPr>
-        <w:spacing w:before="0" w:after="160"/>
-      </w:pPr>
-      <w:r>
-        <w:t xml:space="preserve"/>
-      </w:r>
-    </w:p>
-    <w:p>
-      <w:pPr>
         <w:pStyle w:val="Heading2"/>
-        <w:spacing w:before="280" w:after="140"/>
+        <w:spacing w:before="260" w:after="130"/>
       </w:pPr>
       <w:r>
         <w:rPr>
@@ -1078,14 +1076,12 @@
           <w:sz w:val="28"/>
           <w:szCs w:val="28"/>
         </w:rPr>
-        <w:t xml:space="preserve">2.2  كلاس Student  —  الكلاس المشتق (Derived Class)</w:t>
+        <w:t xml:space="preserve">2.2  Student  —  الكلاس المشتق</w:t>
       </w:r>
     </w:p>
     <w:p>
       <w:pPr>
-        <w:bidi/>
-        <w:spacing w:before="0" w:after="140"/>
-        <w:jc w:val="right"/>
+        <w:spacing w:before="0" w:after="130"/>
       </w:pPr>
       <w:r>
         <w:rPr>
@@ -1094,7 +1090,7 @@
           <w:sz w:val="22"/>
           <w:szCs w:val="22"/>
         </w:rPr>
-        <w:t xml:space="preserve">يرث من Person ويضيف خصائص الطالب المحددة مثل الرقم التعريفي والمعدل التراكمي وقائمة المقررات.</w:t>
+        <w:t xml:space="preserve">يرث من Person ويُضيف id وgpa وset&lt;string&gt; للمقررات. يمرر name لـ Person عبر initializer list.</w:t>
       </w:r>
     </w:p>
     <w:p>
@@ -1132,9 +1128,9 @@
             </w:tcBorders>
             <w:shd w:fill="2563EB" w:val="clear"/>
             <w:tcMar>
-              <w:top w:type="dxa" w:w="70"/>
+              <w:top w:type="dxa" w:w="65"/>
               <w:left w:type="dxa" w:w="160"/>
-              <w:bottom w:type="dxa" w:w="70"/>
+              <w:bottom w:type="dxa" w:w="65"/>
               <w:right w:type="dxa" w:w="160"/>
             </w:tcMar>
           </w:tcPr>
@@ -1151,7 +1147,7 @@
                 <w:sz w:val="20"/>
                 <w:szCs w:val="20"/>
               </w:rPr>
-              <w:t xml:space="preserve">Student  : public Person  (Derived Class)</w:t>
+              <w:t xml:space="preserve">Student  : public Person</w:t>
             </w:r>
           </w:p>
         </w:tc>
@@ -1168,9 +1164,9 @@
             </w:tcBorders>
             <w:shd w:fill="E2E8F0" w:val="clear"/>
             <w:tcMar>
-              <w:top w:type="dxa" w:w="20"/>
+              <w:top w:type="dxa" w:w="18"/>
               <w:left w:type="dxa" w:w="0"/>
-              <w:bottom w:type="dxa" w:w="20"/>
+              <w:bottom w:type="dxa" w:w="18"/>
               <w:right w:type="dxa" w:w="0"/>
             </w:tcMar>
           </w:tcPr>
@@ -1196,9 +1192,9 @@
             </w:tcBorders>
             <w:shd w:fill="F8FAFC" w:val="clear"/>
             <w:tcMar>
-              <w:top w:type="dxa" w:w="70"/>
+              <w:top w:type="dxa" w:w="65"/>
               <w:left w:type="dxa" w:w="160"/>
-              <w:bottom w:type="dxa" w:w="70"/>
+              <w:bottom w:type="dxa" w:w="65"/>
               <w:right w:type="dxa" w:w="160"/>
             </w:tcMar>
           </w:tcPr>
@@ -1215,7 +1211,7 @@
                 <w:sz w:val="20"/>
                 <w:szCs w:val="20"/>
               </w:rPr>
-              <w:t xml:space="preserve">- id : int             (private)</w:t>
+              <w:t xml:space="preserve">- id      : int</w:t>
             </w:r>
           </w:p>
         </w:tc>
@@ -1232,9 +1228,9 @@
             </w:tcBorders>
             <w:shd w:fill="F8FAFC" w:val="clear"/>
             <w:tcMar>
-              <w:top w:type="dxa" w:w="70"/>
+              <w:top w:type="dxa" w:w="65"/>
               <w:left w:type="dxa" w:w="160"/>
-              <w:bottom w:type="dxa" w:w="70"/>
+              <w:bottom w:type="dxa" w:w="65"/>
               <w:right w:type="dxa" w:w="160"/>
             </w:tcMar>
           </w:tcPr>
@@ -1251,7 +1247,7 @@
                 <w:sz w:val="20"/>
                 <w:szCs w:val="20"/>
               </w:rPr>
-              <w:t xml:space="preserve">- gpa : double         (private)</w:t>
+              <w:t xml:space="preserve">- gpa     : double</w:t>
             </w:r>
           </w:p>
         </w:tc>
@@ -1268,9 +1264,9 @@
             </w:tcBorders>
             <w:shd w:fill="F8FAFC" w:val="clear"/>
             <w:tcMar>
-              <w:top w:type="dxa" w:w="70"/>
+              <w:top w:type="dxa" w:w="65"/>
               <w:left w:type="dxa" w:w="160"/>
-              <w:bottom w:type="dxa" w:w="70"/>
+              <w:bottom w:type="dxa" w:w="65"/>
               <w:right w:type="dxa" w:w="160"/>
             </w:tcMar>
           </w:tcPr>
@@ -1287,7 +1283,7 @@
                 <w:sz w:val="20"/>
                 <w:szCs w:val="20"/>
               </w:rPr>
-              <w:t xml:space="preserve">- courses : vector&lt;string&gt;  (private)</w:t>
+              <w:t xml:space="preserve">- courses : set&lt;string&gt;   // no duplicates, auto-sorted</w:t>
             </w:r>
           </w:p>
         </w:tc>
@@ -1304,9 +1300,9 @@
             </w:tcBorders>
             <w:shd w:fill="E2E8F0" w:val="clear"/>
             <w:tcMar>
-              <w:top w:type="dxa" w:w="20"/>
+              <w:top w:type="dxa" w:w="18"/>
               <w:left w:type="dxa" w:w="0"/>
-              <w:bottom w:type="dxa" w:w="20"/>
+              <w:bottom w:type="dxa" w:w="18"/>
               <w:right w:type="dxa" w:w="0"/>
             </w:tcMar>
           </w:tcPr>
@@ -1332,9 +1328,9 @@
             </w:tcBorders>
             <w:shd w:fill="FFFFFF" w:val="clear"/>
             <w:tcMar>
-              <w:top w:type="dxa" w:w="70"/>
+              <w:top w:type="dxa" w:w="65"/>
               <w:left w:type="dxa" w:w="160"/>
-              <w:bottom w:type="dxa" w:w="70"/>
+              <w:bottom w:type="dxa" w:w="65"/>
               <w:right w:type="dxa" w:w="160"/>
             </w:tcMar>
           </w:tcPr>
@@ -1351,7 +1347,7 @@
                 <w:sz w:val="20"/>
                 <w:szCs w:val="20"/>
               </w:rPr>
-              <w:t xml:space="preserve">+ Student()  —  Default Constructor</w:t>
+              <w:t xml:space="preserve">+ Student(id, name, gpa)  — يمرر name لـ Person</w:t>
             </w:r>
           </w:p>
         </w:tc>
@@ -1368,9 +1364,9 @@
             </w:tcBorders>
             <w:shd w:fill="FFFFFF" w:val="clear"/>
             <w:tcMar>
-              <w:top w:type="dxa" w:w="70"/>
+              <w:top w:type="dxa" w:w="65"/>
               <w:left w:type="dxa" w:w="160"/>
-              <w:bottom w:type="dxa" w:w="70"/>
+              <w:bottom w:type="dxa" w:w="65"/>
               <w:right w:type="dxa" w:w="160"/>
             </w:tcMar>
           </w:tcPr>
@@ -1387,7 +1383,7 @@
                 <w:sz w:val="20"/>
                 <w:szCs w:val="20"/>
               </w:rPr>
-              <w:t xml:space="preserve">+ Student(id, name, gpa)  —  Parameterised Constructor</w:t>
+              <w:t xml:space="preserve">+ getId() : int  |  getGpa() : double</w:t>
             </w:r>
           </w:p>
         </w:tc>
@@ -1404,9 +1400,9 @@
             </w:tcBorders>
             <w:shd w:fill="FFFFFF" w:val="clear"/>
             <w:tcMar>
-              <w:top w:type="dxa" w:w="70"/>
+              <w:top w:type="dxa" w:w="65"/>
               <w:left w:type="dxa" w:w="160"/>
-              <w:bottom w:type="dxa" w:w="70"/>
+              <w:bottom w:type="dxa" w:w="65"/>
               <w:right w:type="dxa" w:w="160"/>
             </w:tcMar>
           </w:tcPr>
@@ -1423,7 +1419,7 @@
                 <w:sz w:val="20"/>
                 <w:szCs w:val="20"/>
               </w:rPr>
-              <w:t xml:space="preserve">+ getId() : int</w:t>
+              <w:t xml:space="preserve">+ getCourses() : const set&lt;string&gt;&amp;</w:t>
             </w:r>
           </w:p>
         </w:tc>
@@ -1440,9 +1436,9 @@
             </w:tcBorders>
             <w:shd w:fill="FFFFFF" w:val="clear"/>
             <w:tcMar>
-              <w:top w:type="dxa" w:w="70"/>
+              <w:top w:type="dxa" w:w="65"/>
               <w:left w:type="dxa" w:w="160"/>
-              <w:bottom w:type="dxa" w:w="70"/>
+              <w:bottom w:type="dxa" w:w="65"/>
               <w:right w:type="dxa" w:w="160"/>
             </w:tcMar>
           </w:tcPr>
@@ -1459,7 +1455,7 @@
                 <w:sz w:val="20"/>
                 <w:szCs w:val="20"/>
               </w:rPr>
-              <w:t xml:space="preserve">+ getGpa() : double</w:t>
+              <w:t xml:space="preserve">+ enrollCourse(c) : bool   // insert().second</w:t>
             </w:r>
           </w:p>
         </w:tc>
@@ -1476,9 +1472,9 @@
             </w:tcBorders>
             <w:shd w:fill="FFFFFF" w:val="clear"/>
             <w:tcMar>
-              <w:top w:type="dxa" w:w="70"/>
+              <w:top w:type="dxa" w:w="65"/>
               <w:left w:type="dxa" w:w="160"/>
-              <w:bottom w:type="dxa" w:w="70"/>
+              <w:bottom w:type="dxa" w:w="65"/>
               <w:right w:type="dxa" w:w="160"/>
             </w:tcMar>
           </w:tcPr>
@@ -1495,151 +1491,7 @@
                 <w:sz w:val="20"/>
                 <w:szCs w:val="20"/>
               </w:rPr>
-              <w:t xml:space="preserve">+ getCourses() : const vector&lt;string&gt;&amp;</w:t>
-            </w:r>
-          </w:p>
-        </w:tc>
-      </w:tr>
-      <w:tr>
-        <w:tc>
-          <w:tcPr>
-            <w:tcW w:type="dxa" w:w="9026"/>
-            <w:tcBorders>
-              <w:top w:val="single" w:color="DBEAFE" w:sz="4"/>
-              <w:left w:val="single" w:color="DBEAFE" w:sz="4"/>
-              <w:bottom w:val="single" w:color="DBEAFE" w:sz="4"/>
-              <w:right w:val="single" w:color="DBEAFE" w:sz="4"/>
-            </w:tcBorders>
-            <w:shd w:fill="FFFFFF" w:val="clear"/>
-            <w:tcMar>
-              <w:top w:type="dxa" w:w="70"/>
-              <w:left w:type="dxa" w:w="160"/>
-              <w:bottom w:type="dxa" w:w="70"/>
-              <w:right w:type="dxa" w:w="160"/>
-            </w:tcMar>
-          </w:tcPr>
-          <w:p>
-            <w:pPr>
-              <w:spacing w:before="0" w:after="0"/>
-            </w:pPr>
-            <w:r>
-              <w:rPr>
-                <w:rFonts w:ascii="Courier New" w:cs="Courier New" w:eastAsia="Courier New" w:hAnsi="Courier New"/>
-                <w:b w:val="false"/>
-                <w:bCs w:val="false"/>
-                <w:color w:val="1E293B"/>
-                <w:sz w:val="20"/>
-                <w:szCs w:val="20"/>
-              </w:rPr>
-              <w:t xml:space="preserve">+ setGpa(g: double) : void</w:t>
-            </w:r>
-          </w:p>
-        </w:tc>
-      </w:tr>
-      <w:tr>
-        <w:tc>
-          <w:tcPr>
-            <w:tcW w:type="dxa" w:w="9026"/>
-            <w:tcBorders>
-              <w:top w:val="single" w:color="DBEAFE" w:sz="4"/>
-              <w:left w:val="single" w:color="DBEAFE" w:sz="4"/>
-              <w:bottom w:val="single" w:color="DBEAFE" w:sz="4"/>
-              <w:right w:val="single" w:color="DBEAFE" w:sz="4"/>
-            </w:tcBorders>
-            <w:shd w:fill="FFFFFF" w:val="clear"/>
-            <w:tcMar>
-              <w:top w:type="dxa" w:w="70"/>
-              <w:left w:type="dxa" w:w="160"/>
-              <w:bottom w:type="dxa" w:w="70"/>
-              <w:right w:type="dxa" w:w="160"/>
-            </w:tcMar>
-          </w:tcPr>
-          <w:p>
-            <w:pPr>
-              <w:spacing w:before="0" w:after="0"/>
-            </w:pPr>
-            <w:r>
-              <w:rPr>
-                <w:rFonts w:ascii="Courier New" w:cs="Courier New" w:eastAsia="Courier New" w:hAnsi="Courier New"/>
-                <w:b w:val="false"/>
-                <w:bCs w:val="false"/>
-                <w:color w:val="1E293B"/>
-                <w:sz w:val="20"/>
-                <w:szCs w:val="20"/>
-              </w:rPr>
-              <w:t xml:space="preserve">+ enrollCourse(course: string) : bool</w:t>
-            </w:r>
-          </w:p>
-        </w:tc>
-      </w:tr>
-      <w:tr>
-        <w:tc>
-          <w:tcPr>
-            <w:tcW w:type="dxa" w:w="9026"/>
-            <w:tcBorders>
-              <w:top w:val="single" w:color="DBEAFE" w:sz="4"/>
-              <w:left w:val="single" w:color="DBEAFE" w:sz="4"/>
-              <w:bottom w:val="single" w:color="DBEAFE" w:sz="4"/>
-              <w:right w:val="single" w:color="DBEAFE" w:sz="4"/>
-            </w:tcBorders>
-            <w:shd w:fill="FFFFFF" w:val="clear"/>
-            <w:tcMar>
-              <w:top w:type="dxa" w:w="70"/>
-              <w:left w:type="dxa" w:w="160"/>
-              <w:bottom w:type="dxa" w:w="70"/>
-              <w:right w:type="dxa" w:w="160"/>
-            </w:tcMar>
-          </w:tcPr>
-          <w:p>
-            <w:pPr>
-              <w:spacing w:before="0" w:after="0"/>
-            </w:pPr>
-            <w:r>
-              <w:rPr>
-                <w:rFonts w:ascii="Courier New" w:cs="Courier New" w:eastAsia="Courier New" w:hAnsi="Courier New"/>
-                <w:b w:val="false"/>
-                <w:bCs w:val="false"/>
-                <w:color w:val="1E293B"/>
-                <w:sz w:val="20"/>
-                <w:szCs w:val="20"/>
-              </w:rPr>
-              <w:t xml:space="preserve">+ showCourses() : void</w:t>
-            </w:r>
-          </w:p>
-        </w:tc>
-      </w:tr>
-      <w:tr>
-        <w:tc>
-          <w:tcPr>
-            <w:tcW w:type="dxa" w:w="9026"/>
-            <w:tcBorders>
-              <w:top w:val="single" w:color="DBEAFE" w:sz="4"/>
-              <w:left w:val="single" w:color="DBEAFE" w:sz="4"/>
-              <w:bottom w:val="single" w:color="DBEAFE" w:sz="4"/>
-              <w:right w:val="single" w:color="DBEAFE" w:sz="4"/>
-            </w:tcBorders>
-            <w:shd w:fill="FFFFFF" w:val="clear"/>
-            <w:tcMar>
-              <w:top w:type="dxa" w:w="70"/>
-              <w:left w:type="dxa" w:w="160"/>
-              <w:bottom w:type="dxa" w:w="70"/>
-              <w:right w:type="dxa" w:w="160"/>
-            </w:tcMar>
-          </w:tcPr>
-          <w:p>
-            <w:pPr>
-              <w:spacing w:before="0" w:after="0"/>
-            </w:pPr>
-            <w:r>
-              <w:rPr>
-                <w:rFonts w:ascii="Courier New" w:cs="Courier New" w:eastAsia="Courier New" w:hAnsi="Courier New"/>
-                <w:b w:val="false"/>
-                <w:bCs w:val="false"/>
-                <w:color w:val="1E293B"/>
-                <w:sz w:val="20"/>
-                <w:szCs w:val="20"/>
-              </w:rPr>
-              <w:t xml:space="preserve">+ display() : void  [override]</w:t>
+              <w:t xml:space="preserve">+ display() : void</w:t>
             </w:r>
           </w:p>
         </w:tc>
@@ -1656,7 +1508,7 @@
     <w:p>
       <w:pPr>
         <w:pStyle w:val="Heading2"/>
-        <w:spacing w:before="280" w:after="140"/>
+        <w:spacing w:before="260" w:after="130"/>
       </w:pPr>
       <w:r>
         <w:rPr>
@@ -1667,14 +1519,12 @@
           <w:sz w:val="28"/>
           <w:szCs w:val="28"/>
         </w:rPr>
-        <w:t xml:space="preserve">2.3  كلاس StudentManager  —  مدير النظام</w:t>
+        <w:t xml:space="preserve">2.3  StudentSystem  —  مدير النظام</w:t>
       </w:r>
     </w:p>
     <w:p>
       <w:pPr>
-        <w:bidi/>
-        <w:spacing w:before="0" w:after="140"/>
-        <w:jc w:val="right"/>
+        <w:spacing w:before="0" w:after="130"/>
       </w:pPr>
       <w:r>
         <w:rPr>
@@ -1683,7 +1533,7 @@
           <w:sz w:val="22"/>
           <w:szCs w:val="22"/>
         </w:rPr>
-        <w:t xml:space="preserve">يحتوي على قائمة الطلاب ويُوفّر جميع العمليات المطلوبة من خلال قائمة تفاعلية.</w:t>
+        <w:t xml:space="preserve">يجمع vector&lt;Student&gt; للتخزين و map&lt;int,int&gt; لربط ID بالفهرس لتحقيق البحث والحذف بـ O(log n).</w:t>
       </w:r>
     </w:p>
     <w:p>
@@ -1721,9 +1571,9 @@
             </w:tcBorders>
             <w:shd w:fill="0F172A" w:val="clear"/>
             <w:tcMar>
-              <w:top w:type="dxa" w:w="70"/>
+              <w:top w:type="dxa" w:w="65"/>
               <w:left w:type="dxa" w:w="160"/>
-              <w:bottom w:type="dxa" w:w="70"/>
+              <w:bottom w:type="dxa" w:w="65"/>
               <w:right w:type="dxa" w:w="160"/>
             </w:tcMar>
           </w:tcPr>
@@ -1740,7 +1590,7 @@
                 <w:sz w:val="20"/>
                 <w:szCs w:val="20"/>
               </w:rPr>
-              <w:t xml:space="preserve">StudentManager</w:t>
+              <w:t xml:space="preserve">StudentSystem</w:t>
             </w:r>
           </w:p>
         </w:tc>
@@ -1757,9 +1607,9 @@
             </w:tcBorders>
             <w:shd w:fill="E2E8F0" w:val="clear"/>
             <w:tcMar>
-              <w:top w:type="dxa" w:w="20"/>
+              <w:top w:type="dxa" w:w="18"/>
               <w:left w:type="dxa" w:w="0"/>
-              <w:bottom w:type="dxa" w:w="20"/>
+              <w:bottom w:type="dxa" w:w="18"/>
               <w:right w:type="dxa" w:w="0"/>
             </w:tcMar>
           </w:tcPr>
@@ -1785,9 +1635,9 @@
             </w:tcBorders>
             <w:shd w:fill="F8FAFC" w:val="clear"/>
             <w:tcMar>
-              <w:top w:type="dxa" w:w="70"/>
+              <w:top w:type="dxa" w:w="65"/>
               <w:left w:type="dxa" w:w="160"/>
-              <w:bottom w:type="dxa" w:w="70"/>
+              <w:bottom w:type="dxa" w:w="65"/>
               <w:right w:type="dxa" w:w="160"/>
             </w:tcMar>
           </w:tcPr>
@@ -1804,7 +1654,43 @@
                 <w:sz w:val="20"/>
                 <w:szCs w:val="20"/>
               </w:rPr>
-              <w:t xml:space="preserve">- students : vector&lt;Student&gt;  (private)</w:t>
+              <w:t xml:space="preserve">- students : vector&lt;Student&gt;</w:t>
+            </w:r>
+          </w:p>
+        </w:tc>
+      </w:tr>
+      <w:tr>
+        <w:tc>
+          <w:tcPr>
+            <w:tcW w:type="dxa" w:w="9026"/>
+            <w:tcBorders>
+              <w:top w:val="single" w:color="DBEAFE" w:sz="4"/>
+              <w:left w:val="single" w:color="DBEAFE" w:sz="4"/>
+              <w:bottom w:val="single" w:color="DBEAFE" w:sz="4"/>
+              <w:right w:val="single" w:color="DBEAFE" w:sz="4"/>
+            </w:tcBorders>
+            <w:shd w:fill="F8FAFC" w:val="clear"/>
+            <w:tcMar>
+              <w:top w:type="dxa" w:w="65"/>
+              <w:left w:type="dxa" w:w="160"/>
+              <w:bottom w:type="dxa" w:w="65"/>
+              <w:right w:type="dxa" w:w="160"/>
+            </w:tcMar>
+          </w:tcPr>
+          <w:p>
+            <w:pPr>
+              <w:spacing w:before="0" w:after="0"/>
+            </w:pPr>
+            <w:r>
+              <w:rPr>
+                <w:rFonts w:ascii="Courier New" w:cs="Courier New" w:eastAsia="Courier New" w:hAnsi="Courier New"/>
+                <w:b w:val="false"/>
+                <w:bCs w:val="false"/>
+                <w:color w:val="64748B"/>
+                <w:sz w:val="20"/>
+                <w:szCs w:val="20"/>
+              </w:rPr>
+              <w:t xml:space="preserve">- index    : map&lt;int,int&gt;   // ID -&gt; vector position</w:t>
             </w:r>
           </w:p>
         </w:tc>
@@ -1821,9 +1707,9 @@
             </w:tcBorders>
             <w:shd w:fill="E2E8F0" w:val="clear"/>
             <w:tcMar>
-              <w:top w:type="dxa" w:w="20"/>
+              <w:top w:type="dxa" w:w="18"/>
               <w:left w:type="dxa" w:w="0"/>
-              <w:bottom w:type="dxa" w:w="20"/>
+              <w:bottom w:type="dxa" w:w="18"/>
               <w:right w:type="dxa" w:w="0"/>
             </w:tcMar>
           </w:tcPr>
@@ -1849,9 +1735,9 @@
             </w:tcBorders>
             <w:shd w:fill="FFFFFF" w:val="clear"/>
             <w:tcMar>
-              <w:top w:type="dxa" w:w="70"/>
+              <w:top w:type="dxa" w:w="65"/>
               <w:left w:type="dxa" w:w="160"/>
-              <w:bottom w:type="dxa" w:w="70"/>
+              <w:bottom w:type="dxa" w:w="65"/>
               <w:right w:type="dxa" w:w="160"/>
             </w:tcMar>
           </w:tcPr>
@@ -1868,7 +1754,7 @@
                 <w:sz w:val="20"/>
                 <w:szCs w:val="20"/>
               </w:rPr>
-              <w:t xml:space="preserve">- findIndex(id: int) : int</w:t>
+              <w:t xml:space="preserve">- rebuild()  —  يعيد بناء map بعد الحذف</w:t>
             </w:r>
           </w:p>
         </w:tc>
@@ -1885,9 +1771,9 @@
             </w:tcBorders>
             <w:shd w:fill="FFFFFF" w:val="clear"/>
             <w:tcMar>
-              <w:top w:type="dxa" w:w="70"/>
+              <w:top w:type="dxa" w:w="65"/>
               <w:left w:type="dxa" w:w="160"/>
-              <w:bottom w:type="dxa" w:w="70"/>
+              <w:bottom w:type="dxa" w:w="65"/>
               <w:right w:type="dxa" w:w="160"/>
             </w:tcMar>
           </w:tcPr>
@@ -1904,7 +1790,7 @@
                 <w:sz w:val="20"/>
                 <w:szCs w:val="20"/>
               </w:rPr>
-              <w:t xml:space="preserve">- readInt(prompt) : int  [static]</w:t>
+              <w:t xml:space="preserve">- find(id) : Student*  |  readId() : int  |  readGpa() : double</w:t>
             </w:r>
           </w:p>
         </w:tc>
@@ -1921,9 +1807,9 @@
             </w:tcBorders>
             <w:shd w:fill="FFFFFF" w:val="clear"/>
             <w:tcMar>
-              <w:top w:type="dxa" w:w="70"/>
+              <w:top w:type="dxa" w:w="65"/>
               <w:left w:type="dxa" w:w="160"/>
-              <w:bottom w:type="dxa" w:w="70"/>
+              <w:bottom w:type="dxa" w:w="65"/>
               <w:right w:type="dxa" w:w="160"/>
             </w:tcMar>
           </w:tcPr>
@@ -1940,7 +1826,7 @@
                 <w:sz w:val="20"/>
                 <w:szCs w:val="20"/>
               </w:rPr>
-              <w:t xml:space="preserve">- readDouble(prompt, lo, hi) : double  [static]</w:t>
+              <w:t xml:space="preserve">+ addStudent()  |  removeStudent()  |  searchStudent()</w:t>
             </w:r>
           </w:p>
         </w:tc>
@@ -1957,9 +1843,9 @@
             </w:tcBorders>
             <w:shd w:fill="FFFFFF" w:val="clear"/>
             <w:tcMar>
-              <w:top w:type="dxa" w:w="70"/>
+              <w:top w:type="dxa" w:w="65"/>
               <w:left w:type="dxa" w:w="160"/>
-              <w:bottom w:type="dxa" w:w="70"/>
+              <w:bottom w:type="dxa" w:w="65"/>
               <w:right w:type="dxa" w:w="160"/>
             </w:tcMar>
           </w:tcPr>
@@ -1976,7 +1862,7 @@
                 <w:sz w:val="20"/>
                 <w:szCs w:val="20"/>
               </w:rPr>
-              <w:t xml:space="preserve">- readLine(prompt) : string  [static]</w:t>
+              <w:t xml:space="preserve">+ displayAll()  |  enrollCourse()  |  showCourses()</w:t>
             </w:r>
           </w:p>
         </w:tc>
@@ -1993,9 +1879,9 @@
             </w:tcBorders>
             <w:shd w:fill="FFFFFF" w:val="clear"/>
             <w:tcMar>
-              <w:top w:type="dxa" w:w="70"/>
+              <w:top w:type="dxa" w:w="65"/>
               <w:left w:type="dxa" w:w="160"/>
-              <w:bottom w:type="dxa" w:w="70"/>
+              <w:bottom w:type="dxa" w:w="65"/>
               <w:right w:type="dxa" w:w="160"/>
             </w:tcMar>
           </w:tcPr>
@@ -2012,7 +1898,7 @@
                 <w:sz w:val="20"/>
                 <w:szCs w:val="20"/>
               </w:rPr>
-              <w:t xml:space="preserve">+ addStudent() : void</w:t>
+              <w:t xml:space="preserve">+ sortByGpa()  [uses sort()]</w:t>
             </w:r>
           </w:p>
         </w:tc>
@@ -2029,9 +1915,9 @@
             </w:tcBorders>
             <w:shd w:fill="FFFFFF" w:val="clear"/>
             <w:tcMar>
-              <w:top w:type="dxa" w:w="70"/>
+              <w:top w:type="dxa" w:w="65"/>
               <w:left w:type="dxa" w:w="160"/>
-              <w:bottom w:type="dxa" w:w="70"/>
+              <w:bottom w:type="dxa" w:w="65"/>
               <w:right w:type="dxa" w:w="160"/>
             </w:tcMar>
           </w:tcPr>
@@ -2048,223 +1934,7 @@
                 <w:sz w:val="20"/>
                 <w:szCs w:val="20"/>
               </w:rPr>
-              <w:t xml:space="preserve">+ removeStudent() : void</w:t>
-            </w:r>
-          </w:p>
-        </w:tc>
-      </w:tr>
-      <w:tr>
-        <w:tc>
-          <w:tcPr>
-            <w:tcW w:type="dxa" w:w="9026"/>
-            <w:tcBorders>
-              <w:top w:val="single" w:color="DBEAFE" w:sz="4"/>
-              <w:left w:val="single" w:color="DBEAFE" w:sz="4"/>
-              <w:bottom w:val="single" w:color="DBEAFE" w:sz="4"/>
-              <w:right w:val="single" w:color="DBEAFE" w:sz="4"/>
-            </w:tcBorders>
-            <w:shd w:fill="FFFFFF" w:val="clear"/>
-            <w:tcMar>
-              <w:top w:type="dxa" w:w="70"/>
-              <w:left w:type="dxa" w:w="160"/>
-              <w:bottom w:type="dxa" w:w="70"/>
-              <w:right w:type="dxa" w:w="160"/>
-            </w:tcMar>
-          </w:tcPr>
-          <w:p>
-            <w:pPr>
-              <w:spacing w:before="0" w:after="0"/>
-            </w:pPr>
-            <w:r>
-              <w:rPr>
-                <w:rFonts w:ascii="Courier New" w:cs="Courier New" w:eastAsia="Courier New" w:hAnsi="Courier New"/>
-                <w:b w:val="false"/>
-                <w:bCs w:val="false"/>
-                <w:color w:val="1E293B"/>
-                <w:sz w:val="20"/>
-                <w:szCs w:val="20"/>
-              </w:rPr>
-              <w:t xml:space="preserve">+ searchStudent() : void</w:t>
-            </w:r>
-          </w:p>
-        </w:tc>
-      </w:tr>
-      <w:tr>
-        <w:tc>
-          <w:tcPr>
-            <w:tcW w:type="dxa" w:w="9026"/>
-            <w:tcBorders>
-              <w:top w:val="single" w:color="DBEAFE" w:sz="4"/>
-              <w:left w:val="single" w:color="DBEAFE" w:sz="4"/>
-              <w:bottom w:val="single" w:color="DBEAFE" w:sz="4"/>
-              <w:right w:val="single" w:color="DBEAFE" w:sz="4"/>
-            </w:tcBorders>
-            <w:shd w:fill="FFFFFF" w:val="clear"/>
-            <w:tcMar>
-              <w:top w:type="dxa" w:w="70"/>
-              <w:left w:type="dxa" w:w="160"/>
-              <w:bottom w:type="dxa" w:w="70"/>
-              <w:right w:type="dxa" w:w="160"/>
-            </w:tcMar>
-          </w:tcPr>
-          <w:p>
-            <w:pPr>
-              <w:spacing w:before="0" w:after="0"/>
-            </w:pPr>
-            <w:r>
-              <w:rPr>
-                <w:rFonts w:ascii="Courier New" w:cs="Courier New" w:eastAsia="Courier New" w:hAnsi="Courier New"/>
-                <w:b w:val="false"/>
-                <w:bCs w:val="false"/>
-                <w:color w:val="1E293B"/>
-                <w:sz w:val="20"/>
-                <w:szCs w:val="20"/>
-              </w:rPr>
-              <w:t xml:space="preserve">+ displayAll() : void</w:t>
-            </w:r>
-          </w:p>
-        </w:tc>
-      </w:tr>
-      <w:tr>
-        <w:tc>
-          <w:tcPr>
-            <w:tcW w:type="dxa" w:w="9026"/>
-            <w:tcBorders>
-              <w:top w:val="single" w:color="DBEAFE" w:sz="4"/>
-              <w:left w:val="single" w:color="DBEAFE" w:sz="4"/>
-              <w:bottom w:val="single" w:color="DBEAFE" w:sz="4"/>
-              <w:right w:val="single" w:color="DBEAFE" w:sz="4"/>
-            </w:tcBorders>
-            <w:shd w:fill="FFFFFF" w:val="clear"/>
-            <w:tcMar>
-              <w:top w:type="dxa" w:w="70"/>
-              <w:left w:type="dxa" w:w="160"/>
-              <w:bottom w:type="dxa" w:w="70"/>
-              <w:right w:type="dxa" w:w="160"/>
-            </w:tcMar>
-          </w:tcPr>
-          <w:p>
-            <w:pPr>
-              <w:spacing w:before="0" w:after="0"/>
-            </w:pPr>
-            <w:r>
-              <w:rPr>
-                <w:rFonts w:ascii="Courier New" w:cs="Courier New" w:eastAsia="Courier New" w:hAnsi="Courier New"/>
-                <w:b w:val="false"/>
-                <w:bCs w:val="false"/>
-                <w:color w:val="1E293B"/>
-                <w:sz w:val="20"/>
-                <w:szCs w:val="20"/>
-              </w:rPr>
-              <w:t xml:space="preserve">+ enrollInCourse() : void</w:t>
-            </w:r>
-          </w:p>
-        </w:tc>
-      </w:tr>
-      <w:tr>
-        <w:tc>
-          <w:tcPr>
-            <w:tcW w:type="dxa" w:w="9026"/>
-            <w:tcBorders>
-              <w:top w:val="single" w:color="DBEAFE" w:sz="4"/>
-              <w:left w:val="single" w:color="DBEAFE" w:sz="4"/>
-              <w:bottom w:val="single" w:color="DBEAFE" w:sz="4"/>
-              <w:right w:val="single" w:color="DBEAFE" w:sz="4"/>
-            </w:tcBorders>
-            <w:shd w:fill="FFFFFF" w:val="clear"/>
-            <w:tcMar>
-              <w:top w:type="dxa" w:w="70"/>
-              <w:left w:type="dxa" w:w="160"/>
-              <w:bottom w:type="dxa" w:w="70"/>
-              <w:right w:type="dxa" w:w="160"/>
-            </w:tcMar>
-          </w:tcPr>
-          <w:p>
-            <w:pPr>
-              <w:spacing w:before="0" w:after="0"/>
-            </w:pPr>
-            <w:r>
-              <w:rPr>
-                <w:rFonts w:ascii="Courier New" w:cs="Courier New" w:eastAsia="Courier New" w:hAnsi="Courier New"/>
-                <w:b w:val="false"/>
-                <w:bCs w:val="false"/>
-                <w:color w:val="1E293B"/>
-                <w:sz w:val="20"/>
-                <w:szCs w:val="20"/>
-              </w:rPr>
-              <w:t xml:space="preserve">+ showStudentCourses() : void</w:t>
-            </w:r>
-          </w:p>
-        </w:tc>
-      </w:tr>
-      <w:tr>
-        <w:tc>
-          <w:tcPr>
-            <w:tcW w:type="dxa" w:w="9026"/>
-            <w:tcBorders>
-              <w:top w:val="single" w:color="DBEAFE" w:sz="4"/>
-              <w:left w:val="single" w:color="DBEAFE" w:sz="4"/>
-              <w:bottom w:val="single" w:color="DBEAFE" w:sz="4"/>
-              <w:right w:val="single" w:color="DBEAFE" w:sz="4"/>
-            </w:tcBorders>
-            <w:shd w:fill="FFFFFF" w:val="clear"/>
-            <w:tcMar>
-              <w:top w:type="dxa" w:w="70"/>
-              <w:left w:type="dxa" w:w="160"/>
-              <w:bottom w:type="dxa" w:w="70"/>
-              <w:right w:type="dxa" w:w="160"/>
-            </w:tcMar>
-          </w:tcPr>
-          <w:p>
-            <w:pPr>
-              <w:spacing w:before="0" w:after="0"/>
-            </w:pPr>
-            <w:r>
-              <w:rPr>
-                <w:rFonts w:ascii="Courier New" w:cs="Courier New" w:eastAsia="Courier New" w:hAnsi="Courier New"/>
-                <w:b w:val="false"/>
-                <w:bCs w:val="false"/>
-                <w:color w:val="1E293B"/>
-                <w:sz w:val="20"/>
-                <w:szCs w:val="20"/>
-              </w:rPr>
-              <w:t xml:space="preserve">+ sortByGpa() : void</w:t>
-            </w:r>
-          </w:p>
-        </w:tc>
-      </w:tr>
-      <w:tr>
-        <w:tc>
-          <w:tcPr>
-            <w:tcW w:type="dxa" w:w="9026"/>
-            <w:tcBorders>
-              <w:top w:val="single" w:color="DBEAFE" w:sz="4"/>
-              <w:left w:val="single" w:color="DBEAFE" w:sz="4"/>
-              <w:bottom w:val="single" w:color="DBEAFE" w:sz="4"/>
-              <w:right w:val="single" w:color="DBEAFE" w:sz="4"/>
-            </w:tcBorders>
-            <w:shd w:fill="FFFFFF" w:val="clear"/>
-            <w:tcMar>
-              <w:top w:type="dxa" w:w="70"/>
-              <w:left w:type="dxa" w:w="160"/>
-              <w:bottom w:type="dxa" w:w="70"/>
-              <w:right w:type="dxa" w:w="160"/>
-            </w:tcMar>
-          </w:tcPr>
-          <w:p>
-            <w:pPr>
-              <w:spacing w:before="0" w:after="0"/>
-            </w:pPr>
-            <w:r>
-              <w:rPr>
-                <w:rFonts w:ascii="Courier New" w:cs="Courier New" w:eastAsia="Courier New" w:hAnsi="Courier New"/>
-                <w:b w:val="false"/>
-                <w:bCs w:val="false"/>
-                <w:color w:val="1E293B"/>
-                <w:sz w:val="20"/>
-                <w:szCs w:val="20"/>
-              </w:rPr>
-              <w:t xml:space="preserve">+ run() : void</w:t>
+              <w:t xml:space="preserve">+ countHighGpa()  [uses count_if()]  ★ Bonus</w:t>
             </w:r>
           </w:p>
         </w:tc>
@@ -2272,7 +1942,7 @@
     </w:tbl>
     <w:p>
       <w:pPr>
-        <w:spacing w:before="0" w:after="160"/>
+        <w:spacing w:before="0" w:after="320"/>
       </w:pPr>
       <w:r>
         <w:t xml:space="preserve"/>
@@ -2305,22 +1975,6 @@
     </w:p>
     <w:p>
       <w:pPr>
-        <w:bidi/>
-        <w:spacing w:before="0" w:after="140"/>
-        <w:jc w:val="right"/>
-      </w:pPr>
-      <w:r>
-        <w:rPr>
-          <w:rFonts w:ascii="Arial" w:cs="Arial" w:eastAsia="Arial" w:hAnsi="Arial"/>
-          <w:color w:val="1E293B"/>
-          <w:sz w:val="22"/>
-          <w:szCs w:val="22"/>
-        </w:rPr>
-        <w:t xml:space="preserve">يوضح المخطط التالي العلاقات بين الكلاسات الثلاثة في النظام:</w:t>
-      </w:r>
-    </w:p>
-    <w:p>
-      <w:pPr>
         <w:spacing w:before="0" w:after="160"/>
       </w:pPr>
       <w:r>
@@ -2371,23 +2025,21 @@
                 <w:sz w:val="20"/>
                 <w:szCs w:val="20"/>
               </w:rPr>
-              <w:t xml:space="preserve">┌─────────────────────────┐</w:t>
-            </w:r>
-          </w:p>
-          <w:p>
-            <w:pPr>
-              <w:spacing w:before="0" w:after="0"/>
-            </w:pPr>
-            <w:r>
-              <w:rPr>
-                <w:rFonts w:ascii="Courier New" w:cs="Courier New" w:eastAsia="Courier New" w:hAnsi="Courier New"/>
-                <w:b/>
-                <w:bCs/>
+              <w:t xml:space="preserve">┌─────────────────────────────┐</w:t>
+            </w:r>
+          </w:p>
+          <w:p>
+            <w:pPr>
+              <w:spacing w:before="0" w:after="0"/>
+            </w:pPr>
+            <w:r>
+              <w:rPr>
+                <w:rFonts w:ascii="Courier New" w:cs="Courier New" w:eastAsia="Courier New" w:hAnsi="Courier New"/>
                 <w:color w:val="1B2A4A"/>
                 <w:sz w:val="20"/>
                 <w:szCs w:val="20"/>
               </w:rPr>
-              <w:t xml:space="preserve">│       Person (Base)      │</w:t>
+              <w:t xml:space="preserve">│       Person  (Base)        │</w:t>
             </w:r>
           </w:p>
           <w:p>
@@ -2401,21 +2053,7 @@
                 <w:sz w:val="20"/>
                 <w:szCs w:val="20"/>
               </w:rPr>
-              <w:t xml:space="preserve">├─────────────────────────┤</w:t>
-            </w:r>
-          </w:p>
-          <w:p>
-            <w:pPr>
-              <w:spacing w:before="0" w:after="0"/>
-            </w:pPr>
-            <w:r>
-              <w:rPr>
-                <w:rFonts w:ascii="Courier New" w:cs="Courier New" w:eastAsia="Courier New" w:hAnsi="Courier New"/>
-                <w:color w:val="64748B"/>
-                <w:sz w:val="20"/>
-                <w:szCs w:val="20"/>
-              </w:rPr>
-              <w:t xml:space="preserve">│  # name : string        │</w:t>
+              <w:t xml:space="preserve">├─────────────────────────────┤</w:t>
             </w:r>
           </w:p>
           <w:p>
@@ -2429,35 +2067,7 @@
                 <w:sz w:val="20"/>
                 <w:szCs w:val="20"/>
               </w:rPr>
-              <w:t xml:space="preserve">├─────────────────────────┤</w:t>
-            </w:r>
-          </w:p>
-          <w:p>
-            <w:pPr>
-              <w:spacing w:before="0" w:after="0"/>
-            </w:pPr>
-            <w:r>
-              <w:rPr>
-                <w:rFonts w:ascii="Courier New" w:cs="Courier New" w:eastAsia="Courier New" w:hAnsi="Courier New"/>
-                <w:color w:val="1E293B"/>
-                <w:sz w:val="20"/>
-                <w:szCs w:val="20"/>
-              </w:rPr>
-              <w:t xml:space="preserve">│  + display() virtual    │</w:t>
-            </w:r>
-          </w:p>
-          <w:p>
-            <w:pPr>
-              <w:spacing w:before="0" w:after="0"/>
-            </w:pPr>
-            <w:r>
-              <w:rPr>
-                <w:rFonts w:ascii="Courier New" w:cs="Courier New" w:eastAsia="Courier New" w:hAnsi="Courier New"/>
-                <w:color w:val="1E293B"/>
-                <w:sz w:val="20"/>
-                <w:szCs w:val="20"/>
-              </w:rPr>
-              <w:t xml:space="preserve">│  + ~Person() virtual    │</w:t>
+              <w:t xml:space="preserve">│  # name : string           │</w:t>
             </w:r>
           </w:p>
           <w:p>
@@ -2471,291 +2081,357 @@
                 <w:sz w:val="20"/>
                 <w:szCs w:val="20"/>
               </w:rPr>
-              <w:t xml:space="preserve">└────────────┬────────────┘</w:t>
-            </w:r>
-          </w:p>
-          <w:p>
-            <w:pPr>
-              <w:spacing w:before="0" w:after="0"/>
-            </w:pPr>
-            <w:r>
-              <w:rPr>
-                <w:rFonts w:ascii="Courier New" w:cs="Courier New" w:eastAsia="Courier New" w:hAnsi="Courier New"/>
-                <w:color w:val="2563EB"/>
+              <w:t xml:space="preserve">├─────────────────────────────┤</w:t>
+            </w:r>
+          </w:p>
+          <w:p>
+            <w:pPr>
+              <w:spacing w:before="0" w:after="0"/>
+            </w:pPr>
+            <w:r>
+              <w:rPr>
+                <w:rFonts w:ascii="Courier New" w:cs="Courier New" w:eastAsia="Courier New" w:hAnsi="Courier New"/>
+                <w:color w:val="1B2A4A"/>
                 <w:sz w:val="20"/>
                 <w:szCs w:val="20"/>
               </w:rPr>
-              <w:t xml:space="preserve">             │  inherits (public)</w:t>
-            </w:r>
-          </w:p>
-          <w:p>
-            <w:pPr>
-              <w:spacing w:before="0" w:after="0"/>
-            </w:pPr>
-            <w:r>
-              <w:rPr>
-                <w:rFonts w:ascii="Courier New" w:cs="Courier New" w:eastAsia="Courier New" w:hAnsi="Courier New"/>
-                <w:color w:val="2563EB"/>
+              <w:t xml:space="preserve">│  + getName() : string       │</w:t>
+            </w:r>
+          </w:p>
+          <w:p>
+            <w:pPr>
+              <w:spacing w:before="0" w:after="0"/>
+            </w:pPr>
+            <w:r>
+              <w:rPr>
+                <w:rFonts w:ascii="Courier New" w:cs="Courier New" w:eastAsia="Courier New" w:hAnsi="Courier New"/>
+                <w:color w:val="1B2A4A"/>
                 <w:sz w:val="20"/>
                 <w:szCs w:val="20"/>
               </w:rPr>
-              <w:t xml:space="preserve">             ▼</w:t>
-            </w:r>
-          </w:p>
-          <w:p>
-            <w:pPr>
-              <w:spacing w:before="0" w:after="0"/>
-            </w:pPr>
-            <w:r>
-              <w:rPr>
-                <w:rFonts w:ascii="Courier New" w:cs="Courier New" w:eastAsia="Courier New" w:hAnsi="Courier New"/>
-                <w:color w:val="2563EB"/>
+              <w:t xml:space="preserve">│  + ~Person()  [virtual]    │</w:t>
+            </w:r>
+          </w:p>
+          <w:p>
+            <w:pPr>
+              <w:spacing w:before="0" w:after="0"/>
+            </w:pPr>
+            <w:r>
+              <w:rPr>
+                <w:rFonts w:ascii="Courier New" w:cs="Courier New" w:eastAsia="Courier New" w:hAnsi="Courier New"/>
+                <w:color w:val="1B2A4A"/>
                 <w:sz w:val="20"/>
                 <w:szCs w:val="20"/>
               </w:rPr>
-              <w:t xml:space="preserve">┌─────────────────────────┐</w:t>
-            </w:r>
-          </w:p>
-          <w:p>
-            <w:pPr>
-              <w:spacing w:before="0" w:after="0"/>
-            </w:pPr>
-            <w:r>
-              <w:rPr>
-                <w:rFonts w:ascii="Courier New" w:cs="Courier New" w:eastAsia="Courier New" w:hAnsi="Courier New"/>
-                <w:b/>
-                <w:bCs/>
-                <w:color w:val="2563EB"/>
+              <w:t xml:space="preserve">└──────────────┬──────────────┘</w:t>
+            </w:r>
+          </w:p>
+          <w:p>
+            <w:pPr>
+              <w:spacing w:before="0" w:after="0"/>
+            </w:pPr>
+            <w:r>
+              <w:rPr>
+                <w:rFonts w:ascii="Courier New" w:cs="Courier New" w:eastAsia="Courier New" w:hAnsi="Courier New"/>
+                <w:color w:val="1B2A4A"/>
                 <w:sz w:val="20"/>
                 <w:szCs w:val="20"/>
               </w:rPr>
-              <w:t xml:space="preserve">│    Student (Derived)     │</w:t>
-            </w:r>
-          </w:p>
-          <w:p>
-            <w:pPr>
-              <w:spacing w:before="0" w:after="0"/>
-            </w:pPr>
-            <w:r>
-              <w:rPr>
-                <w:rFonts w:ascii="Courier New" w:cs="Courier New" w:eastAsia="Courier New" w:hAnsi="Courier New"/>
-                <w:color w:val="2563EB"/>
+              <w:t xml:space="preserve">               │  public inheritance</w:t>
+            </w:r>
+          </w:p>
+          <w:p>
+            <w:pPr>
+              <w:spacing w:before="0" w:after="0"/>
+            </w:pPr>
+            <w:r>
+              <w:rPr>
+                <w:rFonts w:ascii="Courier New" w:cs="Courier New" w:eastAsia="Courier New" w:hAnsi="Courier New"/>
+                <w:color w:val="1B2A4A"/>
                 <w:sz w:val="20"/>
                 <w:szCs w:val="20"/>
               </w:rPr>
-              <w:t xml:space="preserve">├─────────────────────────┤</w:t>
-            </w:r>
-          </w:p>
-          <w:p>
-            <w:pPr>
-              <w:spacing w:before="0" w:after="0"/>
-            </w:pPr>
-            <w:r>
-              <w:rPr>
-                <w:rFonts w:ascii="Courier New" w:cs="Courier New" w:eastAsia="Courier New" w:hAnsi="Courier New"/>
-                <w:color w:val="64748B"/>
+              <w:t xml:space="preserve">               ▼</w:t>
+            </w:r>
+          </w:p>
+          <w:p>
+            <w:pPr>
+              <w:spacing w:before="0" w:after="0"/>
+            </w:pPr>
+            <w:r>
+              <w:rPr>
+                <w:rFonts w:ascii="Courier New" w:cs="Courier New" w:eastAsia="Courier New" w:hAnsi="Courier New"/>
+                <w:color w:val="1B2A4A"/>
                 <w:sz w:val="20"/>
                 <w:szCs w:val="20"/>
               </w:rPr>
-              <w:t xml:space="preserve">│  - id : int             │</w:t>
-            </w:r>
-          </w:p>
-          <w:p>
-            <w:pPr>
-              <w:spacing w:before="0" w:after="0"/>
-            </w:pPr>
-            <w:r>
-              <w:rPr>
-                <w:rFonts w:ascii="Courier New" w:cs="Courier New" w:eastAsia="Courier New" w:hAnsi="Courier New"/>
-                <w:color w:val="64748B"/>
+              <w:t xml:space="preserve">┌─────────────────────────────┐</w:t>
+            </w:r>
+          </w:p>
+          <w:p>
+            <w:pPr>
+              <w:spacing w:before="0" w:after="0"/>
+            </w:pPr>
+            <w:r>
+              <w:rPr>
+                <w:rFonts w:ascii="Courier New" w:cs="Courier New" w:eastAsia="Courier New" w:hAnsi="Courier New"/>
+                <w:color w:val="1B2A4A"/>
                 <w:sz w:val="20"/>
                 <w:szCs w:val="20"/>
               </w:rPr>
-              <w:t xml:space="preserve">│  - gpa : double         │</w:t>
-            </w:r>
-          </w:p>
-          <w:p>
-            <w:pPr>
-              <w:spacing w:before="0" w:after="0"/>
-            </w:pPr>
-            <w:r>
-              <w:rPr>
-                <w:rFonts w:ascii="Courier New" w:cs="Courier New" w:eastAsia="Courier New" w:hAnsi="Courier New"/>
-                <w:color w:val="64748B"/>
+              <w:t xml:space="preserve">│     Student  (Derived)      │</w:t>
+            </w:r>
+          </w:p>
+          <w:p>
+            <w:pPr>
+              <w:spacing w:before="0" w:after="0"/>
+            </w:pPr>
+            <w:r>
+              <w:rPr>
+                <w:rFonts w:ascii="Courier New" w:cs="Courier New" w:eastAsia="Courier New" w:hAnsi="Courier New"/>
+                <w:color w:val="1B2A4A"/>
                 <w:sz w:val="20"/>
                 <w:szCs w:val="20"/>
               </w:rPr>
-              <w:t xml:space="preserve">│  - courses:vector&lt;str&gt;  │</w:t>
-            </w:r>
-          </w:p>
-          <w:p>
-            <w:pPr>
-              <w:spacing w:before="0" w:after="0"/>
-            </w:pPr>
-            <w:r>
-              <w:rPr>
-                <w:rFonts w:ascii="Courier New" w:cs="Courier New" w:eastAsia="Courier New" w:hAnsi="Courier New"/>
-                <w:color w:val="2563EB"/>
+              <w:t xml:space="preserve">├─────────────────────────────┤</w:t>
+            </w:r>
+          </w:p>
+          <w:p>
+            <w:pPr>
+              <w:spacing w:before="0" w:after="0"/>
+            </w:pPr>
+            <w:r>
+              <w:rPr>
+                <w:rFonts w:ascii="Courier New" w:cs="Courier New" w:eastAsia="Courier New" w:hAnsi="Courier New"/>
+                <w:color w:val="1B2A4A"/>
                 <w:sz w:val="20"/>
                 <w:szCs w:val="20"/>
               </w:rPr>
-              <w:t xml:space="preserve">├─────────────────────────┤</w:t>
-            </w:r>
-          </w:p>
-          <w:p>
-            <w:pPr>
-              <w:spacing w:before="0" w:after="0"/>
-            </w:pPr>
-            <w:r>
-              <w:rPr>
-                <w:rFonts w:ascii="Courier New" w:cs="Courier New" w:eastAsia="Courier New" w:hAnsi="Courier New"/>
-                <w:color w:val="1E293B"/>
+              <w:t xml:space="preserve">│  - id       : int          │</w:t>
+            </w:r>
+          </w:p>
+          <w:p>
+            <w:pPr>
+              <w:spacing w:before="0" w:after="0"/>
+            </w:pPr>
+            <w:r>
+              <w:rPr>
+                <w:rFonts w:ascii="Courier New" w:cs="Courier New" w:eastAsia="Courier New" w:hAnsi="Courier New"/>
+                <w:color w:val="1B2A4A"/>
                 <w:sz w:val="20"/>
                 <w:szCs w:val="20"/>
               </w:rPr>
-              <w:t xml:space="preserve">│  + enrollCourse()       │</w:t>
-            </w:r>
-          </w:p>
-          <w:p>
-            <w:pPr>
-              <w:spacing w:before="0" w:after="0"/>
-            </w:pPr>
-            <w:r>
-              <w:rPr>
-                <w:rFonts w:ascii="Courier New" w:cs="Courier New" w:eastAsia="Courier New" w:hAnsi="Courier New"/>
-                <w:color w:val="1E293B"/>
+              <w:t xml:space="preserve">│  - gpa      : double       │</w:t>
+            </w:r>
+          </w:p>
+          <w:p>
+            <w:pPr>
+              <w:spacing w:before="0" w:after="0"/>
+            </w:pPr>
+            <w:r>
+              <w:rPr>
+                <w:rFonts w:ascii="Courier New" w:cs="Courier New" w:eastAsia="Courier New" w:hAnsi="Courier New"/>
+                <w:color w:val="1B2A4A"/>
                 <w:sz w:val="20"/>
                 <w:szCs w:val="20"/>
               </w:rPr>
-              <w:t xml:space="preserve">│  + display() override   │</w:t>
-            </w:r>
-          </w:p>
-          <w:p>
-            <w:pPr>
-              <w:spacing w:before="0" w:after="0"/>
-            </w:pPr>
-            <w:r>
-              <w:rPr>
-                <w:rFonts w:ascii="Courier New" w:cs="Courier New" w:eastAsia="Courier New" w:hAnsi="Courier New"/>
-                <w:color w:val="2563EB"/>
+              <w:t xml:space="preserve">│  - courses  : set&lt;string&gt;  │</w:t>
+            </w:r>
+          </w:p>
+          <w:p>
+            <w:pPr>
+              <w:spacing w:before="0" w:after="0"/>
+            </w:pPr>
+            <w:r>
+              <w:rPr>
+                <w:rFonts w:ascii="Courier New" w:cs="Courier New" w:eastAsia="Courier New" w:hAnsi="Courier New"/>
+                <w:color w:val="1B2A4A"/>
                 <w:sz w:val="20"/>
                 <w:szCs w:val="20"/>
               </w:rPr>
-              <w:t xml:space="preserve">└─────────────────────────┘</w:t>
-            </w:r>
-          </w:p>
-          <w:p>
-            <w:pPr>
-              <w:spacing w:before="40" w:after="0"/>
-            </w:pPr>
-            <w:r>
-              <w:rPr>
-                <w:rFonts w:ascii="Courier New" w:cs="Courier New" w:eastAsia="Courier New" w:hAnsi="Courier New"/>
-                <w:color w:val="64748B"/>
-                <w:sz w:val="18"/>
-                <w:szCs w:val="18"/>
-              </w:rPr>
-              <w:t xml:space="preserve">             uses</w:t>
-            </w:r>
-          </w:p>
-          <w:p>
-            <w:pPr>
-              <w:spacing w:before="0" w:after="0"/>
-            </w:pPr>
-            <w:r>
-              <w:rPr>
-                <w:rFonts w:ascii="Courier New" w:cs="Courier New" w:eastAsia="Courier New" w:hAnsi="Courier New"/>
-                <w:color w:val="0F172A"/>
+              <w:t xml:space="preserve">├─────────────────────────────┤</w:t>
+            </w:r>
+          </w:p>
+          <w:p>
+            <w:pPr>
+              <w:spacing w:before="0" w:after="0"/>
+            </w:pPr>
+            <w:r>
+              <w:rPr>
+                <w:rFonts w:ascii="Courier New" w:cs="Courier New" w:eastAsia="Courier New" w:hAnsi="Courier New"/>
+                <w:color w:val="1B2A4A"/>
                 <w:sz w:val="20"/>
                 <w:szCs w:val="20"/>
               </w:rPr>
-              <w:t xml:space="preserve">┌─────────────────────────┐</w:t>
-            </w:r>
-          </w:p>
-          <w:p>
-            <w:pPr>
-              <w:spacing w:before="0" w:after="0"/>
-            </w:pPr>
-            <w:r>
-              <w:rPr>
-                <w:rFonts w:ascii="Courier New" w:cs="Courier New" w:eastAsia="Courier New" w:hAnsi="Courier New"/>
-                <w:b/>
-                <w:bCs/>
-                <w:color w:val="0F172A"/>
+              <w:t xml:space="preserve">│  + enrollCourse() : bool   │</w:t>
+            </w:r>
+          </w:p>
+          <w:p>
+            <w:pPr>
+              <w:spacing w:before="0" w:after="0"/>
+            </w:pPr>
+            <w:r>
+              <w:rPr>
+                <w:rFonts w:ascii="Courier New" w:cs="Courier New" w:eastAsia="Courier New" w:hAnsi="Courier New"/>
+                <w:color w:val="1B2A4A"/>
                 <w:sz w:val="20"/>
                 <w:szCs w:val="20"/>
               </w:rPr>
-              <w:t xml:space="preserve">│    StudentManager        │</w:t>
-            </w:r>
-          </w:p>
-          <w:p>
-            <w:pPr>
-              <w:spacing w:before="0" w:after="0"/>
-            </w:pPr>
-            <w:r>
-              <w:rPr>
-                <w:rFonts w:ascii="Courier New" w:cs="Courier New" w:eastAsia="Courier New" w:hAnsi="Courier New"/>
-                <w:color w:val="0F172A"/>
+              <w:t xml:space="preserve">│  + display()      : void   │</w:t>
+            </w:r>
+          </w:p>
+          <w:p>
+            <w:pPr>
+              <w:spacing w:before="0" w:after="0"/>
+            </w:pPr>
+            <w:r>
+              <w:rPr>
+                <w:rFonts w:ascii="Courier New" w:cs="Courier New" w:eastAsia="Courier New" w:hAnsi="Courier New"/>
+                <w:color w:val="1B2A4A"/>
                 <w:sz w:val="20"/>
                 <w:szCs w:val="20"/>
               </w:rPr>
-              <w:t xml:space="preserve">├─────────────────────────┤</w:t>
-            </w:r>
-          </w:p>
-          <w:p>
-            <w:pPr>
-              <w:spacing w:before="0" w:after="0"/>
-            </w:pPr>
-            <w:r>
-              <w:rPr>
-                <w:rFonts w:ascii="Courier New" w:cs="Courier New" w:eastAsia="Courier New" w:hAnsi="Courier New"/>
-                <w:color w:val="64748B"/>
+              <w:t xml:space="preserve">└─────────────────────────────┘</w:t>
+            </w:r>
+          </w:p>
+          <w:p>
+            <w:pPr>
+              <w:spacing w:before="0" w:after="0"/>
+            </w:pPr>
+            <w:r>
+              <w:rPr>
+                <w:rFonts w:ascii="Courier New" w:cs="Courier New" w:eastAsia="Courier New" w:hAnsi="Courier New"/>
+                <w:color w:val="1B2A4A"/>
                 <w:sz w:val="20"/>
                 <w:szCs w:val="20"/>
               </w:rPr>
-              <w:t xml:space="preserve">│  - students:vector&lt;Stu&gt; │</w:t>
-            </w:r>
-          </w:p>
-          <w:p>
-            <w:pPr>
-              <w:spacing w:before="0" w:after="0"/>
-            </w:pPr>
-            <w:r>
-              <w:rPr>
-                <w:rFonts w:ascii="Courier New" w:cs="Courier New" w:eastAsia="Courier New" w:hAnsi="Courier New"/>
-                <w:color w:val="0F172A"/>
+              <w:t xml:space="preserve">               uses</w:t>
+            </w:r>
+          </w:p>
+          <w:p>
+            <w:pPr>
+              <w:spacing w:before="0" w:after="0"/>
+            </w:pPr>
+            <w:r>
+              <w:rPr>
+                <w:rFonts w:ascii="Courier New" w:cs="Courier New" w:eastAsia="Courier New" w:hAnsi="Courier New"/>
+                <w:color w:val="1B2A4A"/>
                 <w:sz w:val="20"/>
                 <w:szCs w:val="20"/>
               </w:rPr>
-              <w:t xml:space="preserve">├─────────────────────────┤</w:t>
-            </w:r>
-          </w:p>
-          <w:p>
-            <w:pPr>
-              <w:spacing w:before="0" w:after="0"/>
-            </w:pPr>
-            <w:r>
-              <w:rPr>
-                <w:rFonts w:ascii="Courier New" w:cs="Courier New" w:eastAsia="Courier New" w:hAnsi="Courier New"/>
-                <w:color w:val="1E293B"/>
+              <w:t xml:space="preserve">┌─────────────────────────────┐</w:t>
+            </w:r>
+          </w:p>
+          <w:p>
+            <w:pPr>
+              <w:spacing w:before="0" w:after="0"/>
+            </w:pPr>
+            <w:r>
+              <w:rPr>
+                <w:rFonts w:ascii="Courier New" w:cs="Courier New" w:eastAsia="Courier New" w:hAnsi="Courier New"/>
+                <w:color w:val="1B2A4A"/>
                 <w:sz w:val="20"/>
                 <w:szCs w:val="20"/>
               </w:rPr>
-              <w:t xml:space="preserve">│  + run()                │</w:t>
-            </w:r>
-          </w:p>
-          <w:p>
-            <w:pPr>
-              <w:spacing w:before="0" w:after="0"/>
-            </w:pPr>
-            <w:r>
-              <w:rPr>
-                <w:rFonts w:ascii="Courier New" w:cs="Courier New" w:eastAsia="Courier New" w:hAnsi="Courier New"/>
-                <w:color w:val="0F172A"/>
+              <w:t xml:space="preserve">│       StudentSystem         │</w:t>
+            </w:r>
+          </w:p>
+          <w:p>
+            <w:pPr>
+              <w:spacing w:before="0" w:after="0"/>
+            </w:pPr>
+            <w:r>
+              <w:rPr>
+                <w:rFonts w:ascii="Courier New" w:cs="Courier New" w:eastAsia="Courier New" w:hAnsi="Courier New"/>
+                <w:color w:val="1B2A4A"/>
                 <w:sz w:val="20"/>
                 <w:szCs w:val="20"/>
               </w:rPr>
-              <w:t xml:space="preserve">└─────────────────────────┘</w:t>
+              <w:t xml:space="preserve">├─────────────────────────────┤</w:t>
+            </w:r>
+          </w:p>
+          <w:p>
+            <w:pPr>
+              <w:spacing w:before="0" w:after="0"/>
+            </w:pPr>
+            <w:r>
+              <w:rPr>
+                <w:rFonts w:ascii="Courier New" w:cs="Courier New" w:eastAsia="Courier New" w:hAnsi="Courier New"/>
+                <w:color w:val="1B2A4A"/>
+                <w:sz w:val="20"/>
+                <w:szCs w:val="20"/>
+              </w:rPr>
+              <w:t xml:space="preserve">│  - students : vector&lt;Stu&gt;  │</w:t>
+            </w:r>
+          </w:p>
+          <w:p>
+            <w:pPr>
+              <w:spacing w:before="0" w:after="0"/>
+            </w:pPr>
+            <w:r>
+              <w:rPr>
+                <w:rFonts w:ascii="Courier New" w:cs="Courier New" w:eastAsia="Courier New" w:hAnsi="Courier New"/>
+                <w:color w:val="1B2A4A"/>
+                <w:sz w:val="20"/>
+                <w:szCs w:val="20"/>
+              </w:rPr>
+              <w:t xml:space="preserve">│  - index    : map&lt;int,int&gt; │</w:t>
+            </w:r>
+          </w:p>
+          <w:p>
+            <w:pPr>
+              <w:spacing w:before="0" w:after="0"/>
+            </w:pPr>
+            <w:r>
+              <w:rPr>
+                <w:rFonts w:ascii="Courier New" w:cs="Courier New" w:eastAsia="Courier New" w:hAnsi="Courier New"/>
+                <w:color w:val="1B2A4A"/>
+                <w:sz w:val="20"/>
+                <w:szCs w:val="20"/>
+              </w:rPr>
+              <w:t xml:space="preserve">├─────────────────────────────┤</w:t>
+            </w:r>
+          </w:p>
+          <w:p>
+            <w:pPr>
+              <w:spacing w:before="0" w:after="0"/>
+            </w:pPr>
+            <w:r>
+              <w:rPr>
+                <w:rFonts w:ascii="Courier New" w:cs="Courier New" w:eastAsia="Courier New" w:hAnsi="Courier New"/>
+                <w:color w:val="1B2A4A"/>
+                <w:sz w:val="20"/>
+                <w:szCs w:val="20"/>
+              </w:rPr>
+              <w:t xml:space="preserve">│  + sort()  find_if()       │</w:t>
+            </w:r>
+          </w:p>
+          <w:p>
+            <w:pPr>
+              <w:spacing w:before="0" w:after="0"/>
+            </w:pPr>
+            <w:r>
+              <w:rPr>
+                <w:rFonts w:ascii="Courier New" w:cs="Courier New" w:eastAsia="Courier New" w:hAnsi="Courier New"/>
+                <w:color w:val="1B2A4A"/>
+                <w:sz w:val="20"/>
+                <w:szCs w:val="20"/>
+              </w:rPr>
+              <w:t xml:space="preserve">│  + count_if()  [Bonus]     │</w:t>
+            </w:r>
+          </w:p>
+          <w:p>
+            <w:pPr>
+              <w:spacing w:before="0" w:after="0"/>
+            </w:pPr>
+            <w:r>
+              <w:rPr>
+                <w:rFonts w:ascii="Courier New" w:cs="Courier New" w:eastAsia="Courier New" w:hAnsi="Courier New"/>
+                <w:color w:val="1B2A4A"/>
+                <w:sz w:val="20"/>
+                <w:szCs w:val="20"/>
+              </w:rPr>
+              <w:t xml:space="preserve">└─────────────────────────────┘</w:t>
             </w:r>
           </w:p>
         </w:tc>
@@ -2805,7 +2481,7 @@
     <w:p>
       <w:pPr>
         <w:pStyle w:val="Heading2"/>
-        <w:spacing w:before="280" w:after="140"/>
+        <w:spacing w:before="260" w:after="130"/>
       </w:pPr>
       <w:r>
         <w:rPr>
@@ -2821,9 +2497,7 @@
     </w:p>
     <w:p>
       <w:pPr>
-        <w:bidi/>
-        <w:spacing w:before="0" w:after="140"/>
-        <w:jc w:val="right"/>
+        <w:spacing w:before="0" w:after="130"/>
       </w:pPr>
       <w:r>
         <w:rPr>
@@ -2832,7 +2506,7 @@
           <w:sz w:val="22"/>
           <w:szCs w:val="22"/>
         </w:rPr>
-        <w:t xml:space="preserve">تُستخدَم داخل StudentManager لتخزين جميع الطلاب المسجّلين في النظام. تدعم الإضافة الديناميكية والوصول بالفهرس والتكرار.</w:t>
+        <w:t xml:space="preserve">تُخزّن جميع الطلاب بالترتيب وتدعم الإضافة الديناميكية.</w:t>
       </w:r>
     </w:p>
     <w:tbl>
@@ -2846,10 +2520,6 @@
           <w:insideH w:val="single" w:color="auto" w:sz="4"/>
           <w:insideV w:val="single" w:color="auto" w:sz="4"/>
         </w:tblBorders>
-        <w:tblCellMar>
-          <w:top w:type="dxa" w:w="100"/>
-          <w:bottom w:type="dxa" w:w="100"/>
-        </w:tblCellMar>
       </w:tblPr>
       <w:tblGrid>
         <w:gridCol w:w="9026"/>
@@ -2866,9 +2536,9 @@
             </w:tcBorders>
             <w:shd w:fill="1E293B" w:val="clear"/>
             <w:tcMar>
-              <w:top w:type="dxa" w:w="60"/>
+              <w:top w:type="dxa" w:w="55"/>
               <w:left w:type="dxa" w:w="200"/>
-              <w:bottom w:type="dxa" w:w="60"/>
+              <w:bottom w:type="dxa" w:w="55"/>
               <w:right w:type="dxa" w:w="200"/>
             </w:tcMar>
           </w:tcPr>
@@ -2883,7 +2553,7 @@
                 <w:sz w:val="18"/>
                 <w:szCs w:val="18"/>
               </w:rPr>
-              <w:t xml:space="preserve">// في كلاس StudentManager</w:t>
+              <w:t xml:space="preserve">vector&lt;Student&gt; students;</w:t>
             </w:r>
           </w:p>
         </w:tc>
@@ -2900,9 +2570,9 @@
             </w:tcBorders>
             <w:shd w:fill="1E293B" w:val="clear"/>
             <w:tcMar>
-              <w:top w:type="dxa" w:w="60"/>
+              <w:top w:type="dxa" w:w="55"/>
               <w:left w:type="dxa" w:w="200"/>
-              <w:bottom w:type="dxa" w:w="60"/>
+              <w:bottom w:type="dxa" w:w="55"/>
               <w:right w:type="dxa" w:w="200"/>
             </w:tcMar>
           </w:tcPr>
@@ -2917,7 +2587,7 @@
                 <w:sz w:val="18"/>
                 <w:szCs w:val="18"/>
               </w:rPr>
-              <w:t xml:space="preserve">vector&lt;Student&gt; students;</w:t>
+              <w:t xml:space="preserve">students.emplace_back(id, name, gpa);</w:t>
             </w:r>
           </w:p>
         </w:tc>
@@ -2934,9 +2604,9 @@
             </w:tcBorders>
             <w:shd w:fill="1E293B" w:val="clear"/>
             <w:tcMar>
-              <w:top w:type="dxa" w:w="60"/>
+              <w:top w:type="dxa" w:w="55"/>
               <w:left w:type="dxa" w:w="200"/>
-              <w:bottom w:type="dxa" w:w="60"/>
+              <w:bottom w:type="dxa" w:w="55"/>
               <w:right w:type="dxa" w:w="200"/>
             </w:tcMar>
           </w:tcPr>
@@ -2951,75 +2621,7 @@
                 <w:sz w:val="18"/>
                 <w:szCs w:val="18"/>
               </w:rPr>
-              <w:t xml:space="preserve"> </w:t>
-            </w:r>
-          </w:p>
-        </w:tc>
-      </w:tr>
-      <w:tr>
-        <w:tc>
-          <w:tcPr>
-            <w:tcW w:type="dxa" w:w="9026"/>
-            <w:tcBorders>
-              <w:top w:val="none" w:color="FFFFFF" w:sz="0"/>
-              <w:left w:val="none" w:color="FFFFFF" w:sz="0"/>
-              <w:bottom w:val="none" w:color="FFFFFF" w:sz="0"/>
-              <w:right w:val="none" w:color="FFFFFF" w:sz="0"/>
-            </w:tcBorders>
-            <w:shd w:fill="1E293B" w:val="clear"/>
-            <w:tcMar>
-              <w:top w:type="dxa" w:w="60"/>
-              <w:left w:type="dxa" w:w="200"/>
-              <w:bottom w:type="dxa" w:w="60"/>
-              <w:right w:type="dxa" w:w="200"/>
-            </w:tcMar>
-          </w:tcPr>
-          <w:p>
-            <w:pPr>
-              <w:spacing w:before="0" w:after="0"/>
-            </w:pPr>
-            <w:r>
-              <w:rPr>
-                <w:rFonts w:ascii="Courier New" w:cs="Courier New" w:eastAsia="Courier New" w:hAnsi="Courier New"/>
-                <w:color w:val="E2E8F0"/>
-                <w:sz w:val="18"/>
-                <w:szCs w:val="18"/>
-              </w:rPr>
-              <w:t xml:space="preserve">// إضافة طالب جديد</w:t>
-            </w:r>
-          </w:p>
-        </w:tc>
-      </w:tr>
-      <w:tr>
-        <w:tc>
-          <w:tcPr>
-            <w:tcW w:type="dxa" w:w="9026"/>
-            <w:tcBorders>
-              <w:top w:val="none" w:color="FFFFFF" w:sz="0"/>
-              <w:left w:val="none" w:color="FFFFFF" w:sz="0"/>
-              <w:bottom w:val="none" w:color="FFFFFF" w:sz="0"/>
-              <w:right w:val="none" w:color="FFFFFF" w:sz="0"/>
-            </w:tcBorders>
-            <w:shd w:fill="1E293B" w:val="clear"/>
-            <w:tcMar>
-              <w:top w:type="dxa" w:w="60"/>
-              <w:left w:type="dxa" w:w="200"/>
-              <w:bottom w:type="dxa" w:w="60"/>
-              <w:right w:type="dxa" w:w="200"/>
-            </w:tcMar>
-          </w:tcPr>
-          <w:p>
-            <w:pPr>
-              <w:spacing w:before="0" w:after="0"/>
-            </w:pPr>
-            <w:r>
-              <w:rPr>
-                <w:rFonts w:ascii="Courier New" w:cs="Courier New" w:eastAsia="Courier New" w:hAnsi="Courier New"/>
-                <w:color w:val="E2E8F0"/>
-                <w:sz w:val="18"/>
-                <w:szCs w:val="18"/>
-              </w:rPr>
-              <w:t xml:space="preserve">students.push_back(Student(id, name, gpa));</w:t>
+              <w:t xml:space="preserve">index[id] = (int)students.size() - 1;</w:t>
             </w:r>
           </w:p>
         </w:tc>
@@ -3036,7 +2638,7 @@
     <w:p>
       <w:pPr>
         <w:pStyle w:val="Heading2"/>
-        <w:spacing w:before="280" w:after="140"/>
+        <w:spacing w:before="260" w:after="130"/>
       </w:pPr>
       <w:r>
         <w:rPr>
@@ -3047,14 +2649,12 @@
           <w:sz w:val="28"/>
           <w:szCs w:val="28"/>
         </w:rPr>
-        <w:t xml:space="preserve">4.2  الحاوية الثانية: vector&lt;string&gt;</w:t>
+        <w:t xml:space="preserve">4.2  الحاوية الثانية: map&lt;int,int&gt;</w:t>
       </w:r>
     </w:p>
     <w:p>
       <w:pPr>
-        <w:bidi/>
-        <w:spacing w:before="0" w:after="140"/>
-        <w:jc w:val="right"/>
+        <w:spacing w:before="0" w:after="130"/>
       </w:pPr>
       <w:r>
         <w:rPr>
@@ -3063,7 +2663,7 @@
           <w:sz w:val="22"/>
           <w:szCs w:val="22"/>
         </w:rPr>
-        <w:t xml:space="preserve">تُستخدَم داخل كلاس Student لتخزين المقررات المسجّل فيها الطالب. يتم التحقق يدوياً من التكرار قبل الإضافة لتجنب تسجيل نفس المقرر مرتين.</w:t>
+        <w:t xml:space="preserve">تربط كل ID بفهرسه في الـ vector لتحقيق البحث والحذف بـ O(log n). تُعاد بناؤها بعد كل حذف عبر rebuild().</w:t>
       </w:r>
     </w:p>
     <w:tbl>
@@ -3077,10 +2677,6 @@
           <w:insideH w:val="single" w:color="auto" w:sz="4"/>
           <w:insideV w:val="single" w:color="auto" w:sz="4"/>
         </w:tblBorders>
-        <w:tblCellMar>
-          <w:top w:type="dxa" w:w="100"/>
-          <w:bottom w:type="dxa" w:w="100"/>
-        </w:tblCellMar>
       </w:tblPr>
       <w:tblGrid>
         <w:gridCol w:w="9026"/>
@@ -3097,9 +2693,9 @@
             </w:tcBorders>
             <w:shd w:fill="1E293B" w:val="clear"/>
             <w:tcMar>
-              <w:top w:type="dxa" w:w="60"/>
+              <w:top w:type="dxa" w:w="55"/>
               <w:left w:type="dxa" w:w="200"/>
-              <w:bottom w:type="dxa" w:w="60"/>
+              <w:bottom w:type="dxa" w:w="55"/>
               <w:right w:type="dxa" w:w="200"/>
             </w:tcMar>
           </w:tcPr>
@@ -3114,7 +2710,7 @@
                 <w:sz w:val="18"/>
                 <w:szCs w:val="18"/>
               </w:rPr>
-              <w:t xml:space="preserve">// في كلاس Student</w:t>
+              <w:t xml:space="preserve">map&lt;int,int&gt; index;  // key=ID, value=position</w:t>
             </w:r>
           </w:p>
         </w:tc>
@@ -3131,9 +2727,9 @@
             </w:tcBorders>
             <w:shd w:fill="1E293B" w:val="clear"/>
             <w:tcMar>
-              <w:top w:type="dxa" w:w="60"/>
+              <w:top w:type="dxa" w:w="55"/>
               <w:left w:type="dxa" w:w="200"/>
-              <w:bottom w:type="dxa" w:w="60"/>
+              <w:bottom w:type="dxa" w:w="55"/>
               <w:right w:type="dxa" w:w="200"/>
             </w:tcMar>
           </w:tcPr>
@@ -3148,7 +2744,7 @@
                 <w:sz w:val="18"/>
                 <w:szCs w:val="18"/>
               </w:rPr>
-              <w:t xml:space="preserve">vector&lt;string&gt; courses;</w:t>
+              <w:t xml:space="preserve"> </w:t>
             </w:r>
           </w:p>
         </w:tc>
@@ -3165,9 +2761,9 @@
             </w:tcBorders>
             <w:shd w:fill="1E293B" w:val="clear"/>
             <w:tcMar>
-              <w:top w:type="dxa" w:w="60"/>
+              <w:top w:type="dxa" w:w="55"/>
               <w:left w:type="dxa" w:w="200"/>
-              <w:bottom w:type="dxa" w:w="60"/>
+              <w:bottom w:type="dxa" w:w="55"/>
               <w:right w:type="dxa" w:w="200"/>
             </w:tcMar>
           </w:tcPr>
@@ -3182,7 +2778,7 @@
                 <w:sz w:val="18"/>
                 <w:szCs w:val="18"/>
               </w:rPr>
-              <w:t xml:space="preserve"> </w:t>
+              <w:t xml:space="preserve">void rebuild() {</w:t>
             </w:r>
           </w:p>
         </w:tc>
@@ -3199,9 +2795,9 @@
             </w:tcBorders>
             <w:shd w:fill="1E293B" w:val="clear"/>
             <w:tcMar>
-              <w:top w:type="dxa" w:w="60"/>
+              <w:top w:type="dxa" w:w="55"/>
               <w:left w:type="dxa" w:w="200"/>
-              <w:bottom w:type="dxa" w:w="60"/>
+              <w:bottom w:type="dxa" w:w="55"/>
               <w:right w:type="dxa" w:w="200"/>
             </w:tcMar>
           </w:tcPr>
@@ -3216,7 +2812,7 @@
                 <w:sz w:val="18"/>
                 <w:szCs w:val="18"/>
               </w:rPr>
-              <w:t xml:space="preserve">bool enrollCourse(const string&amp; course) {</w:t>
+              <w:t xml:space="preserve">    index.clear();</w:t>
             </w:r>
           </w:p>
         </w:tc>
@@ -3233,9 +2829,9 @@
             </w:tcBorders>
             <w:shd w:fill="1E293B" w:val="clear"/>
             <w:tcMar>
-              <w:top w:type="dxa" w:w="60"/>
+              <w:top w:type="dxa" w:w="55"/>
               <w:left w:type="dxa" w:w="200"/>
-              <w:bottom w:type="dxa" w:w="60"/>
+              <w:bottom w:type="dxa" w:w="55"/>
               <w:right w:type="dxa" w:w="200"/>
             </w:tcMar>
           </w:tcPr>
@@ -3250,7 +2846,7 @@
                 <w:sz w:val="18"/>
                 <w:szCs w:val="18"/>
               </w:rPr>
-              <w:t xml:space="preserve">    for (int i = 0; i &lt; (int)courses.size(); i++)</w:t>
+              <w:t xml:space="preserve">    for (int i = 0; i &lt; (int)students.size(); i++)</w:t>
             </w:r>
           </w:p>
         </w:tc>
@@ -3267,9 +2863,9 @@
             </w:tcBorders>
             <w:shd w:fill="1E293B" w:val="clear"/>
             <w:tcMar>
-              <w:top w:type="dxa" w:w="60"/>
+              <w:top w:type="dxa" w:w="55"/>
               <w:left w:type="dxa" w:w="200"/>
-              <w:bottom w:type="dxa" w:w="60"/>
+              <w:bottom w:type="dxa" w:w="55"/>
               <w:right w:type="dxa" w:w="200"/>
             </w:tcMar>
           </w:tcPr>
@@ -3284,7 +2880,7 @@
                 <w:sz w:val="18"/>
                 <w:szCs w:val="18"/>
               </w:rPr>
-              <w:t xml:space="preserve">        if (courses[i] == course)</w:t>
+              <w:t xml:space="preserve">        index[students[i].getId()] = i;</w:t>
             </w:r>
           </w:p>
         </w:tc>
@@ -3301,111 +2897,9 @@
             </w:tcBorders>
             <w:shd w:fill="1E293B" w:val="clear"/>
             <w:tcMar>
-              <w:top w:type="dxa" w:w="60"/>
+              <w:top w:type="dxa" w:w="55"/>
               <w:left w:type="dxa" w:w="200"/>
-              <w:bottom w:type="dxa" w:w="60"/>
-              <w:right w:type="dxa" w:w="200"/>
-            </w:tcMar>
-          </w:tcPr>
-          <w:p>
-            <w:pPr>
-              <w:spacing w:before="0" w:after="0"/>
-            </w:pPr>
-            <w:r>
-              <w:rPr>
-                <w:rFonts w:ascii="Courier New" w:cs="Courier New" w:eastAsia="Courier New" w:hAnsi="Courier New"/>
-                <w:color w:val="E2E8F0"/>
-                <w:sz w:val="18"/>
-                <w:szCs w:val="18"/>
-              </w:rPr>
-              <w:t xml:space="preserve">            return false;  // مقرر مكرر - رفض</w:t>
-            </w:r>
-          </w:p>
-        </w:tc>
-      </w:tr>
-      <w:tr>
-        <w:tc>
-          <w:tcPr>
-            <w:tcW w:type="dxa" w:w="9026"/>
-            <w:tcBorders>
-              <w:top w:val="none" w:color="FFFFFF" w:sz="0"/>
-              <w:left w:val="none" w:color="FFFFFF" w:sz="0"/>
-              <w:bottom w:val="none" w:color="FFFFFF" w:sz="0"/>
-              <w:right w:val="none" w:color="FFFFFF" w:sz="0"/>
-            </w:tcBorders>
-            <w:shd w:fill="1E293B" w:val="clear"/>
-            <w:tcMar>
-              <w:top w:type="dxa" w:w="60"/>
-              <w:left w:type="dxa" w:w="200"/>
-              <w:bottom w:type="dxa" w:w="60"/>
-              <w:right w:type="dxa" w:w="200"/>
-            </w:tcMar>
-          </w:tcPr>
-          <w:p>
-            <w:pPr>
-              <w:spacing w:before="0" w:after="0"/>
-            </w:pPr>
-            <w:r>
-              <w:rPr>
-                <w:rFonts w:ascii="Courier New" w:cs="Courier New" w:eastAsia="Courier New" w:hAnsi="Courier New"/>
-                <w:color w:val="E2E8F0"/>
-                <w:sz w:val="18"/>
-                <w:szCs w:val="18"/>
-              </w:rPr>
-              <w:t xml:space="preserve">    courses.push_back(course);</w:t>
-            </w:r>
-          </w:p>
-        </w:tc>
-      </w:tr>
-      <w:tr>
-        <w:tc>
-          <w:tcPr>
-            <w:tcW w:type="dxa" w:w="9026"/>
-            <w:tcBorders>
-              <w:top w:val="none" w:color="FFFFFF" w:sz="0"/>
-              <w:left w:val="none" w:color="FFFFFF" w:sz="0"/>
-              <w:bottom w:val="none" w:color="FFFFFF" w:sz="0"/>
-              <w:right w:val="none" w:color="FFFFFF" w:sz="0"/>
-            </w:tcBorders>
-            <w:shd w:fill="1E293B" w:val="clear"/>
-            <w:tcMar>
-              <w:top w:type="dxa" w:w="60"/>
-              <w:left w:type="dxa" w:w="200"/>
-              <w:bottom w:type="dxa" w:w="60"/>
-              <w:right w:type="dxa" w:w="200"/>
-            </w:tcMar>
-          </w:tcPr>
-          <w:p>
-            <w:pPr>
-              <w:spacing w:before="0" w:after="0"/>
-            </w:pPr>
-            <w:r>
-              <w:rPr>
-                <w:rFonts w:ascii="Courier New" w:cs="Courier New" w:eastAsia="Courier New" w:hAnsi="Courier New"/>
-                <w:color w:val="E2E8F0"/>
-                <w:sz w:val="18"/>
-                <w:szCs w:val="18"/>
-              </w:rPr>
-              <w:t xml:space="preserve">    return true;</w:t>
-            </w:r>
-          </w:p>
-        </w:tc>
-      </w:tr>
-      <w:tr>
-        <w:tc>
-          <w:tcPr>
-            <w:tcW w:type="dxa" w:w="9026"/>
-            <w:tcBorders>
-              <w:top w:val="none" w:color="FFFFFF" w:sz="0"/>
-              <w:left w:val="none" w:color="FFFFFF" w:sz="0"/>
-              <w:bottom w:val="none" w:color="FFFFFF" w:sz="0"/>
-              <w:right w:val="none" w:color="FFFFFF" w:sz="0"/>
-            </w:tcBorders>
-            <w:shd w:fill="1E293B" w:val="clear"/>
-            <w:tcMar>
-              <w:top w:type="dxa" w:w="60"/>
-              <w:left w:type="dxa" w:w="200"/>
-              <w:bottom w:type="dxa" w:w="60"/>
+              <w:bottom w:type="dxa" w:w="55"/>
               <w:right w:type="dxa" w:w="200"/>
             </w:tcMar>
           </w:tcPr>
@@ -3437,7 +2931,7 @@
     <w:p>
       <w:pPr>
         <w:pStyle w:val="Heading2"/>
-        <w:spacing w:before="280" w:after="140"/>
+        <w:spacing w:before="260" w:after="130"/>
       </w:pPr>
       <w:r>
         <w:rPr>
@@ -3448,14 +2942,12 @@
           <w:sz w:val="28"/>
           <w:szCs w:val="28"/>
         </w:rPr>
-        <w:t xml:space="preserve">4.3  خوارزمية الترتيب: Bubble Sort</w:t>
+        <w:t xml:space="preserve">4.3  الحاوية الثالثة: set&lt;string&gt;</w:t>
       </w:r>
     </w:p>
     <w:p>
       <w:pPr>
-        <w:bidi/>
-        <w:spacing w:before="0" w:after="140"/>
-        <w:jc w:val="right"/>
+        <w:spacing w:before="0" w:after="130"/>
       </w:pPr>
       <w:r>
         <w:rPr>
@@ -3464,7 +2956,7 @@
           <w:sz w:val="22"/>
           <w:szCs w:val="22"/>
         </w:rPr>
-        <w:t xml:space="preserve">تُطبَّق خوارزمية Bubble Sort على نسخة مؤقتة من قائمة الطلاب لترتيبهم تنازلياً حسب المعدل التراكمي، مع الحفاظ على الترتيب الأصلي في الذاكرة.</w:t>
+        <w:t xml:space="preserve">تُخزّن مقررات كل طالب. الـ set يمنع التكرار تلقائياً ويرتّب المقررات أبجدياً.</w:t>
       </w:r>
     </w:p>
     <w:tbl>
@@ -3478,10 +2970,6 @@
           <w:insideH w:val="single" w:color="auto" w:sz="4"/>
           <w:insideV w:val="single" w:color="auto" w:sz="4"/>
         </w:tblBorders>
-        <w:tblCellMar>
-          <w:top w:type="dxa" w:w="100"/>
-          <w:bottom w:type="dxa" w:w="100"/>
-        </w:tblCellMar>
       </w:tblPr>
       <w:tblGrid>
         <w:gridCol w:w="9026"/>
@@ -3498,9 +2986,9 @@
             </w:tcBorders>
             <w:shd w:fill="1E293B" w:val="clear"/>
             <w:tcMar>
-              <w:top w:type="dxa" w:w="60"/>
+              <w:top w:type="dxa" w:w="55"/>
               <w:left w:type="dxa" w:w="200"/>
-              <w:bottom w:type="dxa" w:w="60"/>
+              <w:bottom w:type="dxa" w:w="55"/>
               <w:right w:type="dxa" w:w="200"/>
             </w:tcMar>
           </w:tcPr>
@@ -3515,7 +3003,7 @@
                 <w:sz w:val="18"/>
                 <w:szCs w:val="18"/>
               </w:rPr>
-              <w:t xml:space="preserve">void sortByGpa() {</w:t>
+              <w:t xml:space="preserve">set&lt;string&gt; courses;</w:t>
             </w:r>
           </w:p>
         </w:tc>
@@ -3532,9 +3020,9 @@
             </w:tcBorders>
             <w:shd w:fill="1E293B" w:val="clear"/>
             <w:tcMar>
-              <w:top w:type="dxa" w:w="60"/>
+              <w:top w:type="dxa" w:w="55"/>
               <w:left w:type="dxa" w:w="200"/>
-              <w:bottom w:type="dxa" w:w="60"/>
+              <w:bottom w:type="dxa" w:w="55"/>
               <w:right w:type="dxa" w:w="200"/>
             </w:tcMar>
           </w:tcPr>
@@ -3549,7 +3037,7 @@
                 <w:sz w:val="18"/>
                 <w:szCs w:val="18"/>
               </w:rPr>
-              <w:t xml:space="preserve">    vector&lt;Student&gt; sorted = students;  // نسخة مؤقتة</w:t>
+              <w:t xml:space="preserve"> </w:t>
             </w:r>
           </w:p>
         </w:tc>
@@ -3566,9 +3054,9 @@
             </w:tcBorders>
             <w:shd w:fill="1E293B" w:val="clear"/>
             <w:tcMar>
-              <w:top w:type="dxa" w:w="60"/>
+              <w:top w:type="dxa" w:w="55"/>
               <w:left w:type="dxa" w:w="200"/>
-              <w:bottom w:type="dxa" w:w="60"/>
+              <w:bottom w:type="dxa" w:w="55"/>
               <w:right w:type="dxa" w:w="200"/>
             </w:tcMar>
           </w:tcPr>
@@ -3583,7 +3071,7 @@
                 <w:sz w:val="18"/>
                 <w:szCs w:val="18"/>
               </w:rPr>
-              <w:t xml:space="preserve">    int n = (int)sorted.size();</w:t>
+              <w:t xml:space="preserve">bool enrollCourse(const string&amp; c) {</w:t>
             </w:r>
           </w:p>
         </w:tc>
@@ -3600,9 +3088,9 @@
             </w:tcBorders>
             <w:shd w:fill="1E293B" w:val="clear"/>
             <w:tcMar>
-              <w:top w:type="dxa" w:w="60"/>
+              <w:top w:type="dxa" w:w="55"/>
               <w:left w:type="dxa" w:w="200"/>
-              <w:bottom w:type="dxa" w:w="60"/>
+              <w:bottom w:type="dxa" w:w="55"/>
               <w:right w:type="dxa" w:w="200"/>
             </w:tcMar>
           </w:tcPr>
@@ -3617,7 +3105,7 @@
                 <w:sz w:val="18"/>
                 <w:szCs w:val="18"/>
               </w:rPr>
-              <w:t xml:space="preserve">    for (int i = 0; i &lt; n - 1; i++) {</w:t>
+              <w:t xml:space="preserve">    return courses.insert(c).second;</w:t>
             </w:r>
           </w:p>
         </w:tc>
@@ -3634,9 +3122,9 @@
             </w:tcBorders>
             <w:shd w:fill="1E293B" w:val="clear"/>
             <w:tcMar>
-              <w:top w:type="dxa" w:w="60"/>
+              <w:top w:type="dxa" w:w="55"/>
               <w:left w:type="dxa" w:w="200"/>
-              <w:bottom w:type="dxa" w:w="60"/>
+              <w:bottom w:type="dxa" w:w="55"/>
               <w:right w:type="dxa" w:w="200"/>
             </w:tcMar>
           </w:tcPr>
@@ -3651,7 +3139,7 @@
                 <w:sz w:val="18"/>
                 <w:szCs w:val="18"/>
               </w:rPr>
-              <w:t xml:space="preserve">        for (int j = 0; j &lt; n - i - 1; j++) {</w:t>
+              <w:t xml:space="preserve">    // true  = أُضيف بنجاح</w:t>
             </w:r>
           </w:p>
         </w:tc>
@@ -3668,9 +3156,9 @@
             </w:tcBorders>
             <w:shd w:fill="1E293B" w:val="clear"/>
             <w:tcMar>
-              <w:top w:type="dxa" w:w="60"/>
+              <w:top w:type="dxa" w:w="55"/>
               <w:left w:type="dxa" w:w="200"/>
-              <w:bottom w:type="dxa" w:w="60"/>
+              <w:bottom w:type="dxa" w:w="55"/>
               <w:right w:type="dxa" w:w="200"/>
             </w:tcMar>
           </w:tcPr>
@@ -3685,7 +3173,7 @@
                 <w:sz w:val="18"/>
                 <w:szCs w:val="18"/>
               </w:rPr>
-              <w:t xml:space="preserve">            if (sorted[j].getGpa() &lt; sorted[j+1].getGpa()) {</w:t>
+              <w:t xml:space="preserve">    // false = موجود مسبقاً</w:t>
             </w:r>
           </w:p>
         </w:tc>
@@ -3702,9 +3190,9 @@
             </w:tcBorders>
             <w:shd w:fill="1E293B" w:val="clear"/>
             <w:tcMar>
-              <w:top w:type="dxa" w:w="60"/>
+              <w:top w:type="dxa" w:w="55"/>
               <w:left w:type="dxa" w:w="200"/>
-              <w:bottom w:type="dxa" w:w="60"/>
+              <w:bottom w:type="dxa" w:w="55"/>
               <w:right w:type="dxa" w:w="200"/>
             </w:tcMar>
           </w:tcPr>
@@ -3719,11 +3207,52 @@
                 <w:sz w:val="18"/>
                 <w:szCs w:val="18"/>
               </w:rPr>
-              <w:t xml:space="preserve">                Student temp   = sorted[j];</w:t>
-            </w:r>
-          </w:p>
-        </w:tc>
-      </w:tr>
+              <w:t xml:space="preserve">}</w:t>
+            </w:r>
+          </w:p>
+        </w:tc>
+      </w:tr>
+    </w:tbl>
+    <w:p>
+      <w:pPr>
+        <w:spacing w:before="0" w:after="160"/>
+      </w:pPr>
+      <w:r>
+        <w:t xml:space="preserve"/>
+      </w:r>
+    </w:p>
+    <w:p>
+      <w:pPr>
+        <w:pStyle w:val="Heading2"/>
+        <w:spacing w:before="260" w:after="130"/>
+      </w:pPr>
+      <w:r>
+        <w:rPr>
+          <w:rFonts w:ascii="Arial" w:cs="Arial" w:eastAsia="Arial" w:hAnsi="Arial"/>
+          <w:b/>
+          <w:bCs/>
+          <w:color w:val="2563EB"/>
+          <w:sz w:val="28"/>
+          <w:szCs w:val="28"/>
+        </w:rPr>
+        <w:t xml:space="preserve">4.4  الخوارزميات</w:t>
+      </w:r>
+    </w:p>
+    <w:tbl>
+      <w:tblPr>
+        <w:tblW w:type="dxa" w:w="9026"/>
+        <w:tblBorders>
+          <w:top w:val="single" w:color="auto" w:sz="4"/>
+          <w:left w:val="single" w:color="auto" w:sz="4"/>
+          <w:bottom w:val="single" w:color="auto" w:sz="4"/>
+          <w:right w:val="single" w:color="auto" w:sz="4"/>
+          <w:insideH w:val="single" w:color="auto" w:sz="4"/>
+          <w:insideV w:val="single" w:color="auto" w:sz="4"/>
+        </w:tblBorders>
+      </w:tblPr>
+      <w:tblGrid>
+        <w:gridCol w:w="9026"/>
+      </w:tblGrid>
       <w:tr>
         <w:tc>
           <w:tcPr>
@@ -3736,9 +3265,9 @@
             </w:tcBorders>
             <w:shd w:fill="1E293B" w:val="clear"/>
             <w:tcMar>
-              <w:top w:type="dxa" w:w="60"/>
+              <w:top w:type="dxa" w:w="55"/>
               <w:left w:type="dxa" w:w="200"/>
-              <w:bottom w:type="dxa" w:w="60"/>
+              <w:bottom w:type="dxa" w:w="55"/>
               <w:right w:type="dxa" w:w="200"/>
             </w:tcMar>
           </w:tcPr>
@@ -3753,7 +3282,7 @@
                 <w:sz w:val="18"/>
                 <w:szCs w:val="18"/>
               </w:rPr>
-              <w:t xml:space="preserve">                sorted[j]      = sorted[j+1];</w:t>
+              <w:t xml:space="preserve">// sort() — ترتيب الطلاب حسب GPA</w:t>
             </w:r>
           </w:p>
         </w:tc>
@@ -3770,9 +3299,9 @@
             </w:tcBorders>
             <w:shd w:fill="1E293B" w:val="clear"/>
             <w:tcMar>
-              <w:top w:type="dxa" w:w="60"/>
+              <w:top w:type="dxa" w:w="55"/>
               <w:left w:type="dxa" w:w="200"/>
-              <w:bottom w:type="dxa" w:w="60"/>
+              <w:bottom w:type="dxa" w:w="55"/>
               <w:right w:type="dxa" w:w="200"/>
             </w:tcMar>
           </w:tcPr>
@@ -3787,7 +3316,7 @@
                 <w:sz w:val="18"/>
                 <w:szCs w:val="18"/>
               </w:rPr>
-              <w:t xml:space="preserve">                sorted[j+1]    = temp;</w:t>
+              <w:t xml:space="preserve">sort(students.begin(), students.end(),</w:t>
             </w:r>
           </w:p>
         </w:tc>
@@ -3804,9 +3333,9 @@
             </w:tcBorders>
             <w:shd w:fill="1E293B" w:val="clear"/>
             <w:tcMar>
-              <w:top w:type="dxa" w:w="60"/>
+              <w:top w:type="dxa" w:w="55"/>
               <w:left w:type="dxa" w:w="200"/>
-              <w:bottom w:type="dxa" w:w="60"/>
+              <w:bottom w:type="dxa" w:w="55"/>
               <w:right w:type="dxa" w:w="200"/>
             </w:tcMar>
           </w:tcPr>
@@ -3821,7 +3350,7 @@
                 <w:sz w:val="18"/>
                 <w:szCs w:val="18"/>
               </w:rPr>
-              <w:t xml:space="preserve">            }</w:t>
+              <w:t xml:space="preserve">    [](const Student&amp; a, const Student&amp; b){ return a.getGpa() &lt; b.getGpa(); });</w:t>
             </w:r>
           </w:p>
         </w:tc>
@@ -3838,9 +3367,9 @@
             </w:tcBorders>
             <w:shd w:fill="1E293B" w:val="clear"/>
             <w:tcMar>
-              <w:top w:type="dxa" w:w="60"/>
+              <w:top w:type="dxa" w:w="55"/>
               <w:left w:type="dxa" w:w="200"/>
-              <w:bottom w:type="dxa" w:w="60"/>
+              <w:bottom w:type="dxa" w:w="55"/>
               <w:right w:type="dxa" w:w="200"/>
             </w:tcMar>
           </w:tcPr>
@@ -3855,7 +3384,7 @@
                 <w:sz w:val="18"/>
                 <w:szCs w:val="18"/>
               </w:rPr>
-              <w:t xml:space="preserve">        }</w:t>
+              <w:t xml:space="preserve"> </w:t>
             </w:r>
           </w:p>
         </w:tc>
@@ -3872,9 +3401,9 @@
             </w:tcBorders>
             <w:shd w:fill="1E293B" w:val="clear"/>
             <w:tcMar>
-              <w:top w:type="dxa" w:w="60"/>
+              <w:top w:type="dxa" w:w="55"/>
               <w:left w:type="dxa" w:w="200"/>
-              <w:bottom w:type="dxa" w:w="60"/>
+              <w:bottom w:type="dxa" w:w="55"/>
               <w:right w:type="dxa" w:w="200"/>
             </w:tcMar>
           </w:tcPr>
@@ -3889,7 +3418,7 @@
                 <w:sz w:val="18"/>
                 <w:szCs w:val="18"/>
               </w:rPr>
-              <w:t xml:space="preserve">    }</w:t>
+              <w:t xml:space="preserve">// find_if() — البحث عن طالب بالـ ID</w:t>
             </w:r>
           </w:p>
         </w:tc>
@@ -3906,9 +3435,9 @@
             </w:tcBorders>
             <w:shd w:fill="1E293B" w:val="clear"/>
             <w:tcMar>
-              <w:top w:type="dxa" w:w="60"/>
+              <w:top w:type="dxa" w:w="55"/>
               <w:left w:type="dxa" w:w="200"/>
-              <w:bottom w:type="dxa" w:w="60"/>
+              <w:bottom w:type="dxa" w:w="55"/>
               <w:right w:type="dxa" w:w="200"/>
             </w:tcMar>
           </w:tcPr>
@@ -3923,7 +3452,7 @@
                 <w:sz w:val="18"/>
                 <w:szCs w:val="18"/>
               </w:rPr>
-              <w:t xml:space="preserve">    // عرض النتائج...</w:t>
+              <w:t xml:space="preserve">auto it = find_if(students.begin(), students.end(),</w:t>
             </w:r>
           </w:p>
         </w:tc>
@@ -3940,9 +3469,9 @@
             </w:tcBorders>
             <w:shd w:fill="1E293B" w:val="clear"/>
             <w:tcMar>
-              <w:top w:type="dxa" w:w="60"/>
+              <w:top w:type="dxa" w:w="55"/>
               <w:left w:type="dxa" w:w="200"/>
-              <w:bottom w:type="dxa" w:w="60"/>
+              <w:bottom w:type="dxa" w:w="55"/>
               <w:right w:type="dxa" w:w="200"/>
             </w:tcMar>
           </w:tcPr>
@@ -3957,7 +3486,143 @@
                 <w:sz w:val="18"/>
                 <w:szCs w:val="18"/>
               </w:rPr>
-              <w:t xml:space="preserve">}</w:t>
+              <w:t xml:space="preserve">    [id](const Student&amp; s){ return s.getId() == id; });</w:t>
+            </w:r>
+          </w:p>
+        </w:tc>
+      </w:tr>
+      <w:tr>
+        <w:tc>
+          <w:tcPr>
+            <w:tcW w:type="dxa" w:w="9026"/>
+            <w:tcBorders>
+              <w:top w:val="none" w:color="FFFFFF" w:sz="0"/>
+              <w:left w:val="none" w:color="FFFFFF" w:sz="0"/>
+              <w:bottom w:val="none" w:color="FFFFFF" w:sz="0"/>
+              <w:right w:val="none" w:color="FFFFFF" w:sz="0"/>
+            </w:tcBorders>
+            <w:shd w:fill="1E293B" w:val="clear"/>
+            <w:tcMar>
+              <w:top w:type="dxa" w:w="55"/>
+              <w:left w:type="dxa" w:w="200"/>
+              <w:bottom w:type="dxa" w:w="55"/>
+              <w:right w:type="dxa" w:w="200"/>
+            </w:tcMar>
+          </w:tcPr>
+          <w:p>
+            <w:pPr>
+              <w:spacing w:before="0" w:after="0"/>
+            </w:pPr>
+            <w:r>
+              <w:rPr>
+                <w:rFonts w:ascii="Courier New" w:cs="Courier New" w:eastAsia="Courier New" w:hAnsi="Courier New"/>
+                <w:color w:val="E2E8F0"/>
+                <w:sz w:val="18"/>
+                <w:szCs w:val="18"/>
+              </w:rPr>
+              <w:t xml:space="preserve"> </w:t>
+            </w:r>
+          </w:p>
+        </w:tc>
+      </w:tr>
+      <w:tr>
+        <w:tc>
+          <w:tcPr>
+            <w:tcW w:type="dxa" w:w="9026"/>
+            <w:tcBorders>
+              <w:top w:val="none" w:color="FFFFFF" w:sz="0"/>
+              <w:left w:val="none" w:color="FFFFFF" w:sz="0"/>
+              <w:bottom w:val="none" w:color="FFFFFF" w:sz="0"/>
+              <w:right w:val="none" w:color="FFFFFF" w:sz="0"/>
+            </w:tcBorders>
+            <w:shd w:fill="1E293B" w:val="clear"/>
+            <w:tcMar>
+              <w:top w:type="dxa" w:w="55"/>
+              <w:left w:type="dxa" w:w="200"/>
+              <w:bottom w:type="dxa" w:w="55"/>
+              <w:right w:type="dxa" w:w="200"/>
+            </w:tcMar>
+          </w:tcPr>
+          <w:p>
+            <w:pPr>
+              <w:spacing w:before="0" w:after="0"/>
+            </w:pPr>
+            <w:r>
+              <w:rPr>
+                <w:rFonts w:ascii="Courier New" w:cs="Courier New" w:eastAsia="Courier New" w:hAnsi="Courier New"/>
+                <w:color w:val="E2E8F0"/>
+                <w:sz w:val="18"/>
+                <w:szCs w:val="18"/>
+              </w:rPr>
+              <w:t xml:space="preserve">// count_if() — عدد الطلاب ذوي GPA &gt;= 3.0  [Bonus]</w:t>
+            </w:r>
+          </w:p>
+        </w:tc>
+      </w:tr>
+      <w:tr>
+        <w:tc>
+          <w:tcPr>
+            <w:tcW w:type="dxa" w:w="9026"/>
+            <w:tcBorders>
+              <w:top w:val="none" w:color="FFFFFF" w:sz="0"/>
+              <w:left w:val="none" w:color="FFFFFF" w:sz="0"/>
+              <w:bottom w:val="none" w:color="FFFFFF" w:sz="0"/>
+              <w:right w:val="none" w:color="FFFFFF" w:sz="0"/>
+            </w:tcBorders>
+            <w:shd w:fill="1E293B" w:val="clear"/>
+            <w:tcMar>
+              <w:top w:type="dxa" w:w="55"/>
+              <w:left w:type="dxa" w:w="200"/>
+              <w:bottom w:type="dxa" w:w="55"/>
+              <w:right w:type="dxa" w:w="200"/>
+            </w:tcMar>
+          </w:tcPr>
+          <w:p>
+            <w:pPr>
+              <w:spacing w:before="0" w:after="0"/>
+            </w:pPr>
+            <w:r>
+              <w:rPr>
+                <w:rFonts w:ascii="Courier New" w:cs="Courier New" w:eastAsia="Courier New" w:hAnsi="Courier New"/>
+                <w:color w:val="E2E8F0"/>
+                <w:sz w:val="18"/>
+                <w:szCs w:val="18"/>
+              </w:rPr>
+              <w:t xml:space="preserve">int n = count_if(students.begin(), students.end(),</w:t>
+            </w:r>
+          </w:p>
+        </w:tc>
+      </w:tr>
+      <w:tr>
+        <w:tc>
+          <w:tcPr>
+            <w:tcW w:type="dxa" w:w="9026"/>
+            <w:tcBorders>
+              <w:top w:val="none" w:color="FFFFFF" w:sz="0"/>
+              <w:left w:val="none" w:color="FFFFFF" w:sz="0"/>
+              <w:bottom w:val="none" w:color="FFFFFF" w:sz="0"/>
+              <w:right w:val="none" w:color="FFFFFF" w:sz="0"/>
+            </w:tcBorders>
+            <w:shd w:fill="1E293B" w:val="clear"/>
+            <w:tcMar>
+              <w:top w:type="dxa" w:w="55"/>
+              <w:left w:type="dxa" w:w="200"/>
+              <w:bottom w:type="dxa" w:w="55"/>
+              <w:right w:type="dxa" w:w="200"/>
+            </w:tcMar>
+          </w:tcPr>
+          <w:p>
+            <w:pPr>
+              <w:spacing w:before="0" w:after="0"/>
+            </w:pPr>
+            <w:r>
+              <w:rPr>
+                <w:rFonts w:ascii="Courier New" w:cs="Courier New" w:eastAsia="Courier New" w:hAnsi="Courier New"/>
+                <w:color w:val="E2E8F0"/>
+                <w:sz w:val="18"/>
+                <w:szCs w:val="18"/>
+              </w:rPr>
+              <w:t xml:space="preserve">    [](const Student&amp; s){ return s.getGpa() &gt;= 3.0; });</w:t>
             </w:r>
           </w:p>
         </w:tc>
@@ -3993,7 +3658,7 @@
           <w:sz w:val="36"/>
           <w:szCs w:val="36"/>
         </w:rPr>
-        <w:t xml:space="preserve">5.  مقتطفات الكود الأساسية (Code Snippets)</w:t>
+        <w:t xml:space="preserve">5.  مقتطفات الكود الأساسية</w:t>
       </w:r>
     </w:p>
     <w:p>
@@ -4007,7 +3672,7 @@
     <w:p>
       <w:pPr>
         <w:pStyle w:val="Heading2"/>
-        <w:spacing w:before="280" w:after="140"/>
+        <w:spacing w:before="260" w:after="130"/>
       </w:pPr>
       <w:r>
         <w:rPr>
@@ -4018,7 +3683,7 @@
           <w:sz w:val="28"/>
           <w:szCs w:val="28"/>
         </w:rPr>
-        <w:t xml:space="preserve">5.1  الوراثة والـ Virtual Destructor</w:t>
+        <w:t xml:space="preserve">5.1  الوراثة وتمرير name</w:t>
       </w:r>
     </w:p>
     <w:tbl>
@@ -4032,10 +3697,6 @@
           <w:insideH w:val="single" w:color="auto" w:sz="4"/>
           <w:insideV w:val="single" w:color="auto" w:sz="4"/>
         </w:tblBorders>
-        <w:tblCellMar>
-          <w:top w:type="dxa" w:w="100"/>
-          <w:bottom w:type="dxa" w:w="100"/>
-        </w:tblCellMar>
       </w:tblPr>
       <w:tblGrid>
         <w:gridCol w:w="9026"/>
@@ -4052,9 +3713,9 @@
             </w:tcBorders>
             <w:shd w:fill="1E293B" w:val="clear"/>
             <w:tcMar>
-              <w:top w:type="dxa" w:w="60"/>
+              <w:top w:type="dxa" w:w="55"/>
               <w:left w:type="dxa" w:w="200"/>
-              <w:bottom w:type="dxa" w:w="60"/>
+              <w:bottom w:type="dxa" w:w="55"/>
               <w:right w:type="dxa" w:w="200"/>
             </w:tcMar>
           </w:tcPr>
@@ -4086,9 +3747,9 @@
             </w:tcBorders>
             <w:shd w:fill="1E293B" w:val="clear"/>
             <w:tcMar>
-              <w:top w:type="dxa" w:w="60"/>
+              <w:top w:type="dxa" w:w="55"/>
               <w:left w:type="dxa" w:w="200"/>
-              <w:bottom w:type="dxa" w:w="60"/>
+              <w:bottom w:type="dxa" w:w="55"/>
               <w:right w:type="dxa" w:w="200"/>
             </w:tcMar>
           </w:tcPr>
@@ -4120,9 +3781,9 @@
             </w:tcBorders>
             <w:shd w:fill="1E293B" w:val="clear"/>
             <w:tcMar>
-              <w:top w:type="dxa" w:w="60"/>
+              <w:top w:type="dxa" w:w="55"/>
               <w:left w:type="dxa" w:w="200"/>
-              <w:bottom w:type="dxa" w:w="60"/>
+              <w:bottom w:type="dxa" w:w="55"/>
               <w:right w:type="dxa" w:w="200"/>
             </w:tcMar>
           </w:tcPr>
@@ -4154,9 +3815,9 @@
             </w:tcBorders>
             <w:shd w:fill="1E293B" w:val="clear"/>
             <w:tcMar>
-              <w:top w:type="dxa" w:w="60"/>
+              <w:top w:type="dxa" w:w="55"/>
               <w:left w:type="dxa" w:w="200"/>
-              <w:bottom w:type="dxa" w:w="60"/>
+              <w:bottom w:type="dxa" w:w="55"/>
               <w:right w:type="dxa" w:w="200"/>
             </w:tcMar>
           </w:tcPr>
@@ -4188,9 +3849,9 @@
             </w:tcBorders>
             <w:shd w:fill="1E293B" w:val="clear"/>
             <w:tcMar>
-              <w:top w:type="dxa" w:w="60"/>
+              <w:top w:type="dxa" w:w="55"/>
               <w:left w:type="dxa" w:w="200"/>
-              <w:bottom w:type="dxa" w:w="60"/>
+              <w:bottom w:type="dxa" w:w="55"/>
               <w:right w:type="dxa" w:w="200"/>
             </w:tcMar>
           </w:tcPr>
@@ -4205,7 +3866,7 @@
                 <w:sz w:val="18"/>
                 <w:szCs w:val="18"/>
               </w:rPr>
-              <w:t xml:space="preserve">    Person() : name("") {}</w:t>
+              <w:t xml:space="preserve">    Person(const string&amp; n = "") : name(n) {}</w:t>
             </w:r>
           </w:p>
         </w:tc>
@@ -4222,9 +3883,9 @@
             </w:tcBorders>
             <w:shd w:fill="1E293B" w:val="clear"/>
             <w:tcMar>
-              <w:top w:type="dxa" w:w="60"/>
+              <w:top w:type="dxa" w:w="55"/>
               <w:left w:type="dxa" w:w="200"/>
-              <w:bottom w:type="dxa" w:w="60"/>
+              <w:bottom w:type="dxa" w:w="55"/>
               <w:right w:type="dxa" w:w="200"/>
             </w:tcMar>
           </w:tcPr>
@@ -4239,7 +3900,7 @@
                 <w:sz w:val="18"/>
                 <w:szCs w:val="18"/>
               </w:rPr>
-              <w:t xml:space="preserve">    explicit Person(const string&amp; n) : name(n) {}</w:t>
+              <w:t xml:space="preserve">    virtual ~Person() {}</w:t>
             </w:r>
           </w:p>
         </w:tc>
@@ -4256,9 +3917,9 @@
             </w:tcBorders>
             <w:shd w:fill="1E293B" w:val="clear"/>
             <w:tcMar>
-              <w:top w:type="dxa" w:w="60"/>
+              <w:top w:type="dxa" w:w="55"/>
               <w:left w:type="dxa" w:w="200"/>
-              <w:bottom w:type="dxa" w:w="60"/>
+              <w:bottom w:type="dxa" w:w="55"/>
               <w:right w:type="dxa" w:w="200"/>
             </w:tcMar>
           </w:tcPr>
@@ -4273,7 +3934,7 @@
                 <w:sz w:val="18"/>
                 <w:szCs w:val="18"/>
               </w:rPr>
-              <w:t xml:space="preserve">    virtual void display() const { cout &lt;&lt; "Name: " &lt;&lt; name; }</w:t>
+              <w:t xml:space="preserve">};</w:t>
             </w:r>
           </w:p>
         </w:tc>
@@ -4290,9 +3951,9 @@
             </w:tcBorders>
             <w:shd w:fill="1E293B" w:val="clear"/>
             <w:tcMar>
-              <w:top w:type="dxa" w:w="60"/>
+              <w:top w:type="dxa" w:w="55"/>
               <w:left w:type="dxa" w:w="200"/>
-              <w:bottom w:type="dxa" w:w="60"/>
+              <w:bottom w:type="dxa" w:w="55"/>
               <w:right w:type="dxa" w:w="200"/>
             </w:tcMar>
           </w:tcPr>
@@ -4307,7 +3968,7 @@
                 <w:sz w:val="18"/>
                 <w:szCs w:val="18"/>
               </w:rPr>
-              <w:t xml:space="preserve">    virtual ~Person() {}   // ضروري لمنع Memory Leak</w:t>
+              <w:t xml:space="preserve">class Student : public Person {</w:t>
             </w:r>
           </w:p>
         </w:tc>
@@ -4324,9 +3985,9 @@
             </w:tcBorders>
             <w:shd w:fill="1E293B" w:val="clear"/>
             <w:tcMar>
-              <w:top w:type="dxa" w:w="60"/>
+              <w:top w:type="dxa" w:w="55"/>
               <w:left w:type="dxa" w:w="200"/>
-              <w:bottom w:type="dxa" w:w="60"/>
+              <w:bottom w:type="dxa" w:w="55"/>
               <w:right w:type="dxa" w:w="200"/>
             </w:tcMar>
           </w:tcPr>
@@ -4341,7 +4002,7 @@
                 <w:sz w:val="18"/>
                 <w:szCs w:val="18"/>
               </w:rPr>
-              <w:t xml:space="preserve">};</w:t>
+              <w:t xml:space="preserve">    int id; double gpa; set&lt;string&gt; courses;</w:t>
             </w:r>
           </w:p>
         </w:tc>
@@ -4358,9 +4019,9 @@
             </w:tcBorders>
             <w:shd w:fill="1E293B" w:val="clear"/>
             <w:tcMar>
-              <w:top w:type="dxa" w:w="60"/>
+              <w:top w:type="dxa" w:w="55"/>
               <w:left w:type="dxa" w:w="200"/>
-              <w:bottom w:type="dxa" w:w="60"/>
+              <w:bottom w:type="dxa" w:w="55"/>
               <w:right w:type="dxa" w:w="200"/>
             </w:tcMar>
           </w:tcPr>
@@ -4375,7 +4036,7 @@
                 <w:sz w:val="18"/>
                 <w:szCs w:val="18"/>
               </w:rPr>
-              <w:t xml:space="preserve"> </w:t>
+              <w:t xml:space="preserve">public:</w:t>
             </w:r>
           </w:p>
         </w:tc>
@@ -4392,9 +4053,9 @@
             </w:tcBorders>
             <w:shd w:fill="1E293B" w:val="clear"/>
             <w:tcMar>
-              <w:top w:type="dxa" w:w="60"/>
+              <w:top w:type="dxa" w:w="55"/>
               <w:left w:type="dxa" w:w="200"/>
-              <w:bottom w:type="dxa" w:w="60"/>
+              <w:bottom w:type="dxa" w:w="55"/>
               <w:right w:type="dxa" w:w="200"/>
             </w:tcMar>
           </w:tcPr>
@@ -4409,7 +4070,7 @@
                 <w:sz w:val="18"/>
                 <w:szCs w:val="18"/>
               </w:rPr>
-              <w:t xml:space="preserve">class Student : public Person {</w:t>
+              <w:t xml:space="preserve">    Student(int i, const string&amp; n, double g)</w:t>
             </w:r>
           </w:p>
         </w:tc>
@@ -4426,9 +4087,9 @@
             </w:tcBorders>
             <w:shd w:fill="1E293B" w:val="clear"/>
             <w:tcMar>
-              <w:top w:type="dxa" w:w="60"/>
+              <w:top w:type="dxa" w:w="55"/>
               <w:left w:type="dxa" w:w="200"/>
-              <w:bottom w:type="dxa" w:w="60"/>
+              <w:bottom w:type="dxa" w:w="55"/>
               <w:right w:type="dxa" w:w="200"/>
             </w:tcMar>
           </w:tcPr>
@@ -4443,7 +4104,7 @@
                 <w:sz w:val="18"/>
                 <w:szCs w:val="18"/>
               </w:rPr>
-              <w:t xml:space="preserve">private:</w:t>
+              <w:t xml:space="preserve">        : Person(n), id(i), gpa(g) {}  // n يُمرَّر لـ Person</w:t>
             </w:r>
           </w:p>
         </w:tc>
@@ -4460,315 +4121,9 @@
             </w:tcBorders>
             <w:shd w:fill="1E293B" w:val="clear"/>
             <w:tcMar>
-              <w:top w:type="dxa" w:w="60"/>
+              <w:top w:type="dxa" w:w="55"/>
               <w:left w:type="dxa" w:w="200"/>
-              <w:bottom w:type="dxa" w:w="60"/>
-              <w:right w:type="dxa" w:w="200"/>
-            </w:tcMar>
-          </w:tcPr>
-          <w:p>
-            <w:pPr>
-              <w:spacing w:before="0" w:after="0"/>
-            </w:pPr>
-            <w:r>
-              <w:rPr>
-                <w:rFonts w:ascii="Courier New" w:cs="Courier New" w:eastAsia="Courier New" w:hAnsi="Courier New"/>
-                <w:color w:val="E2E8F0"/>
-                <w:sz w:val="18"/>
-                <w:szCs w:val="18"/>
-              </w:rPr>
-              <w:t xml:space="preserve">    int    id;</w:t>
-            </w:r>
-          </w:p>
-        </w:tc>
-      </w:tr>
-      <w:tr>
-        <w:tc>
-          <w:tcPr>
-            <w:tcW w:type="dxa" w:w="9026"/>
-            <w:tcBorders>
-              <w:top w:val="none" w:color="FFFFFF" w:sz="0"/>
-              <w:left w:val="none" w:color="FFFFFF" w:sz="0"/>
-              <w:bottom w:val="none" w:color="FFFFFF" w:sz="0"/>
-              <w:right w:val="none" w:color="FFFFFF" w:sz="0"/>
-            </w:tcBorders>
-            <w:shd w:fill="1E293B" w:val="clear"/>
-            <w:tcMar>
-              <w:top w:type="dxa" w:w="60"/>
-              <w:left w:type="dxa" w:w="200"/>
-              <w:bottom w:type="dxa" w:w="60"/>
-              <w:right w:type="dxa" w:w="200"/>
-            </w:tcMar>
-          </w:tcPr>
-          <w:p>
-            <w:pPr>
-              <w:spacing w:before="0" w:after="0"/>
-            </w:pPr>
-            <w:r>
-              <w:rPr>
-                <w:rFonts w:ascii="Courier New" w:cs="Courier New" w:eastAsia="Courier New" w:hAnsi="Courier New"/>
-                <w:color w:val="E2E8F0"/>
-                <w:sz w:val="18"/>
-                <w:szCs w:val="18"/>
-              </w:rPr>
-              <w:t xml:space="preserve">    double gpa;</w:t>
-            </w:r>
-          </w:p>
-        </w:tc>
-      </w:tr>
-      <w:tr>
-        <w:tc>
-          <w:tcPr>
-            <w:tcW w:type="dxa" w:w="9026"/>
-            <w:tcBorders>
-              <w:top w:val="none" w:color="FFFFFF" w:sz="0"/>
-              <w:left w:val="none" w:color="FFFFFF" w:sz="0"/>
-              <w:bottom w:val="none" w:color="FFFFFF" w:sz="0"/>
-              <w:right w:val="none" w:color="FFFFFF" w:sz="0"/>
-            </w:tcBorders>
-            <w:shd w:fill="1E293B" w:val="clear"/>
-            <w:tcMar>
-              <w:top w:type="dxa" w:w="60"/>
-              <w:left w:type="dxa" w:w="200"/>
-              <w:bottom w:type="dxa" w:w="60"/>
-              <w:right w:type="dxa" w:w="200"/>
-            </w:tcMar>
-          </w:tcPr>
-          <w:p>
-            <w:pPr>
-              <w:spacing w:before="0" w:after="0"/>
-            </w:pPr>
-            <w:r>
-              <w:rPr>
-                <w:rFonts w:ascii="Courier New" w:cs="Courier New" w:eastAsia="Courier New" w:hAnsi="Courier New"/>
-                <w:color w:val="E2E8F0"/>
-                <w:sz w:val="18"/>
-                <w:szCs w:val="18"/>
-              </w:rPr>
-              <w:t xml:space="preserve">    vector&lt;string&gt; courses;</w:t>
-            </w:r>
-          </w:p>
-        </w:tc>
-      </w:tr>
-      <w:tr>
-        <w:tc>
-          <w:tcPr>
-            <w:tcW w:type="dxa" w:w="9026"/>
-            <w:tcBorders>
-              <w:top w:val="none" w:color="FFFFFF" w:sz="0"/>
-              <w:left w:val="none" w:color="FFFFFF" w:sz="0"/>
-              <w:bottom w:val="none" w:color="FFFFFF" w:sz="0"/>
-              <w:right w:val="none" w:color="FFFFFF" w:sz="0"/>
-            </w:tcBorders>
-            <w:shd w:fill="1E293B" w:val="clear"/>
-            <w:tcMar>
-              <w:top w:type="dxa" w:w="60"/>
-              <w:left w:type="dxa" w:w="200"/>
-              <w:bottom w:type="dxa" w:w="60"/>
-              <w:right w:type="dxa" w:w="200"/>
-            </w:tcMar>
-          </w:tcPr>
-          <w:p>
-            <w:pPr>
-              <w:spacing w:before="0" w:after="0"/>
-            </w:pPr>
-            <w:r>
-              <w:rPr>
-                <w:rFonts w:ascii="Courier New" w:cs="Courier New" w:eastAsia="Courier New" w:hAnsi="Courier New"/>
-                <w:color w:val="E2E8F0"/>
-                <w:sz w:val="18"/>
-                <w:szCs w:val="18"/>
-              </w:rPr>
-              <w:t xml:space="preserve">public:</w:t>
-            </w:r>
-          </w:p>
-        </w:tc>
-      </w:tr>
-      <w:tr>
-        <w:tc>
-          <w:tcPr>
-            <w:tcW w:type="dxa" w:w="9026"/>
-            <w:tcBorders>
-              <w:top w:val="none" w:color="FFFFFF" w:sz="0"/>
-              <w:left w:val="none" w:color="FFFFFF" w:sz="0"/>
-              <w:bottom w:val="none" w:color="FFFFFF" w:sz="0"/>
-              <w:right w:val="none" w:color="FFFFFF" w:sz="0"/>
-            </w:tcBorders>
-            <w:shd w:fill="1E293B" w:val="clear"/>
-            <w:tcMar>
-              <w:top w:type="dxa" w:w="60"/>
-              <w:left w:type="dxa" w:w="200"/>
-              <w:bottom w:type="dxa" w:w="60"/>
-              <w:right w:type="dxa" w:w="200"/>
-            </w:tcMar>
-          </w:tcPr>
-          <w:p>
-            <w:pPr>
-              <w:spacing w:before="0" w:after="0"/>
-            </w:pPr>
-            <w:r>
-              <w:rPr>
-                <w:rFonts w:ascii="Courier New" w:cs="Courier New" w:eastAsia="Courier New" w:hAnsi="Courier New"/>
-                <w:color w:val="E2E8F0"/>
-                <w:sz w:val="18"/>
-                <w:szCs w:val="18"/>
-              </w:rPr>
-              <w:t xml:space="preserve">    Student(int id, const string&amp; name, double gpa)</w:t>
-            </w:r>
-          </w:p>
-        </w:tc>
-      </w:tr>
-      <w:tr>
-        <w:tc>
-          <w:tcPr>
-            <w:tcW w:type="dxa" w:w="9026"/>
-            <w:tcBorders>
-              <w:top w:val="none" w:color="FFFFFF" w:sz="0"/>
-              <w:left w:val="none" w:color="FFFFFF" w:sz="0"/>
-              <w:bottom w:val="none" w:color="FFFFFF" w:sz="0"/>
-              <w:right w:val="none" w:color="FFFFFF" w:sz="0"/>
-            </w:tcBorders>
-            <w:shd w:fill="1E293B" w:val="clear"/>
-            <w:tcMar>
-              <w:top w:type="dxa" w:w="60"/>
-              <w:left w:type="dxa" w:w="200"/>
-              <w:bottom w:type="dxa" w:w="60"/>
-              <w:right w:type="dxa" w:w="200"/>
-            </w:tcMar>
-          </w:tcPr>
-          <w:p>
-            <w:pPr>
-              <w:spacing w:before="0" w:after="0"/>
-            </w:pPr>
-            <w:r>
-              <w:rPr>
-                <w:rFonts w:ascii="Courier New" w:cs="Courier New" w:eastAsia="Courier New" w:hAnsi="Courier New"/>
-                <w:color w:val="E2E8F0"/>
-                <w:sz w:val="18"/>
-                <w:szCs w:val="18"/>
-              </w:rPr>
-              <w:t xml:space="preserve">        : Person(name), id(id), gpa(gpa) {}</w:t>
-            </w:r>
-          </w:p>
-        </w:tc>
-      </w:tr>
-      <w:tr>
-        <w:tc>
-          <w:tcPr>
-            <w:tcW w:type="dxa" w:w="9026"/>
-            <w:tcBorders>
-              <w:top w:val="none" w:color="FFFFFF" w:sz="0"/>
-              <w:left w:val="none" w:color="FFFFFF" w:sz="0"/>
-              <w:bottom w:val="none" w:color="FFFFFF" w:sz="0"/>
-              <w:right w:val="none" w:color="FFFFFF" w:sz="0"/>
-            </w:tcBorders>
-            <w:shd w:fill="1E293B" w:val="clear"/>
-            <w:tcMar>
-              <w:top w:type="dxa" w:w="60"/>
-              <w:left w:type="dxa" w:w="200"/>
-              <w:bottom w:type="dxa" w:w="60"/>
-              <w:right w:type="dxa" w:w="200"/>
-            </w:tcMar>
-          </w:tcPr>
-          <w:p>
-            <w:pPr>
-              <w:spacing w:before="0" w:after="0"/>
-            </w:pPr>
-            <w:r>
-              <w:rPr>
-                <w:rFonts w:ascii="Courier New" w:cs="Courier New" w:eastAsia="Courier New" w:hAnsi="Courier New"/>
-                <w:color w:val="E2E8F0"/>
-                <w:sz w:val="18"/>
-                <w:szCs w:val="18"/>
-              </w:rPr>
-              <w:t xml:space="preserve">    void display() const override {</w:t>
-            </w:r>
-          </w:p>
-        </w:tc>
-      </w:tr>
-      <w:tr>
-        <w:tc>
-          <w:tcPr>
-            <w:tcW w:type="dxa" w:w="9026"/>
-            <w:tcBorders>
-              <w:top w:val="none" w:color="FFFFFF" w:sz="0"/>
-              <w:left w:val="none" w:color="FFFFFF" w:sz="0"/>
-              <w:bottom w:val="none" w:color="FFFFFF" w:sz="0"/>
-              <w:right w:val="none" w:color="FFFFFF" w:sz="0"/>
-            </w:tcBorders>
-            <w:shd w:fill="1E293B" w:val="clear"/>
-            <w:tcMar>
-              <w:top w:type="dxa" w:w="60"/>
-              <w:left w:type="dxa" w:w="200"/>
-              <w:bottom w:type="dxa" w:w="60"/>
-              <w:right w:type="dxa" w:w="200"/>
-            </w:tcMar>
-          </w:tcPr>
-          <w:p>
-            <w:pPr>
-              <w:spacing w:before="0" w:after="0"/>
-            </w:pPr>
-            <w:r>
-              <w:rPr>
-                <w:rFonts w:ascii="Courier New" w:cs="Courier New" w:eastAsia="Courier New" w:hAnsi="Courier New"/>
-                <w:color w:val="E2E8F0"/>
-                <w:sz w:val="18"/>
-                <w:szCs w:val="18"/>
-              </w:rPr>
-              <w:t xml:space="preserve">        cout &lt;&lt; "ID: " &lt;&lt; id &lt;&lt; " | Name: " &lt;&lt; name &lt;&lt; " | GPA: " &lt;&lt; gpa;</w:t>
-            </w:r>
-          </w:p>
-        </w:tc>
-      </w:tr>
-      <w:tr>
-        <w:tc>
-          <w:tcPr>
-            <w:tcW w:type="dxa" w:w="9026"/>
-            <w:tcBorders>
-              <w:top w:val="none" w:color="FFFFFF" w:sz="0"/>
-              <w:left w:val="none" w:color="FFFFFF" w:sz="0"/>
-              <w:bottom w:val="none" w:color="FFFFFF" w:sz="0"/>
-              <w:right w:val="none" w:color="FFFFFF" w:sz="0"/>
-            </w:tcBorders>
-            <w:shd w:fill="1E293B" w:val="clear"/>
-            <w:tcMar>
-              <w:top w:type="dxa" w:w="60"/>
-              <w:left w:type="dxa" w:w="200"/>
-              <w:bottom w:type="dxa" w:w="60"/>
-              <w:right w:type="dxa" w:w="200"/>
-            </w:tcMar>
-          </w:tcPr>
-          <w:p>
-            <w:pPr>
-              <w:spacing w:before="0" w:after="0"/>
-            </w:pPr>
-            <w:r>
-              <w:rPr>
-                <w:rFonts w:ascii="Courier New" w:cs="Courier New" w:eastAsia="Courier New" w:hAnsi="Courier New"/>
-                <w:color w:val="E2E8F0"/>
-                <w:sz w:val="18"/>
-                <w:szCs w:val="18"/>
-              </w:rPr>
-              <w:t xml:space="preserve">    }</w:t>
-            </w:r>
-          </w:p>
-        </w:tc>
-      </w:tr>
-      <w:tr>
-        <w:tc>
-          <w:tcPr>
-            <w:tcW w:type="dxa" w:w="9026"/>
-            <w:tcBorders>
-              <w:top w:val="none" w:color="FFFFFF" w:sz="0"/>
-              <w:left w:val="none" w:color="FFFFFF" w:sz="0"/>
-              <w:bottom w:val="none" w:color="FFFFFF" w:sz="0"/>
-              <w:right w:val="none" w:color="FFFFFF" w:sz="0"/>
-            </w:tcBorders>
-            <w:shd w:fill="1E293B" w:val="clear"/>
-            <w:tcMar>
-              <w:top w:type="dxa" w:w="60"/>
-              <w:left w:type="dxa" w:w="200"/>
-              <w:bottom w:type="dxa" w:w="60"/>
+              <w:bottom w:type="dxa" w:w="55"/>
               <w:right w:type="dxa" w:w="200"/>
             </w:tcMar>
           </w:tcPr>
@@ -4800,7 +4155,7 @@
     <w:p>
       <w:pPr>
         <w:pStyle w:val="Heading2"/>
-        <w:spacing w:before="280" w:after="140"/>
+        <w:spacing w:before="260" w:after="130"/>
       </w:pPr>
       <w:r>
         <w:rPr>
@@ -4811,23 +4166,7 @@
           <w:sz w:val="28"/>
           <w:szCs w:val="28"/>
         </w:rPr>
-        <w:t xml:space="preserve">5.2  الحذف بكفاءة O(1)</w:t>
-      </w:r>
-    </w:p>
-    <w:p>
-      <w:pPr>
-        <w:bidi/>
-        <w:spacing w:before="0" w:after="140"/>
-        <w:jc w:val="right"/>
-      </w:pPr>
-      <w:r>
-        <w:rPr>
-          <w:rFonts w:ascii="Arial" w:cs="Arial" w:eastAsia="Arial" w:hAnsi="Arial"/>
-          <w:color w:val="1E293B"/>
-          <w:sz w:val="22"/>
-          <w:szCs w:val="22"/>
-        </w:rPr>
-        <w:t xml:space="preserve">بدلاً من إزاحة جميع العناصر عند الحذف من المنتصف (O(n))، نستبدل العنصر المطلوب حذفه بآخر عنصر في القائمة ثم نحذف الأخير مباشرة في O(1).</w:t>
+        <w:t xml:space="preserve">5.2  إضافة طالب</w:t>
       </w:r>
     </w:p>
     <w:tbl>
@@ -4841,10 +4180,6 @@
           <w:insideH w:val="single" w:color="auto" w:sz="4"/>
           <w:insideV w:val="single" w:color="auto" w:sz="4"/>
         </w:tblBorders>
-        <w:tblCellMar>
-          <w:top w:type="dxa" w:w="100"/>
-          <w:bottom w:type="dxa" w:w="100"/>
-        </w:tblCellMar>
       </w:tblPr>
       <w:tblGrid>
         <w:gridCol w:w="9026"/>
@@ -4861,9 +4196,9 @@
             </w:tcBorders>
             <w:shd w:fill="1E293B" w:val="clear"/>
             <w:tcMar>
-              <w:top w:type="dxa" w:w="60"/>
+              <w:top w:type="dxa" w:w="55"/>
               <w:left w:type="dxa" w:w="200"/>
-              <w:bottom w:type="dxa" w:w="60"/>
+              <w:bottom w:type="dxa" w:w="55"/>
               <w:right w:type="dxa" w:w="200"/>
             </w:tcMar>
           </w:tcPr>
@@ -4878,7 +4213,7 @@
                 <w:sz w:val="18"/>
                 <w:szCs w:val="18"/>
               </w:rPr>
-              <w:t xml:space="preserve">void removeStudent() {</w:t>
+              <w:t xml:space="preserve">void addStudent() {</w:t>
             </w:r>
           </w:p>
         </w:tc>
@@ -4895,9 +4230,9 @@
             </w:tcBorders>
             <w:shd w:fill="1E293B" w:val="clear"/>
             <w:tcMar>
-              <w:top w:type="dxa" w:w="60"/>
+              <w:top w:type="dxa" w:w="55"/>
               <w:left w:type="dxa" w:w="200"/>
-              <w:bottom w:type="dxa" w:w="60"/>
+              <w:bottom w:type="dxa" w:w="55"/>
               <w:right w:type="dxa" w:w="200"/>
             </w:tcMar>
           </w:tcPr>
@@ -4912,7 +4247,7 @@
                 <w:sz w:val="18"/>
                 <w:szCs w:val="18"/>
               </w:rPr>
-              <w:t xml:space="preserve">    int id  = readInt("Enter Student ID to remove: ");</w:t>
+              <w:t xml:space="preserve">    int id = readId();</w:t>
             </w:r>
           </w:p>
         </w:tc>
@@ -4929,9 +4264,9 @@
             </w:tcBorders>
             <w:shd w:fill="1E293B" w:val="clear"/>
             <w:tcMar>
-              <w:top w:type="dxa" w:w="60"/>
+              <w:top w:type="dxa" w:w="55"/>
               <w:left w:type="dxa" w:w="200"/>
-              <w:bottom w:type="dxa" w:w="60"/>
+              <w:bottom w:type="dxa" w:w="55"/>
               <w:right w:type="dxa" w:w="200"/>
             </w:tcMar>
           </w:tcPr>
@@ -4946,7 +4281,7 @@
                 <w:sz w:val="18"/>
                 <w:szCs w:val="18"/>
               </w:rPr>
-              <w:t xml:space="preserve">    int idx = findIndex(id);</w:t>
+              <w:t xml:space="preserve">    if (index.count(id)) { cout &lt;&lt; "ID exists.\n"; return; }</w:t>
             </w:r>
           </w:p>
         </w:tc>
@@ -4963,9 +4298,9 @@
             </w:tcBorders>
             <w:shd w:fill="1E293B" w:val="clear"/>
             <w:tcMar>
-              <w:top w:type="dxa" w:w="60"/>
+              <w:top w:type="dxa" w:w="55"/>
               <w:left w:type="dxa" w:w="200"/>
-              <w:bottom w:type="dxa" w:w="60"/>
+              <w:bottom w:type="dxa" w:w="55"/>
               <w:right w:type="dxa" w:w="200"/>
             </w:tcMar>
           </w:tcPr>
@@ -4980,7 +4315,7 @@
                 <w:sz w:val="18"/>
                 <w:szCs w:val="18"/>
               </w:rPr>
-              <w:t xml:space="preserve">    if (idx == -1) {</w:t>
+              <w:t xml:space="preserve">    cin.ignore(); string name;</w:t>
             </w:r>
           </w:p>
         </w:tc>
@@ -4997,9 +4332,9 @@
             </w:tcBorders>
             <w:shd w:fill="1E293B" w:val="clear"/>
             <w:tcMar>
-              <w:top w:type="dxa" w:w="60"/>
+              <w:top w:type="dxa" w:w="55"/>
               <w:left w:type="dxa" w:w="200"/>
-              <w:bottom w:type="dxa" w:w="60"/>
+              <w:bottom w:type="dxa" w:w="55"/>
               <w:right w:type="dxa" w:w="200"/>
             </w:tcMar>
           </w:tcPr>
@@ -5014,7 +4349,7 @@
                 <w:sz w:val="18"/>
                 <w:szCs w:val="18"/>
               </w:rPr>
-              <w:t xml:space="preserve">        cout &lt;&lt; "  [!] Student not found.\n";</w:t>
+              <w:t xml:space="preserve">    cout &lt;&lt; "Name : "; getline(cin, name);</w:t>
             </w:r>
           </w:p>
         </w:tc>
@@ -5031,9 +4366,9 @@
             </w:tcBorders>
             <w:shd w:fill="1E293B" w:val="clear"/>
             <w:tcMar>
-              <w:top w:type="dxa" w:w="60"/>
+              <w:top w:type="dxa" w:w="55"/>
               <w:left w:type="dxa" w:w="200"/>
-              <w:bottom w:type="dxa" w:w="60"/>
+              <w:bottom w:type="dxa" w:w="55"/>
               <w:right w:type="dxa" w:w="200"/>
             </w:tcMar>
           </w:tcPr>
@@ -5048,7 +4383,7 @@
                 <w:sz w:val="18"/>
                 <w:szCs w:val="18"/>
               </w:rPr>
-              <w:t xml:space="preserve">        return;</w:t>
+              <w:t xml:space="preserve">    double gpa = readGpa();</w:t>
             </w:r>
           </w:p>
         </w:tc>
@@ -5065,9 +4400,9 @@
             </w:tcBorders>
             <w:shd w:fill="1E293B" w:val="clear"/>
             <w:tcMar>
-              <w:top w:type="dxa" w:w="60"/>
+              <w:top w:type="dxa" w:w="55"/>
               <w:left w:type="dxa" w:w="200"/>
-              <w:bottom w:type="dxa" w:w="60"/>
+              <w:bottom w:type="dxa" w:w="55"/>
               <w:right w:type="dxa" w:w="200"/>
             </w:tcMar>
           </w:tcPr>
@@ -5082,7 +4417,7 @@
                 <w:sz w:val="18"/>
                 <w:szCs w:val="18"/>
               </w:rPr>
-              <w:t xml:space="preserve">    }</w:t>
+              <w:t xml:space="preserve">    students.emplace_back(id, name, gpa);</w:t>
             </w:r>
           </w:p>
         </w:tc>
@@ -5099,9 +4434,9 @@
             </w:tcBorders>
             <w:shd w:fill="1E293B" w:val="clear"/>
             <w:tcMar>
-              <w:top w:type="dxa" w:w="60"/>
+              <w:top w:type="dxa" w:w="55"/>
               <w:left w:type="dxa" w:w="200"/>
-              <w:bottom w:type="dxa" w:w="60"/>
+              <w:bottom w:type="dxa" w:w="55"/>
               <w:right w:type="dxa" w:w="200"/>
             </w:tcMar>
           </w:tcPr>
@@ -5116,7 +4451,7 @@
                 <w:sz w:val="18"/>
                 <w:szCs w:val="18"/>
               </w:rPr>
-              <w:t xml:space="preserve">    // استبدال مع الأخير ثم حذف — O(1)</w:t>
+              <w:t xml:space="preserve">    index[id] = (int)students.size() - 1;</w:t>
             </w:r>
           </w:p>
         </w:tc>
@@ -5133,9 +4468,9 @@
             </w:tcBorders>
             <w:shd w:fill="1E293B" w:val="clear"/>
             <w:tcMar>
-              <w:top w:type="dxa" w:w="60"/>
+              <w:top w:type="dxa" w:w="55"/>
               <w:left w:type="dxa" w:w="200"/>
-              <w:bottom w:type="dxa" w:w="60"/>
+              <w:bottom w:type="dxa" w:w="55"/>
               <w:right w:type="dxa" w:w="200"/>
             </w:tcMar>
           </w:tcPr>
@@ -5150,7 +4485,7 @@
                 <w:sz w:val="18"/>
                 <w:szCs w:val="18"/>
               </w:rPr>
-              <w:t xml:space="preserve">    if (idx != (int)students.size() - 1)</w:t>
+              <w:t xml:space="preserve">    cout &lt;&lt; "Added.\n";</w:t>
             </w:r>
           </w:p>
         </w:tc>
@@ -5167,111 +4502,9 @@
             </w:tcBorders>
             <w:shd w:fill="1E293B" w:val="clear"/>
             <w:tcMar>
-              <w:top w:type="dxa" w:w="60"/>
+              <w:top w:type="dxa" w:w="55"/>
               <w:left w:type="dxa" w:w="200"/>
-              <w:bottom w:type="dxa" w:w="60"/>
-              <w:right w:type="dxa" w:w="200"/>
-            </w:tcMar>
-          </w:tcPr>
-          <w:p>
-            <w:pPr>
-              <w:spacing w:before="0" w:after="0"/>
-            </w:pPr>
-            <w:r>
-              <w:rPr>
-                <w:rFonts w:ascii="Courier New" w:cs="Courier New" w:eastAsia="Courier New" w:hAnsi="Courier New"/>
-                <w:color w:val="E2E8F0"/>
-                <w:sz w:val="18"/>
-                <w:szCs w:val="18"/>
-              </w:rPr>
-              <w:t xml:space="preserve">        students[idx] = students[students.size() - 1];</w:t>
-            </w:r>
-          </w:p>
-        </w:tc>
-      </w:tr>
-      <w:tr>
-        <w:tc>
-          <w:tcPr>
-            <w:tcW w:type="dxa" w:w="9026"/>
-            <w:tcBorders>
-              <w:top w:val="none" w:color="FFFFFF" w:sz="0"/>
-              <w:left w:val="none" w:color="FFFFFF" w:sz="0"/>
-              <w:bottom w:val="none" w:color="FFFFFF" w:sz="0"/>
-              <w:right w:val="none" w:color="FFFFFF" w:sz="0"/>
-            </w:tcBorders>
-            <w:shd w:fill="1E293B" w:val="clear"/>
-            <w:tcMar>
-              <w:top w:type="dxa" w:w="60"/>
-              <w:left w:type="dxa" w:w="200"/>
-              <w:bottom w:type="dxa" w:w="60"/>
-              <w:right w:type="dxa" w:w="200"/>
-            </w:tcMar>
-          </w:tcPr>
-          <w:p>
-            <w:pPr>
-              <w:spacing w:before="0" w:after="0"/>
-            </w:pPr>
-            <w:r>
-              <w:rPr>
-                <w:rFonts w:ascii="Courier New" w:cs="Courier New" w:eastAsia="Courier New" w:hAnsi="Courier New"/>
-                <w:color w:val="E2E8F0"/>
-                <w:sz w:val="18"/>
-                <w:szCs w:val="18"/>
-              </w:rPr>
-              <w:t xml:space="preserve">    students.pop_back();</w:t>
-            </w:r>
-          </w:p>
-        </w:tc>
-      </w:tr>
-      <w:tr>
-        <w:tc>
-          <w:tcPr>
-            <w:tcW w:type="dxa" w:w="9026"/>
-            <w:tcBorders>
-              <w:top w:val="none" w:color="FFFFFF" w:sz="0"/>
-              <w:left w:val="none" w:color="FFFFFF" w:sz="0"/>
-              <w:bottom w:val="none" w:color="FFFFFF" w:sz="0"/>
-              <w:right w:val="none" w:color="FFFFFF" w:sz="0"/>
-            </w:tcBorders>
-            <w:shd w:fill="1E293B" w:val="clear"/>
-            <w:tcMar>
-              <w:top w:type="dxa" w:w="60"/>
-              <w:left w:type="dxa" w:w="200"/>
-              <w:bottom w:type="dxa" w:w="60"/>
-              <w:right w:type="dxa" w:w="200"/>
-            </w:tcMar>
-          </w:tcPr>
-          <w:p>
-            <w:pPr>
-              <w:spacing w:before="0" w:after="0"/>
-            </w:pPr>
-            <w:r>
-              <w:rPr>
-                <w:rFonts w:ascii="Courier New" w:cs="Courier New" w:eastAsia="Courier New" w:hAnsi="Courier New"/>
-                <w:color w:val="E2E8F0"/>
-                <w:sz w:val="18"/>
-                <w:szCs w:val="18"/>
-              </w:rPr>
-              <w:t xml:space="preserve">    cout &lt;&lt; "  [-] Student removed successfully.\n";</w:t>
-            </w:r>
-          </w:p>
-        </w:tc>
-      </w:tr>
-      <w:tr>
-        <w:tc>
-          <w:tcPr>
-            <w:tcW w:type="dxa" w:w="9026"/>
-            <w:tcBorders>
-              <w:top w:val="none" w:color="FFFFFF" w:sz="0"/>
-              <w:left w:val="none" w:color="FFFFFF" w:sz="0"/>
-              <w:bottom w:val="none" w:color="FFFFFF" w:sz="0"/>
-              <w:right w:val="none" w:color="FFFFFF" w:sz="0"/>
-            </w:tcBorders>
-            <w:shd w:fill="1E293B" w:val="clear"/>
-            <w:tcMar>
-              <w:top w:type="dxa" w:w="60"/>
-              <w:left w:type="dxa" w:w="200"/>
-              <w:bottom w:type="dxa" w:w="60"/>
+              <w:bottom w:type="dxa" w:w="55"/>
               <w:right w:type="dxa" w:w="200"/>
             </w:tcMar>
           </w:tcPr>
@@ -5303,7 +4536,7 @@
     <w:p>
       <w:pPr>
         <w:pStyle w:val="Heading2"/>
-        <w:spacing w:before="280" w:after="140"/>
+        <w:spacing w:before="260" w:after="130"/>
       </w:pPr>
       <w:r>
         <w:rPr>
@@ -5314,23 +4547,7 @@
           <w:sz w:val="28"/>
           <w:szCs w:val="28"/>
         </w:rPr>
-        <w:t xml:space="preserve">5.3  التحقق من صحة الإدخال</w:t>
-      </w:r>
-    </w:p>
-    <w:p>
-      <w:pPr>
-        <w:bidi/>
-        <w:spacing w:before="0" w:after="140"/>
-        <w:jc w:val="right"/>
-      </w:pPr>
-      <w:r>
-        <w:rPr>
-          <w:rFonts w:ascii="Arial" w:cs="Arial" w:eastAsia="Arial" w:hAnsi="Arial"/>
-          <w:color w:val="1E293B"/>
-          <w:sz w:val="22"/>
-          <w:szCs w:val="22"/>
-        </w:rPr>
-        <w:t xml:space="preserve">يتم التحقق من صحة كل مدخل: الـ ID يجب أن يكون صحيحاً وغير مكرر، والـ GPA يجب أن يكون بين 0.0 و 4.0، مع إعادة الطلب تلقائياً عند الخطأ.</w:t>
+        <w:t xml:space="preserve">5.3  الحذف مع إعادة بناء الـ map</w:t>
       </w:r>
     </w:p>
     <w:tbl>
@@ -5344,10 +4561,6 @@
           <w:insideH w:val="single" w:color="auto" w:sz="4"/>
           <w:insideV w:val="single" w:color="auto" w:sz="4"/>
         </w:tblBorders>
-        <w:tblCellMar>
-          <w:top w:type="dxa" w:w="100"/>
-          <w:bottom w:type="dxa" w:w="100"/>
-        </w:tblCellMar>
       </w:tblPr>
       <w:tblGrid>
         <w:gridCol w:w="9026"/>
@@ -5364,9 +4577,9 @@
             </w:tcBorders>
             <w:shd w:fill="1E293B" w:val="clear"/>
             <w:tcMar>
-              <w:top w:type="dxa" w:w="60"/>
+              <w:top w:type="dxa" w:w="55"/>
               <w:left w:type="dxa" w:w="200"/>
-              <w:bottom w:type="dxa" w:w="60"/>
+              <w:bottom w:type="dxa" w:w="55"/>
               <w:right w:type="dxa" w:w="200"/>
             </w:tcMar>
           </w:tcPr>
@@ -5381,7 +4594,7 @@
                 <w:sz w:val="18"/>
                 <w:szCs w:val="18"/>
               </w:rPr>
-              <w:t xml:space="preserve">double readDouble(const string&amp; prompt, double lo, double hi) {</w:t>
+              <w:t xml:space="preserve">void removeStudent() {</w:t>
             </w:r>
           </w:p>
         </w:tc>
@@ -5398,9 +4611,9 @@
             </w:tcBorders>
             <w:shd w:fill="1E293B" w:val="clear"/>
             <w:tcMar>
-              <w:top w:type="dxa" w:w="60"/>
+              <w:top w:type="dxa" w:w="55"/>
               <w:left w:type="dxa" w:w="200"/>
-              <w:bottom w:type="dxa" w:w="60"/>
+              <w:bottom w:type="dxa" w:w="55"/>
               <w:right w:type="dxa" w:w="200"/>
             </w:tcMar>
           </w:tcPr>
@@ -5415,7 +4628,7 @@
                 <w:sz w:val="18"/>
                 <w:szCs w:val="18"/>
               </w:rPr>
-              <w:t xml:space="preserve">    double val;</w:t>
+              <w:t xml:space="preserve">    int id = readId();</w:t>
             </w:r>
           </w:p>
         </w:tc>
@@ -5432,9 +4645,9 @@
             </w:tcBorders>
             <w:shd w:fill="1E293B" w:val="clear"/>
             <w:tcMar>
-              <w:top w:type="dxa" w:w="60"/>
+              <w:top w:type="dxa" w:w="55"/>
               <w:left w:type="dxa" w:w="200"/>
-              <w:bottom w:type="dxa" w:w="60"/>
+              <w:bottom w:type="dxa" w:w="55"/>
               <w:right w:type="dxa" w:w="200"/>
             </w:tcMar>
           </w:tcPr>
@@ -5449,7 +4662,7 @@
                 <w:sz w:val="18"/>
                 <w:szCs w:val="18"/>
               </w:rPr>
-              <w:t xml:space="preserve">    while (true) {</w:t>
+              <w:t xml:space="preserve">    auto it = index.find(id);</w:t>
             </w:r>
           </w:p>
         </w:tc>
@@ -5466,9 +4679,9 @@
             </w:tcBorders>
             <w:shd w:fill="1E293B" w:val="clear"/>
             <w:tcMar>
-              <w:top w:type="dxa" w:w="60"/>
+              <w:top w:type="dxa" w:w="55"/>
               <w:left w:type="dxa" w:w="200"/>
-              <w:bottom w:type="dxa" w:w="60"/>
+              <w:bottom w:type="dxa" w:w="55"/>
               <w:right w:type="dxa" w:w="200"/>
             </w:tcMar>
           </w:tcPr>
@@ -5483,7 +4696,7 @@
                 <w:sz w:val="18"/>
                 <w:szCs w:val="18"/>
               </w:rPr>
-              <w:t xml:space="preserve">        cout &lt;&lt; prompt;</w:t>
+              <w:t xml:space="preserve">    if (it == index.end()) { cout &lt;&lt; "Not found.\n"; return; }</w:t>
             </w:r>
           </w:p>
         </w:tc>
@@ -5500,9 +4713,9 @@
             </w:tcBorders>
             <w:shd w:fill="1E293B" w:val="clear"/>
             <w:tcMar>
-              <w:top w:type="dxa" w:w="60"/>
+              <w:top w:type="dxa" w:w="55"/>
               <w:left w:type="dxa" w:w="200"/>
-              <w:bottom w:type="dxa" w:w="60"/>
+              <w:bottom w:type="dxa" w:w="55"/>
               <w:right w:type="dxa" w:w="200"/>
             </w:tcMar>
           </w:tcPr>
@@ -5517,7 +4730,7 @@
                 <w:sz w:val="18"/>
                 <w:szCs w:val="18"/>
               </w:rPr>
-              <w:t xml:space="preserve">        bool ok = (bool)(cin &gt;&gt; val);</w:t>
+              <w:t xml:space="preserve">    students.erase(students.begin() + it-&gt;second);</w:t>
             </w:r>
           </w:p>
         </w:tc>
@@ -5534,9 +4747,9 @@
             </w:tcBorders>
             <w:shd w:fill="1E293B" w:val="clear"/>
             <w:tcMar>
-              <w:top w:type="dxa" w:w="60"/>
+              <w:top w:type="dxa" w:w="55"/>
               <w:left w:type="dxa" w:w="200"/>
-              <w:bottom w:type="dxa" w:w="60"/>
+              <w:bottom w:type="dxa" w:w="55"/>
               <w:right w:type="dxa" w:w="200"/>
             </w:tcMar>
           </w:tcPr>
@@ -5551,7 +4764,7 @@
                 <w:sz w:val="18"/>
                 <w:szCs w:val="18"/>
               </w:rPr>
-              <w:t xml:space="preserve">        char c;</w:t>
+              <w:t xml:space="preserve">    rebuild();   // تعيد بناء map بعد تغيّر الفهارس</w:t>
             </w:r>
           </w:p>
         </w:tc>
@@ -5568,9 +4781,9 @@
             </w:tcBorders>
             <w:shd w:fill="1E293B" w:val="clear"/>
             <w:tcMar>
-              <w:top w:type="dxa" w:w="60"/>
+              <w:top w:type="dxa" w:w="55"/>
               <w:left w:type="dxa" w:w="200"/>
-              <w:bottom w:type="dxa" w:w="60"/>
+              <w:bottom w:type="dxa" w:w="55"/>
               <w:right w:type="dxa" w:w="200"/>
             </w:tcMar>
           </w:tcPr>
@@ -5585,7 +4798,7 @@
                 <w:sz w:val="18"/>
                 <w:szCs w:val="18"/>
               </w:rPr>
-              <w:t xml:space="preserve">        while (cin.get(c) &amp;&amp; c != '\n') {}  // تنظيف الـ buffer</w:t>
+              <w:t xml:space="preserve">    cout &lt;&lt; "Removed.\n";</w:t>
             </w:r>
           </w:p>
         </w:tc>
@@ -5602,213 +4815,9 @@
             </w:tcBorders>
             <w:shd w:fill="1E293B" w:val="clear"/>
             <w:tcMar>
-              <w:top w:type="dxa" w:w="60"/>
+              <w:top w:type="dxa" w:w="55"/>
               <w:left w:type="dxa" w:w="200"/>
-              <w:bottom w:type="dxa" w:w="60"/>
-              <w:right w:type="dxa" w:w="200"/>
-            </w:tcMar>
-          </w:tcPr>
-          <w:p>
-            <w:pPr>
-              <w:spacing w:before="0" w:after="0"/>
-            </w:pPr>
-            <w:r>
-              <w:rPr>
-                <w:rFonts w:ascii="Courier New" w:cs="Courier New" w:eastAsia="Courier New" w:hAnsi="Courier New"/>
-                <w:color w:val="E2E8F0"/>
-                <w:sz w:val="18"/>
-                <w:szCs w:val="18"/>
-              </w:rPr>
-              <w:t xml:space="preserve">        if (ok &amp;&amp; val &gt;= lo &amp;&amp; val &lt;= hi) break;</w:t>
-            </w:r>
-          </w:p>
-        </w:tc>
-      </w:tr>
-      <w:tr>
-        <w:tc>
-          <w:tcPr>
-            <w:tcW w:type="dxa" w:w="9026"/>
-            <w:tcBorders>
-              <w:top w:val="none" w:color="FFFFFF" w:sz="0"/>
-              <w:left w:val="none" w:color="FFFFFF" w:sz="0"/>
-              <w:bottom w:val="none" w:color="FFFFFF" w:sz="0"/>
-              <w:right w:val="none" w:color="FFFFFF" w:sz="0"/>
-            </w:tcBorders>
-            <w:shd w:fill="1E293B" w:val="clear"/>
-            <w:tcMar>
-              <w:top w:type="dxa" w:w="60"/>
-              <w:left w:type="dxa" w:w="200"/>
-              <w:bottom w:type="dxa" w:w="60"/>
-              <w:right w:type="dxa" w:w="200"/>
-            </w:tcMar>
-          </w:tcPr>
-          <w:p>
-            <w:pPr>
-              <w:spacing w:before="0" w:after="0"/>
-            </w:pPr>
-            <w:r>
-              <w:rPr>
-                <w:rFonts w:ascii="Courier New" w:cs="Courier New" w:eastAsia="Courier New" w:hAnsi="Courier New"/>
-                <w:color w:val="E2E8F0"/>
-                <w:sz w:val="18"/>
-                <w:szCs w:val="18"/>
-              </w:rPr>
-              <w:t xml:space="preserve">        cout &lt;&lt; "  [!] Invalid input. Value must be between "</w:t>
-            </w:r>
-          </w:p>
-        </w:tc>
-      </w:tr>
-      <w:tr>
-        <w:tc>
-          <w:tcPr>
-            <w:tcW w:type="dxa" w:w="9026"/>
-            <w:tcBorders>
-              <w:top w:val="none" w:color="FFFFFF" w:sz="0"/>
-              <w:left w:val="none" w:color="FFFFFF" w:sz="0"/>
-              <w:bottom w:val="none" w:color="FFFFFF" w:sz="0"/>
-              <w:right w:val="none" w:color="FFFFFF" w:sz="0"/>
-            </w:tcBorders>
-            <w:shd w:fill="1E293B" w:val="clear"/>
-            <w:tcMar>
-              <w:top w:type="dxa" w:w="60"/>
-              <w:left w:type="dxa" w:w="200"/>
-              <w:bottom w:type="dxa" w:w="60"/>
-              <w:right w:type="dxa" w:w="200"/>
-            </w:tcMar>
-          </w:tcPr>
-          <w:p>
-            <w:pPr>
-              <w:spacing w:before="0" w:after="0"/>
-            </w:pPr>
-            <w:r>
-              <w:rPr>
-                <w:rFonts w:ascii="Courier New" w:cs="Courier New" w:eastAsia="Courier New" w:hAnsi="Courier New"/>
-                <w:color w:val="E2E8F0"/>
-                <w:sz w:val="18"/>
-                <w:szCs w:val="18"/>
-              </w:rPr>
-              <w:t xml:space="preserve">             &lt;&lt; lo &lt;&lt; " and " &lt;&lt; hi &lt;&lt; ".\n";</w:t>
-            </w:r>
-          </w:p>
-        </w:tc>
-      </w:tr>
-      <w:tr>
-        <w:tc>
-          <w:tcPr>
-            <w:tcW w:type="dxa" w:w="9026"/>
-            <w:tcBorders>
-              <w:top w:val="none" w:color="FFFFFF" w:sz="0"/>
-              <w:left w:val="none" w:color="FFFFFF" w:sz="0"/>
-              <w:bottom w:val="none" w:color="FFFFFF" w:sz="0"/>
-              <w:right w:val="none" w:color="FFFFFF" w:sz="0"/>
-            </w:tcBorders>
-            <w:shd w:fill="1E293B" w:val="clear"/>
-            <w:tcMar>
-              <w:top w:type="dxa" w:w="60"/>
-              <w:left w:type="dxa" w:w="200"/>
-              <w:bottom w:type="dxa" w:w="60"/>
-              <w:right w:type="dxa" w:w="200"/>
-            </w:tcMar>
-          </w:tcPr>
-          <w:p>
-            <w:pPr>
-              <w:spacing w:before="0" w:after="0"/>
-            </w:pPr>
-            <w:r>
-              <w:rPr>
-                <w:rFonts w:ascii="Courier New" w:cs="Courier New" w:eastAsia="Courier New" w:hAnsi="Courier New"/>
-                <w:color w:val="E2E8F0"/>
-                <w:sz w:val="18"/>
-                <w:szCs w:val="18"/>
-              </w:rPr>
-              <w:t xml:space="preserve">        cin.clear();</w:t>
-            </w:r>
-          </w:p>
-        </w:tc>
-      </w:tr>
-      <w:tr>
-        <w:tc>
-          <w:tcPr>
-            <w:tcW w:type="dxa" w:w="9026"/>
-            <w:tcBorders>
-              <w:top w:val="none" w:color="FFFFFF" w:sz="0"/>
-              <w:left w:val="none" w:color="FFFFFF" w:sz="0"/>
-              <w:bottom w:val="none" w:color="FFFFFF" w:sz="0"/>
-              <w:right w:val="none" w:color="FFFFFF" w:sz="0"/>
-            </w:tcBorders>
-            <w:shd w:fill="1E293B" w:val="clear"/>
-            <w:tcMar>
-              <w:top w:type="dxa" w:w="60"/>
-              <w:left w:type="dxa" w:w="200"/>
-              <w:bottom w:type="dxa" w:w="60"/>
-              <w:right w:type="dxa" w:w="200"/>
-            </w:tcMar>
-          </w:tcPr>
-          <w:p>
-            <w:pPr>
-              <w:spacing w:before="0" w:after="0"/>
-            </w:pPr>
-            <w:r>
-              <w:rPr>
-                <w:rFonts w:ascii="Courier New" w:cs="Courier New" w:eastAsia="Courier New" w:hAnsi="Courier New"/>
-                <w:color w:val="E2E8F0"/>
-                <w:sz w:val="18"/>
-                <w:szCs w:val="18"/>
-              </w:rPr>
-              <w:t xml:space="preserve">    }</w:t>
-            </w:r>
-          </w:p>
-        </w:tc>
-      </w:tr>
-      <w:tr>
-        <w:tc>
-          <w:tcPr>
-            <w:tcW w:type="dxa" w:w="9026"/>
-            <w:tcBorders>
-              <w:top w:val="none" w:color="FFFFFF" w:sz="0"/>
-              <w:left w:val="none" w:color="FFFFFF" w:sz="0"/>
-              <w:bottom w:val="none" w:color="FFFFFF" w:sz="0"/>
-              <w:right w:val="none" w:color="FFFFFF" w:sz="0"/>
-            </w:tcBorders>
-            <w:shd w:fill="1E293B" w:val="clear"/>
-            <w:tcMar>
-              <w:top w:type="dxa" w:w="60"/>
-              <w:left w:type="dxa" w:w="200"/>
-              <w:bottom w:type="dxa" w:w="60"/>
-              <w:right w:type="dxa" w:w="200"/>
-            </w:tcMar>
-          </w:tcPr>
-          <w:p>
-            <w:pPr>
-              <w:spacing w:before="0" w:after="0"/>
-            </w:pPr>
-            <w:r>
-              <w:rPr>
-                <w:rFonts w:ascii="Courier New" w:cs="Courier New" w:eastAsia="Courier New" w:hAnsi="Courier New"/>
-                <w:color w:val="E2E8F0"/>
-                <w:sz w:val="18"/>
-                <w:szCs w:val="18"/>
-              </w:rPr>
-              <w:t xml:space="preserve">    return val;</w:t>
-            </w:r>
-          </w:p>
-        </w:tc>
-      </w:tr>
-      <w:tr>
-        <w:tc>
-          <w:tcPr>
-            <w:tcW w:type="dxa" w:w="9026"/>
-            <w:tcBorders>
-              <w:top w:val="none" w:color="FFFFFF" w:sz="0"/>
-              <w:left w:val="none" w:color="FFFFFF" w:sz="0"/>
-              <w:bottom w:val="none" w:color="FFFFFF" w:sz="0"/>
-              <w:right w:val="none" w:color="FFFFFF" w:sz="0"/>
-            </w:tcBorders>
-            <w:shd w:fill="1E293B" w:val="clear"/>
-            <w:tcMar>
-              <w:top w:type="dxa" w:w="60"/>
-              <w:left w:type="dxa" w:w="200"/>
-              <w:bottom w:type="dxa" w:w="60"/>
+              <w:bottom w:type="dxa" w:w="55"/>
               <w:right w:type="dxa" w:w="200"/>
             </w:tcMar>
           </w:tcPr>
@@ -5840,7 +4849,7 @@
     <w:p>
       <w:pPr>
         <w:pStyle w:val="Heading2"/>
-        <w:spacing w:before="280" w:after="140"/>
+        <w:spacing w:before="260" w:after="130"/>
       </w:pPr>
       <w:r>
         <w:rPr>
@@ -5851,23 +4860,7 @@
           <w:sz w:val="28"/>
           <w:szCs w:val="28"/>
         </w:rPr>
-        <w:t xml:space="preserve">5.4  البحث عن طالب</w:t>
-      </w:r>
-    </w:p>
-    <w:p>
-      <w:pPr>
-        <w:bidi/>
-        <w:spacing w:before="0" w:after="140"/>
-        <w:jc w:val="right"/>
-      </w:pPr>
-      <w:r>
-        <w:rPr>
-          <w:rFonts w:ascii="Arial" w:cs="Arial" w:eastAsia="Arial" w:hAnsi="Arial"/>
-          <w:color w:val="1E293B"/>
-          <w:sz w:val="22"/>
-          <w:szCs w:val="22"/>
-        </w:rPr>
-        <w:t xml:space="preserve">تقوم دالة findIndex بالبحث الخطي في قائمة الطلاب وإرجاع الفهرس، أو -1 إذا لم يُعثر على الطالب.</w:t>
+        <w:t xml:space="preserve">5.4  التحقق من صحة GPA</w:t>
       </w:r>
     </w:p>
     <w:tbl>
@@ -5881,10 +4874,6 @@
           <w:insideH w:val="single" w:color="auto" w:sz="4"/>
           <w:insideV w:val="single" w:color="auto" w:sz="4"/>
         </w:tblBorders>
-        <w:tblCellMar>
-          <w:top w:type="dxa" w:w="100"/>
-          <w:bottom w:type="dxa" w:w="100"/>
-        </w:tblCellMar>
       </w:tblPr>
       <w:tblGrid>
         <w:gridCol w:w="9026"/>
@@ -5901,9 +4890,9 @@
             </w:tcBorders>
             <w:shd w:fill="1E293B" w:val="clear"/>
             <w:tcMar>
-              <w:top w:type="dxa" w:w="60"/>
+              <w:top w:type="dxa" w:w="55"/>
               <w:left w:type="dxa" w:w="200"/>
-              <w:bottom w:type="dxa" w:w="60"/>
+              <w:bottom w:type="dxa" w:w="55"/>
               <w:right w:type="dxa" w:w="200"/>
             </w:tcMar>
           </w:tcPr>
@@ -5918,7 +4907,7 @@
                 <w:sz w:val="18"/>
                 <w:szCs w:val="18"/>
               </w:rPr>
-              <w:t xml:space="preserve">int findIndex(int id) const {</w:t>
+              <w:t xml:space="preserve">double readGpa() {</w:t>
             </w:r>
           </w:p>
         </w:tc>
@@ -5935,9 +4924,9 @@
             </w:tcBorders>
             <w:shd w:fill="1E293B" w:val="clear"/>
             <w:tcMar>
-              <w:top w:type="dxa" w:w="60"/>
+              <w:top w:type="dxa" w:w="55"/>
               <w:left w:type="dxa" w:w="200"/>
-              <w:bottom w:type="dxa" w:w="60"/>
+              <w:bottom w:type="dxa" w:w="55"/>
               <w:right w:type="dxa" w:w="200"/>
             </w:tcMar>
           </w:tcPr>
@@ -5952,7 +4941,7 @@
                 <w:sz w:val="18"/>
                 <w:szCs w:val="18"/>
               </w:rPr>
-              <w:t xml:space="preserve">    for (int i = 0; i &lt; (int)students.size(); i++)</w:t>
+              <w:t xml:space="preserve">    double v;</w:t>
             </w:r>
           </w:p>
         </w:tc>
@@ -5969,9 +4958,9 @@
             </w:tcBorders>
             <w:shd w:fill="1E293B" w:val="clear"/>
             <w:tcMar>
-              <w:top w:type="dxa" w:w="60"/>
+              <w:top w:type="dxa" w:w="55"/>
               <w:left w:type="dxa" w:w="200"/>
-              <w:bottom w:type="dxa" w:w="60"/>
+              <w:bottom w:type="dxa" w:w="55"/>
               <w:right w:type="dxa" w:w="200"/>
             </w:tcMar>
           </w:tcPr>
@@ -5986,7 +4975,7 @@
                 <w:sz w:val="18"/>
                 <w:szCs w:val="18"/>
               </w:rPr>
-              <w:t xml:space="preserve">        if (students[i].getId() == id)</w:t>
+              <w:t xml:space="preserve">    do { cout &lt;&lt; "GPA : "; cin &gt;&gt; v; } while (v &lt; 0 || v &gt; 4);</w:t>
             </w:r>
           </w:p>
         </w:tc>
@@ -6003,9 +4992,9 @@
             </w:tcBorders>
             <w:shd w:fill="1E293B" w:val="clear"/>
             <w:tcMar>
-              <w:top w:type="dxa" w:w="60"/>
+              <w:top w:type="dxa" w:w="55"/>
               <w:left w:type="dxa" w:w="200"/>
-              <w:bottom w:type="dxa" w:w="60"/>
+              <w:bottom w:type="dxa" w:w="55"/>
               <w:right w:type="dxa" w:w="200"/>
             </w:tcMar>
           </w:tcPr>
@@ -6020,7 +5009,7 @@
                 <w:sz w:val="18"/>
                 <w:szCs w:val="18"/>
               </w:rPr>
-              <w:t xml:space="preserve">            return i;</w:t>
+              <w:t xml:space="preserve">    return v;</w:t>
             </w:r>
           </w:p>
         </w:tc>
@@ -6037,349 +5026,9 @@
             </w:tcBorders>
             <w:shd w:fill="1E293B" w:val="clear"/>
             <w:tcMar>
-              <w:top w:type="dxa" w:w="60"/>
+              <w:top w:type="dxa" w:w="55"/>
               <w:left w:type="dxa" w:w="200"/>
-              <w:bottom w:type="dxa" w:w="60"/>
-              <w:right w:type="dxa" w:w="200"/>
-            </w:tcMar>
-          </w:tcPr>
-          <w:p>
-            <w:pPr>
-              <w:spacing w:before="0" w:after="0"/>
-            </w:pPr>
-            <w:r>
-              <w:rPr>
-                <w:rFonts w:ascii="Courier New" w:cs="Courier New" w:eastAsia="Courier New" w:hAnsi="Courier New"/>
-                <w:color w:val="E2E8F0"/>
-                <w:sz w:val="18"/>
-                <w:szCs w:val="18"/>
-              </w:rPr>
-              <w:t xml:space="preserve">    return -1;  // غير موجود</w:t>
-            </w:r>
-          </w:p>
-        </w:tc>
-      </w:tr>
-      <w:tr>
-        <w:tc>
-          <w:tcPr>
-            <w:tcW w:type="dxa" w:w="9026"/>
-            <w:tcBorders>
-              <w:top w:val="none" w:color="FFFFFF" w:sz="0"/>
-              <w:left w:val="none" w:color="FFFFFF" w:sz="0"/>
-              <w:bottom w:val="none" w:color="FFFFFF" w:sz="0"/>
-              <w:right w:val="none" w:color="FFFFFF" w:sz="0"/>
-            </w:tcBorders>
-            <w:shd w:fill="1E293B" w:val="clear"/>
-            <w:tcMar>
-              <w:top w:type="dxa" w:w="60"/>
-              <w:left w:type="dxa" w:w="200"/>
-              <w:bottom w:type="dxa" w:w="60"/>
-              <w:right w:type="dxa" w:w="200"/>
-            </w:tcMar>
-          </w:tcPr>
-          <w:p>
-            <w:pPr>
-              <w:spacing w:before="0" w:after="0"/>
-            </w:pPr>
-            <w:r>
-              <w:rPr>
-                <w:rFonts w:ascii="Courier New" w:cs="Courier New" w:eastAsia="Courier New" w:hAnsi="Courier New"/>
-                <w:color w:val="E2E8F0"/>
-                <w:sz w:val="18"/>
-                <w:szCs w:val="18"/>
-              </w:rPr>
-              <w:t xml:space="preserve">}</w:t>
-            </w:r>
-          </w:p>
-        </w:tc>
-      </w:tr>
-      <w:tr>
-        <w:tc>
-          <w:tcPr>
-            <w:tcW w:type="dxa" w:w="9026"/>
-            <w:tcBorders>
-              <w:top w:val="none" w:color="FFFFFF" w:sz="0"/>
-              <w:left w:val="none" w:color="FFFFFF" w:sz="0"/>
-              <w:bottom w:val="none" w:color="FFFFFF" w:sz="0"/>
-              <w:right w:val="none" w:color="FFFFFF" w:sz="0"/>
-            </w:tcBorders>
-            <w:shd w:fill="1E293B" w:val="clear"/>
-            <w:tcMar>
-              <w:top w:type="dxa" w:w="60"/>
-              <w:left w:type="dxa" w:w="200"/>
-              <w:bottom w:type="dxa" w:w="60"/>
-              <w:right w:type="dxa" w:w="200"/>
-            </w:tcMar>
-          </w:tcPr>
-          <w:p>
-            <w:pPr>
-              <w:spacing w:before="0" w:after="0"/>
-            </w:pPr>
-            <w:r>
-              <w:rPr>
-                <w:rFonts w:ascii="Courier New" w:cs="Courier New" w:eastAsia="Courier New" w:hAnsi="Courier New"/>
-                <w:color w:val="E2E8F0"/>
-                <w:sz w:val="18"/>
-                <w:szCs w:val="18"/>
-              </w:rPr>
-              <w:t xml:space="preserve"> </w:t>
-            </w:r>
-          </w:p>
-        </w:tc>
-      </w:tr>
-      <w:tr>
-        <w:tc>
-          <w:tcPr>
-            <w:tcW w:type="dxa" w:w="9026"/>
-            <w:tcBorders>
-              <w:top w:val="none" w:color="FFFFFF" w:sz="0"/>
-              <w:left w:val="none" w:color="FFFFFF" w:sz="0"/>
-              <w:bottom w:val="none" w:color="FFFFFF" w:sz="0"/>
-              <w:right w:val="none" w:color="FFFFFF" w:sz="0"/>
-            </w:tcBorders>
-            <w:shd w:fill="1E293B" w:val="clear"/>
-            <w:tcMar>
-              <w:top w:type="dxa" w:w="60"/>
-              <w:left w:type="dxa" w:w="200"/>
-              <w:bottom w:type="dxa" w:w="60"/>
-              <w:right w:type="dxa" w:w="200"/>
-            </w:tcMar>
-          </w:tcPr>
-          <w:p>
-            <w:pPr>
-              <w:spacing w:before="0" w:after="0"/>
-            </w:pPr>
-            <w:r>
-              <w:rPr>
-                <w:rFonts w:ascii="Courier New" w:cs="Courier New" w:eastAsia="Courier New" w:hAnsi="Courier New"/>
-                <w:color w:val="E2E8F0"/>
-                <w:sz w:val="18"/>
-                <w:szCs w:val="18"/>
-              </w:rPr>
-              <w:t xml:space="preserve">void searchStudent() {</w:t>
-            </w:r>
-          </w:p>
-        </w:tc>
-      </w:tr>
-      <w:tr>
-        <w:tc>
-          <w:tcPr>
-            <w:tcW w:type="dxa" w:w="9026"/>
-            <w:tcBorders>
-              <w:top w:val="none" w:color="FFFFFF" w:sz="0"/>
-              <w:left w:val="none" w:color="FFFFFF" w:sz="0"/>
-              <w:bottom w:val="none" w:color="FFFFFF" w:sz="0"/>
-              <w:right w:val="none" w:color="FFFFFF" w:sz="0"/>
-            </w:tcBorders>
-            <w:shd w:fill="1E293B" w:val="clear"/>
-            <w:tcMar>
-              <w:top w:type="dxa" w:w="60"/>
-              <w:left w:type="dxa" w:w="200"/>
-              <w:bottom w:type="dxa" w:w="60"/>
-              <w:right w:type="dxa" w:w="200"/>
-            </w:tcMar>
-          </w:tcPr>
-          <w:p>
-            <w:pPr>
-              <w:spacing w:before="0" w:after="0"/>
-            </w:pPr>
-            <w:r>
-              <w:rPr>
-                <w:rFonts w:ascii="Courier New" w:cs="Courier New" w:eastAsia="Courier New" w:hAnsi="Courier New"/>
-                <w:color w:val="E2E8F0"/>
-                <w:sz w:val="18"/>
-                <w:szCs w:val="18"/>
-              </w:rPr>
-              <w:t xml:space="preserve">    int id  = readInt("Enter Student ID to search: ");</w:t>
-            </w:r>
-          </w:p>
-        </w:tc>
-      </w:tr>
-      <w:tr>
-        <w:tc>
-          <w:tcPr>
-            <w:tcW w:type="dxa" w:w="9026"/>
-            <w:tcBorders>
-              <w:top w:val="none" w:color="FFFFFF" w:sz="0"/>
-              <w:left w:val="none" w:color="FFFFFF" w:sz="0"/>
-              <w:bottom w:val="none" w:color="FFFFFF" w:sz="0"/>
-              <w:right w:val="none" w:color="FFFFFF" w:sz="0"/>
-            </w:tcBorders>
-            <w:shd w:fill="1E293B" w:val="clear"/>
-            <w:tcMar>
-              <w:top w:type="dxa" w:w="60"/>
-              <w:left w:type="dxa" w:w="200"/>
-              <w:bottom w:type="dxa" w:w="60"/>
-              <w:right w:type="dxa" w:w="200"/>
-            </w:tcMar>
-          </w:tcPr>
-          <w:p>
-            <w:pPr>
-              <w:spacing w:before="0" w:after="0"/>
-            </w:pPr>
-            <w:r>
-              <w:rPr>
-                <w:rFonts w:ascii="Courier New" w:cs="Courier New" w:eastAsia="Courier New" w:hAnsi="Courier New"/>
-                <w:color w:val="E2E8F0"/>
-                <w:sz w:val="18"/>
-                <w:szCs w:val="18"/>
-              </w:rPr>
-              <w:t xml:space="preserve">    int idx = findIndex(id);</w:t>
-            </w:r>
-          </w:p>
-        </w:tc>
-      </w:tr>
-      <w:tr>
-        <w:tc>
-          <w:tcPr>
-            <w:tcW w:type="dxa" w:w="9026"/>
-            <w:tcBorders>
-              <w:top w:val="none" w:color="FFFFFF" w:sz="0"/>
-              <w:left w:val="none" w:color="FFFFFF" w:sz="0"/>
-              <w:bottom w:val="none" w:color="FFFFFF" w:sz="0"/>
-              <w:right w:val="none" w:color="FFFFFF" w:sz="0"/>
-            </w:tcBorders>
-            <w:shd w:fill="1E293B" w:val="clear"/>
-            <w:tcMar>
-              <w:top w:type="dxa" w:w="60"/>
-              <w:left w:type="dxa" w:w="200"/>
-              <w:bottom w:type="dxa" w:w="60"/>
-              <w:right w:type="dxa" w:w="200"/>
-            </w:tcMar>
-          </w:tcPr>
-          <w:p>
-            <w:pPr>
-              <w:spacing w:before="0" w:after="0"/>
-            </w:pPr>
-            <w:r>
-              <w:rPr>
-                <w:rFonts w:ascii="Courier New" w:cs="Courier New" w:eastAsia="Courier New" w:hAnsi="Courier New"/>
-                <w:color w:val="E2E8F0"/>
-                <w:sz w:val="18"/>
-                <w:szCs w:val="18"/>
-              </w:rPr>
-              <w:t xml:space="preserve">    if (idx == -1) { cout &lt;&lt; "  [!] Student not found.\n"; return; }</w:t>
-            </w:r>
-          </w:p>
-        </w:tc>
-      </w:tr>
-      <w:tr>
-        <w:tc>
-          <w:tcPr>
-            <w:tcW w:type="dxa" w:w="9026"/>
-            <w:tcBorders>
-              <w:top w:val="none" w:color="FFFFFF" w:sz="0"/>
-              <w:left w:val="none" w:color="FFFFFF" w:sz="0"/>
-              <w:bottom w:val="none" w:color="FFFFFF" w:sz="0"/>
-              <w:right w:val="none" w:color="FFFFFF" w:sz="0"/>
-            </w:tcBorders>
-            <w:shd w:fill="1E293B" w:val="clear"/>
-            <w:tcMar>
-              <w:top w:type="dxa" w:w="60"/>
-              <w:left w:type="dxa" w:w="200"/>
-              <w:bottom w:type="dxa" w:w="60"/>
-              <w:right w:type="dxa" w:w="200"/>
-            </w:tcMar>
-          </w:tcPr>
-          <w:p>
-            <w:pPr>
-              <w:spacing w:before="0" w:after="0"/>
-            </w:pPr>
-            <w:r>
-              <w:rPr>
-                <w:rFonts w:ascii="Courier New" w:cs="Courier New" w:eastAsia="Courier New" w:hAnsi="Courier New"/>
-                <w:color w:val="E2E8F0"/>
-                <w:sz w:val="18"/>
-                <w:szCs w:val="18"/>
-              </w:rPr>
-              <w:t xml:space="preserve">    cout &lt;&lt; "  [Found] ";</w:t>
-            </w:r>
-          </w:p>
-        </w:tc>
-      </w:tr>
-      <w:tr>
-        <w:tc>
-          <w:tcPr>
-            <w:tcW w:type="dxa" w:w="9026"/>
-            <w:tcBorders>
-              <w:top w:val="none" w:color="FFFFFF" w:sz="0"/>
-              <w:left w:val="none" w:color="FFFFFF" w:sz="0"/>
-              <w:bottom w:val="none" w:color="FFFFFF" w:sz="0"/>
-              <w:right w:val="none" w:color="FFFFFF" w:sz="0"/>
-            </w:tcBorders>
-            <w:shd w:fill="1E293B" w:val="clear"/>
-            <w:tcMar>
-              <w:top w:type="dxa" w:w="60"/>
-              <w:left w:type="dxa" w:w="200"/>
-              <w:bottom w:type="dxa" w:w="60"/>
-              <w:right w:type="dxa" w:w="200"/>
-            </w:tcMar>
-          </w:tcPr>
-          <w:p>
-            <w:pPr>
-              <w:spacing w:before="0" w:after="0"/>
-            </w:pPr>
-            <w:r>
-              <w:rPr>
-                <w:rFonts w:ascii="Courier New" w:cs="Courier New" w:eastAsia="Courier New" w:hAnsi="Courier New"/>
-                <w:color w:val="E2E8F0"/>
-                <w:sz w:val="18"/>
-                <w:szCs w:val="18"/>
-              </w:rPr>
-              <w:t xml:space="preserve">    students[idx].display();</w:t>
-            </w:r>
-          </w:p>
-        </w:tc>
-      </w:tr>
-      <w:tr>
-        <w:tc>
-          <w:tcPr>
-            <w:tcW w:type="dxa" w:w="9026"/>
-            <w:tcBorders>
-              <w:top w:val="none" w:color="FFFFFF" w:sz="0"/>
-              <w:left w:val="none" w:color="FFFFFF" w:sz="0"/>
-              <w:bottom w:val="none" w:color="FFFFFF" w:sz="0"/>
-              <w:right w:val="none" w:color="FFFFFF" w:sz="0"/>
-            </w:tcBorders>
-            <w:shd w:fill="1E293B" w:val="clear"/>
-            <w:tcMar>
-              <w:top w:type="dxa" w:w="60"/>
-              <w:left w:type="dxa" w:w="200"/>
-              <w:bottom w:type="dxa" w:w="60"/>
-              <w:right w:type="dxa" w:w="200"/>
-            </w:tcMar>
-          </w:tcPr>
-          <w:p>
-            <w:pPr>
-              <w:spacing w:before="0" w:after="0"/>
-            </w:pPr>
-            <w:r>
-              <w:rPr>
-                <w:rFonts w:ascii="Courier New" w:cs="Courier New" w:eastAsia="Courier New" w:hAnsi="Courier New"/>
-                <w:color w:val="E2E8F0"/>
-                <w:sz w:val="18"/>
-                <w:szCs w:val="18"/>
-              </w:rPr>
-              <w:t xml:space="preserve">    cout &lt;&lt; "\n";</w:t>
-            </w:r>
-          </w:p>
-        </w:tc>
-      </w:tr>
-      <w:tr>
-        <w:tc>
-          <w:tcPr>
-            <w:tcW w:type="dxa" w:w="9026"/>
-            <w:tcBorders>
-              <w:top w:val="none" w:color="FFFFFF" w:sz="0"/>
-              <w:left w:val="none" w:color="FFFFFF" w:sz="0"/>
-              <w:bottom w:val="none" w:color="FFFFFF" w:sz="0"/>
-              <w:right w:val="none" w:color="FFFFFF" w:sz="0"/>
-            </w:tcBorders>
-            <w:shd w:fill="1E293B" w:val="clear"/>
-            <w:tcMar>
-              <w:top w:type="dxa" w:w="60"/>
-              <w:left w:type="dxa" w:w="200"/>
-              <w:bottom w:type="dxa" w:w="60"/>
+              <w:bottom w:type="dxa" w:w="55"/>
               <w:right w:type="dxa" w:w="200"/>
             </w:tcMar>
           </w:tcPr>
@@ -6454,9 +5103,9 @@
         </w:tblBorders>
       </w:tblPr>
       <w:tblGrid>
-        <w:gridCol w:w="500"/>
-        <w:gridCol w:w="2800"/>
-        <w:gridCol w:w="5726"/>
+        <w:gridCol w:w="300"/>
+        <w:gridCol w:w="2200"/>
+        <w:gridCol w:w="6526"/>
       </w:tblGrid>
       <w:tr>
         <w:trPr>
@@ -6464,7 +5113,7 @@
         </w:trPr>
         <w:tc>
           <w:tcPr>
-            <w:tcW w:type="dxa" w:w="500"/>
+            <w:tcW w:type="dxa" w:w="300"/>
             <w:tcBorders>
               <w:top w:val="single" w:color="1B2A4A" w:sz="4"/>
               <w:left w:val="single" w:color="1B2A4A" w:sz="4"/>
@@ -6473,16 +5122,13 @@
             </w:tcBorders>
             <w:shd w:fill="1B2A4A" w:val="clear"/>
             <w:tcMar>
-              <w:top w:type="dxa" w:w="100"/>
+              <w:top w:type="dxa" w:w="95"/>
               <w:left w:type="dxa" w:w="120"/>
-              <w:bottom w:type="dxa" w:w="100"/>
+              <w:bottom w:type="dxa" w:w="95"/>
               <w:right w:type="dxa" w:w="120"/>
             </w:tcMar>
           </w:tcPr>
           <w:p>
-            <w:pPr>
-              <w:jc w:val="center"/>
-            </w:pPr>
             <w:r>
               <w:rPr>
                 <w:rFonts w:ascii="Arial" w:cs="Arial" w:eastAsia="Arial" w:hAnsi="Arial"/>
@@ -6498,7 +5144,7 @@
         </w:tc>
         <w:tc>
           <w:tcPr>
-            <w:tcW w:type="dxa" w:w="2800"/>
+            <w:tcW w:type="dxa" w:w="2200"/>
             <w:tcBorders>
               <w:top w:val="single" w:color="1B2A4A" w:sz="4"/>
               <w:left w:val="single" w:color="1B2A4A" w:sz="4"/>
@@ -6507,9 +5153,9 @@
             </w:tcBorders>
             <w:shd w:fill="1B2A4A" w:val="clear"/>
             <w:tcMar>
-              <w:top w:type="dxa" w:w="100"/>
+              <w:top w:type="dxa" w:w="95"/>
               <w:left w:type="dxa" w:w="120"/>
-              <w:bottom w:type="dxa" w:w="100"/>
+              <w:bottom w:type="dxa" w:w="95"/>
               <w:right w:type="dxa" w:w="120"/>
             </w:tcMar>
           </w:tcPr>
@@ -6529,7 +5175,7 @@
         </w:tc>
         <w:tc>
           <w:tcPr>
-            <w:tcW w:type="dxa" w:w="5726"/>
+            <w:tcW w:type="dxa" w:w="6526"/>
             <w:tcBorders>
               <w:top w:val="single" w:color="1B2A4A" w:sz="4"/>
               <w:left w:val="single" w:color="1B2A4A" w:sz="4"/>
@@ -6538,9 +5184,9 @@
             </w:tcBorders>
             <w:shd w:fill="1B2A4A" w:val="clear"/>
             <w:tcMar>
-              <w:top w:type="dxa" w:w="100"/>
+              <w:top w:type="dxa" w:w="95"/>
               <w:left w:type="dxa" w:w="120"/>
-              <w:bottom w:type="dxa" w:w="100"/>
+              <w:bottom w:type="dxa" w:w="95"/>
               <w:right w:type="dxa" w:w="120"/>
             </w:tcMar>
           </w:tcPr>
@@ -6562,7 +5208,7 @@
       <w:tr>
         <w:tc>
           <w:tcPr>
-            <w:tcW w:type="dxa" w:w="500"/>
+            <w:tcW w:type="dxa" w:w="300"/>
             <w:tcBorders>
               <w:top w:val="single" w:color="DBEAFE" w:sz="4"/>
               <w:left w:val="single" w:color="DBEAFE" w:sz="4"/>
@@ -6571,74 +5217,9 @@
             </w:tcBorders>
             <w:shd w:fill="F0F4FF" w:val="clear"/>
             <w:tcMar>
-              <w:top w:type="dxa" w:w="80"/>
+              <w:top w:type="dxa" w:w="85"/>
               <w:left w:type="dxa" w:w="120"/>
-              <w:bottom w:type="dxa" w:w="80"/>
-              <w:right w:type="dxa" w:w="120"/>
-            </w:tcMar>
-          </w:tcPr>
-          <w:p>
-            <w:pPr>
-              <w:jc w:val="center"/>
-            </w:pPr>
-            <w:r>
-              <w:rPr>
-                <w:rFonts w:ascii="Arial" w:cs="Arial" w:eastAsia="Arial" w:hAnsi="Arial"/>
-                <w:b/>
-                <w:bCs/>
-                <w:color w:val="2563EB"/>
-                <w:sz w:val="22"/>
-                <w:szCs w:val="22"/>
-              </w:rPr>
-              <w:t xml:space="preserve">1</w:t>
-            </w:r>
-          </w:p>
-        </w:tc>
-        <w:tc>
-          <w:tcPr>
-            <w:tcW w:type="dxa" w:w="2800"/>
-            <w:tcBorders>
-              <w:top w:val="single" w:color="DBEAFE" w:sz="4"/>
-              <w:left w:val="single" w:color="DBEAFE" w:sz="4"/>
-              <w:bottom w:val="single" w:color="DBEAFE" w:sz="4"/>
-              <w:right w:val="single" w:color="DBEAFE" w:sz="4"/>
-            </w:tcBorders>
-            <w:shd w:fill="F0F4FF" w:val="clear"/>
-            <w:tcMar>
-              <w:top w:type="dxa" w:w="80"/>
-              <w:left w:type="dxa" w:w="120"/>
-              <w:bottom w:type="dxa" w:w="80"/>
-              <w:right w:type="dxa" w:w="120"/>
-            </w:tcMar>
-          </w:tcPr>
-          <w:p>
-            <w:r>
-              <w:rPr>
-                <w:rFonts w:ascii="Arial" w:cs="Arial" w:eastAsia="Arial" w:hAnsi="Arial"/>
-                <w:b/>
-                <w:bCs/>
-                <w:color w:val="1E293B"/>
-                <w:sz w:val="22"/>
-                <w:szCs w:val="22"/>
-              </w:rPr>
-              <w:t xml:space="preserve">إضافة طالب</w:t>
-            </w:r>
-          </w:p>
-        </w:tc>
-        <w:tc>
-          <w:tcPr>
-            <w:tcW w:type="dxa" w:w="5726"/>
-            <w:tcBorders>
-              <w:top w:val="single" w:color="DBEAFE" w:sz="4"/>
-              <w:left w:val="single" w:color="DBEAFE" w:sz="4"/>
-              <w:bottom w:val="single" w:color="DBEAFE" w:sz="4"/>
-              <w:right w:val="single" w:color="DBEAFE" w:sz="4"/>
-            </w:tcBorders>
-            <w:shd w:fill="F0F4FF" w:val="clear"/>
-            <w:tcMar>
-              <w:top w:type="dxa" w:w="80"/>
-              <w:left w:type="dxa" w:w="120"/>
-              <w:bottom w:type="dxa" w:w="80"/>
+              <w:bottom w:type="dxa" w:w="85"/>
               <w:right w:type="dxa" w:w="120"/>
             </w:tcMar>
           </w:tcPr>
@@ -6650,91 +5231,24 @@
                 <w:sz w:val="22"/>
                 <w:szCs w:val="22"/>
               </w:rPr>
-              <w:t xml:space="preserve">إضافة طالب جديد بـ ID فريد واسم ومعدل تراكمي بين 0.0 و 4.0</w:t>
-            </w:r>
-          </w:p>
-        </w:tc>
-      </w:tr>
-      <w:tr>
-        <w:tc>
-          <w:tcPr>
-            <w:tcW w:type="dxa" w:w="500"/>
-            <w:tcBorders>
-              <w:top w:val="single" w:color="DBEAFE" w:sz="4"/>
-              <w:left w:val="single" w:color="DBEAFE" w:sz="4"/>
-              <w:bottom w:val="single" w:color="DBEAFE" w:sz="4"/>
-              <w:right w:val="single" w:color="DBEAFE" w:sz="4"/>
-            </w:tcBorders>
-            <w:shd w:fill="FFFFFF" w:val="clear"/>
-            <w:tcMar>
-              <w:top w:type="dxa" w:w="80"/>
+              <w:t xml:space="preserve">1</w:t>
+            </w:r>
+          </w:p>
+        </w:tc>
+        <w:tc>
+          <w:tcPr>
+            <w:tcW w:type="dxa" w:w="2200"/>
+            <w:tcBorders>
+              <w:top w:val="single" w:color="DBEAFE" w:sz="4"/>
+              <w:left w:val="single" w:color="DBEAFE" w:sz="4"/>
+              <w:bottom w:val="single" w:color="DBEAFE" w:sz="4"/>
+              <w:right w:val="single" w:color="DBEAFE" w:sz="4"/>
+            </w:tcBorders>
+            <w:shd w:fill="F0F4FF" w:val="clear"/>
+            <w:tcMar>
+              <w:top w:type="dxa" w:w="85"/>
               <w:left w:type="dxa" w:w="120"/>
-              <w:bottom w:type="dxa" w:w="80"/>
-              <w:right w:type="dxa" w:w="120"/>
-            </w:tcMar>
-          </w:tcPr>
-          <w:p>
-            <w:pPr>
-              <w:jc w:val="center"/>
-            </w:pPr>
-            <w:r>
-              <w:rPr>
-                <w:rFonts w:ascii="Arial" w:cs="Arial" w:eastAsia="Arial" w:hAnsi="Arial"/>
-                <w:b/>
-                <w:bCs/>
-                <w:color w:val="2563EB"/>
-                <w:sz w:val="22"/>
-                <w:szCs w:val="22"/>
-              </w:rPr>
-              <w:t xml:space="preserve">2</w:t>
-            </w:r>
-          </w:p>
-        </w:tc>
-        <w:tc>
-          <w:tcPr>
-            <w:tcW w:type="dxa" w:w="2800"/>
-            <w:tcBorders>
-              <w:top w:val="single" w:color="DBEAFE" w:sz="4"/>
-              <w:left w:val="single" w:color="DBEAFE" w:sz="4"/>
-              <w:bottom w:val="single" w:color="DBEAFE" w:sz="4"/>
-              <w:right w:val="single" w:color="DBEAFE" w:sz="4"/>
-            </w:tcBorders>
-            <w:shd w:fill="FFFFFF" w:val="clear"/>
-            <w:tcMar>
-              <w:top w:type="dxa" w:w="80"/>
-              <w:left w:type="dxa" w:w="120"/>
-              <w:bottom w:type="dxa" w:w="80"/>
-              <w:right w:type="dxa" w:w="120"/>
-            </w:tcMar>
-          </w:tcPr>
-          <w:p>
-            <w:r>
-              <w:rPr>
-                <w:rFonts w:ascii="Arial" w:cs="Arial" w:eastAsia="Arial" w:hAnsi="Arial"/>
-                <w:b/>
-                <w:bCs/>
-                <w:color w:val="1E293B"/>
-                <w:sz w:val="22"/>
-                <w:szCs w:val="22"/>
-              </w:rPr>
-              <w:t xml:space="preserve">حذف طالب</w:t>
-            </w:r>
-          </w:p>
-        </w:tc>
-        <w:tc>
-          <w:tcPr>
-            <w:tcW w:type="dxa" w:w="5726"/>
-            <w:tcBorders>
-              <w:top w:val="single" w:color="DBEAFE" w:sz="4"/>
-              <w:left w:val="single" w:color="DBEAFE" w:sz="4"/>
-              <w:bottom w:val="single" w:color="DBEAFE" w:sz="4"/>
-              <w:right w:val="single" w:color="DBEAFE" w:sz="4"/>
-            </w:tcBorders>
-            <w:shd w:fill="FFFFFF" w:val="clear"/>
-            <w:tcMar>
-              <w:top w:type="dxa" w:w="80"/>
-              <w:left w:type="dxa" w:w="120"/>
-              <w:bottom w:type="dxa" w:w="80"/>
+              <w:bottom w:type="dxa" w:w="85"/>
               <w:right w:type="dxa" w:w="120"/>
             </w:tcMar>
           </w:tcPr>
@@ -6746,15 +5260,13 @@
                 <w:sz w:val="22"/>
                 <w:szCs w:val="22"/>
               </w:rPr>
-              <w:t xml:space="preserve">حذف طالب من النظام باستخدام ID مع تقنية swap-with-last بكفاءة O(1)</w:t>
-            </w:r>
-          </w:p>
-        </w:tc>
-      </w:tr>
-      <w:tr>
-        <w:tc>
-          <w:tcPr>
-            <w:tcW w:type="dxa" w:w="500"/>
+              <w:t xml:space="preserve">إضافة طالب</w:t>
+            </w:r>
+          </w:p>
+        </w:tc>
+        <w:tc>
+          <w:tcPr>
+            <w:tcW w:type="dxa" w:w="6526"/>
             <w:tcBorders>
               <w:top w:val="single" w:color="DBEAFE" w:sz="4"/>
               <w:left w:val="single" w:color="DBEAFE" w:sz="4"/>
@@ -6763,74 +5275,9 @@
             </w:tcBorders>
             <w:shd w:fill="F0F4FF" w:val="clear"/>
             <w:tcMar>
-              <w:top w:type="dxa" w:w="80"/>
+              <w:top w:type="dxa" w:w="85"/>
               <w:left w:type="dxa" w:w="120"/>
-              <w:bottom w:type="dxa" w:w="80"/>
-              <w:right w:type="dxa" w:w="120"/>
-            </w:tcMar>
-          </w:tcPr>
-          <w:p>
-            <w:pPr>
-              <w:jc w:val="center"/>
-            </w:pPr>
-            <w:r>
-              <w:rPr>
-                <w:rFonts w:ascii="Arial" w:cs="Arial" w:eastAsia="Arial" w:hAnsi="Arial"/>
-                <w:b/>
-                <w:bCs/>
-                <w:color w:val="2563EB"/>
-                <w:sz w:val="22"/>
-                <w:szCs w:val="22"/>
-              </w:rPr>
-              <w:t xml:space="preserve">3</w:t>
-            </w:r>
-          </w:p>
-        </w:tc>
-        <w:tc>
-          <w:tcPr>
-            <w:tcW w:type="dxa" w:w="2800"/>
-            <w:tcBorders>
-              <w:top w:val="single" w:color="DBEAFE" w:sz="4"/>
-              <w:left w:val="single" w:color="DBEAFE" w:sz="4"/>
-              <w:bottom w:val="single" w:color="DBEAFE" w:sz="4"/>
-              <w:right w:val="single" w:color="DBEAFE" w:sz="4"/>
-            </w:tcBorders>
-            <w:shd w:fill="F0F4FF" w:val="clear"/>
-            <w:tcMar>
-              <w:top w:type="dxa" w:w="80"/>
-              <w:left w:type="dxa" w:w="120"/>
-              <w:bottom w:type="dxa" w:w="80"/>
-              <w:right w:type="dxa" w:w="120"/>
-            </w:tcMar>
-          </w:tcPr>
-          <w:p>
-            <w:r>
-              <w:rPr>
-                <w:rFonts w:ascii="Arial" w:cs="Arial" w:eastAsia="Arial" w:hAnsi="Arial"/>
-                <w:b/>
-                <w:bCs/>
-                <w:color w:val="1E293B"/>
-                <w:sz w:val="22"/>
-                <w:szCs w:val="22"/>
-              </w:rPr>
-              <w:t xml:space="preserve">البحث عن طالب</w:t>
-            </w:r>
-          </w:p>
-        </w:tc>
-        <w:tc>
-          <w:tcPr>
-            <w:tcW w:type="dxa" w:w="5726"/>
-            <w:tcBorders>
-              <w:top w:val="single" w:color="DBEAFE" w:sz="4"/>
-              <w:left w:val="single" w:color="DBEAFE" w:sz="4"/>
-              <w:bottom w:val="single" w:color="DBEAFE" w:sz="4"/>
-              <w:right w:val="single" w:color="DBEAFE" w:sz="4"/>
-            </w:tcBorders>
-            <w:shd w:fill="F0F4FF" w:val="clear"/>
-            <w:tcMar>
-              <w:top w:type="dxa" w:w="80"/>
-              <w:left w:type="dxa" w:w="120"/>
-              <w:bottom w:type="dxa" w:w="80"/>
+              <w:bottom w:type="dxa" w:w="85"/>
               <w:right w:type="dxa" w:w="120"/>
             </w:tcMar>
           </w:tcPr>
@@ -6842,15 +5289,15 @@
                 <w:sz w:val="22"/>
                 <w:szCs w:val="22"/>
               </w:rPr>
-              <w:t xml:space="preserve">البحث بالـ ID وعرض بيانات الطالب إن وُجد</w:t>
-            </w:r>
-          </w:p>
-        </w:tc>
-      </w:tr>
-      <w:tr>
-        <w:tc>
-          <w:tcPr>
-            <w:tcW w:type="dxa" w:w="500"/>
+              <w:t xml:space="preserve">ID فريد + اسم + GPA بين 0.0 و4.0</w:t>
+            </w:r>
+          </w:p>
+        </w:tc>
+      </w:tr>
+      <w:tr>
+        <w:tc>
+          <w:tcPr>
+            <w:tcW w:type="dxa" w:w="300"/>
             <w:tcBorders>
               <w:top w:val="single" w:color="DBEAFE" w:sz="4"/>
               <w:left w:val="single" w:color="DBEAFE" w:sz="4"/>
@@ -6859,74 +5306,9 @@
             </w:tcBorders>
             <w:shd w:fill="FFFFFF" w:val="clear"/>
             <w:tcMar>
-              <w:top w:type="dxa" w:w="80"/>
+              <w:top w:type="dxa" w:w="85"/>
               <w:left w:type="dxa" w:w="120"/>
-              <w:bottom w:type="dxa" w:w="80"/>
-              <w:right w:type="dxa" w:w="120"/>
-            </w:tcMar>
-          </w:tcPr>
-          <w:p>
-            <w:pPr>
-              <w:jc w:val="center"/>
-            </w:pPr>
-            <w:r>
-              <w:rPr>
-                <w:rFonts w:ascii="Arial" w:cs="Arial" w:eastAsia="Arial" w:hAnsi="Arial"/>
-                <w:b/>
-                <w:bCs/>
-                <w:color w:val="2563EB"/>
-                <w:sz w:val="22"/>
-                <w:szCs w:val="22"/>
-              </w:rPr>
-              <w:t xml:space="preserve">4</w:t>
-            </w:r>
-          </w:p>
-        </w:tc>
-        <w:tc>
-          <w:tcPr>
-            <w:tcW w:type="dxa" w:w="2800"/>
-            <w:tcBorders>
-              <w:top w:val="single" w:color="DBEAFE" w:sz="4"/>
-              <w:left w:val="single" w:color="DBEAFE" w:sz="4"/>
-              <w:bottom w:val="single" w:color="DBEAFE" w:sz="4"/>
-              <w:right w:val="single" w:color="DBEAFE" w:sz="4"/>
-            </w:tcBorders>
-            <w:shd w:fill="FFFFFF" w:val="clear"/>
-            <w:tcMar>
-              <w:top w:type="dxa" w:w="80"/>
-              <w:left w:type="dxa" w:w="120"/>
-              <w:bottom w:type="dxa" w:w="80"/>
-              <w:right w:type="dxa" w:w="120"/>
-            </w:tcMar>
-          </w:tcPr>
-          <w:p>
-            <w:r>
-              <w:rPr>
-                <w:rFonts w:ascii="Arial" w:cs="Arial" w:eastAsia="Arial" w:hAnsi="Arial"/>
-                <w:b/>
-                <w:bCs/>
-                <w:color w:val="1E293B"/>
-                <w:sz w:val="22"/>
-                <w:szCs w:val="22"/>
-              </w:rPr>
-              <w:t xml:space="preserve">عرض جميع الطلاب</w:t>
-            </w:r>
-          </w:p>
-        </w:tc>
-        <w:tc>
-          <w:tcPr>
-            <w:tcW w:type="dxa" w:w="5726"/>
-            <w:tcBorders>
-              <w:top w:val="single" w:color="DBEAFE" w:sz="4"/>
-              <w:left w:val="single" w:color="DBEAFE" w:sz="4"/>
-              <w:bottom w:val="single" w:color="DBEAFE" w:sz="4"/>
-              <w:right w:val="single" w:color="DBEAFE" w:sz="4"/>
-            </w:tcBorders>
-            <w:shd w:fill="FFFFFF" w:val="clear"/>
-            <w:tcMar>
-              <w:top w:type="dxa" w:w="80"/>
-              <w:left w:type="dxa" w:w="120"/>
-              <w:bottom w:type="dxa" w:w="80"/>
+              <w:bottom w:type="dxa" w:w="85"/>
               <w:right w:type="dxa" w:w="120"/>
             </w:tcMar>
           </w:tcPr>
@@ -6938,91 +5320,24 @@
                 <w:sz w:val="22"/>
                 <w:szCs w:val="22"/>
               </w:rPr>
-              <w:t xml:space="preserve">عرض قائمة كاملة بجميع الطلاب المسجلين في النظام</w:t>
-            </w:r>
-          </w:p>
-        </w:tc>
-      </w:tr>
-      <w:tr>
-        <w:tc>
-          <w:tcPr>
-            <w:tcW w:type="dxa" w:w="500"/>
-            <w:tcBorders>
-              <w:top w:val="single" w:color="DBEAFE" w:sz="4"/>
-              <w:left w:val="single" w:color="DBEAFE" w:sz="4"/>
-              <w:bottom w:val="single" w:color="DBEAFE" w:sz="4"/>
-              <w:right w:val="single" w:color="DBEAFE" w:sz="4"/>
-            </w:tcBorders>
-            <w:shd w:fill="F0F4FF" w:val="clear"/>
-            <w:tcMar>
-              <w:top w:type="dxa" w:w="80"/>
+              <w:t xml:space="preserve">2</w:t>
+            </w:r>
+          </w:p>
+        </w:tc>
+        <w:tc>
+          <w:tcPr>
+            <w:tcW w:type="dxa" w:w="2200"/>
+            <w:tcBorders>
+              <w:top w:val="single" w:color="DBEAFE" w:sz="4"/>
+              <w:left w:val="single" w:color="DBEAFE" w:sz="4"/>
+              <w:bottom w:val="single" w:color="DBEAFE" w:sz="4"/>
+              <w:right w:val="single" w:color="DBEAFE" w:sz="4"/>
+            </w:tcBorders>
+            <w:shd w:fill="FFFFFF" w:val="clear"/>
+            <w:tcMar>
+              <w:top w:type="dxa" w:w="85"/>
               <w:left w:type="dxa" w:w="120"/>
-              <w:bottom w:type="dxa" w:w="80"/>
-              <w:right w:type="dxa" w:w="120"/>
-            </w:tcMar>
-          </w:tcPr>
-          <w:p>
-            <w:pPr>
-              <w:jc w:val="center"/>
-            </w:pPr>
-            <w:r>
-              <w:rPr>
-                <w:rFonts w:ascii="Arial" w:cs="Arial" w:eastAsia="Arial" w:hAnsi="Arial"/>
-                <w:b/>
-                <w:bCs/>
-                <w:color w:val="2563EB"/>
-                <w:sz w:val="22"/>
-                <w:szCs w:val="22"/>
-              </w:rPr>
-              <w:t xml:space="preserve">5</w:t>
-            </w:r>
-          </w:p>
-        </w:tc>
-        <w:tc>
-          <w:tcPr>
-            <w:tcW w:type="dxa" w:w="2800"/>
-            <w:tcBorders>
-              <w:top w:val="single" w:color="DBEAFE" w:sz="4"/>
-              <w:left w:val="single" w:color="DBEAFE" w:sz="4"/>
-              <w:bottom w:val="single" w:color="DBEAFE" w:sz="4"/>
-              <w:right w:val="single" w:color="DBEAFE" w:sz="4"/>
-            </w:tcBorders>
-            <w:shd w:fill="F0F4FF" w:val="clear"/>
-            <w:tcMar>
-              <w:top w:type="dxa" w:w="80"/>
-              <w:left w:type="dxa" w:w="120"/>
-              <w:bottom w:type="dxa" w:w="80"/>
-              <w:right w:type="dxa" w:w="120"/>
-            </w:tcMar>
-          </w:tcPr>
-          <w:p>
-            <w:r>
-              <w:rPr>
-                <w:rFonts w:ascii="Arial" w:cs="Arial" w:eastAsia="Arial" w:hAnsi="Arial"/>
-                <w:b/>
-                <w:bCs/>
-                <w:color w:val="1E293B"/>
-                <w:sz w:val="22"/>
-                <w:szCs w:val="22"/>
-              </w:rPr>
-              <w:t xml:space="preserve">تسجيل في مقرر</w:t>
-            </w:r>
-          </w:p>
-        </w:tc>
-        <w:tc>
-          <w:tcPr>
-            <w:tcW w:type="dxa" w:w="5726"/>
-            <w:tcBorders>
-              <w:top w:val="single" w:color="DBEAFE" w:sz="4"/>
-              <w:left w:val="single" w:color="DBEAFE" w:sz="4"/>
-              <w:bottom w:val="single" w:color="DBEAFE" w:sz="4"/>
-              <w:right w:val="single" w:color="DBEAFE" w:sz="4"/>
-            </w:tcBorders>
-            <w:shd w:fill="F0F4FF" w:val="clear"/>
-            <w:tcMar>
-              <w:top w:type="dxa" w:w="80"/>
-              <w:left w:type="dxa" w:w="120"/>
-              <w:bottom w:type="dxa" w:w="80"/>
+              <w:bottom w:type="dxa" w:w="85"/>
               <w:right w:type="dxa" w:w="120"/>
             </w:tcMar>
           </w:tcPr>
@@ -7034,15 +5349,13 @@
                 <w:sz w:val="22"/>
                 <w:szCs w:val="22"/>
               </w:rPr>
-              <w:t xml:space="preserve">إضافة مقرر لطالب مع منع التكرار</w:t>
-            </w:r>
-          </w:p>
-        </w:tc>
-      </w:tr>
-      <w:tr>
-        <w:tc>
-          <w:tcPr>
-            <w:tcW w:type="dxa" w:w="500"/>
+              <w:t xml:space="preserve">حذف طالب</w:t>
+            </w:r>
+          </w:p>
+        </w:tc>
+        <w:tc>
+          <w:tcPr>
+            <w:tcW w:type="dxa" w:w="6526"/>
             <w:tcBorders>
               <w:top w:val="single" w:color="DBEAFE" w:sz="4"/>
               <w:left w:val="single" w:color="DBEAFE" w:sz="4"/>
@@ -7051,74 +5364,9 @@
             </w:tcBorders>
             <w:shd w:fill="FFFFFF" w:val="clear"/>
             <w:tcMar>
-              <w:top w:type="dxa" w:w="80"/>
+              <w:top w:type="dxa" w:w="85"/>
               <w:left w:type="dxa" w:w="120"/>
-              <w:bottom w:type="dxa" w:w="80"/>
-              <w:right w:type="dxa" w:w="120"/>
-            </w:tcMar>
-          </w:tcPr>
-          <w:p>
-            <w:pPr>
-              <w:jc w:val="center"/>
-            </w:pPr>
-            <w:r>
-              <w:rPr>
-                <w:rFonts w:ascii="Arial" w:cs="Arial" w:eastAsia="Arial" w:hAnsi="Arial"/>
-                <w:b/>
-                <w:bCs/>
-                <w:color w:val="2563EB"/>
-                <w:sz w:val="22"/>
-                <w:szCs w:val="22"/>
-              </w:rPr>
-              <w:t xml:space="preserve">6</w:t>
-            </w:r>
-          </w:p>
-        </w:tc>
-        <w:tc>
-          <w:tcPr>
-            <w:tcW w:type="dxa" w:w="2800"/>
-            <w:tcBorders>
-              <w:top w:val="single" w:color="DBEAFE" w:sz="4"/>
-              <w:left w:val="single" w:color="DBEAFE" w:sz="4"/>
-              <w:bottom w:val="single" w:color="DBEAFE" w:sz="4"/>
-              <w:right w:val="single" w:color="DBEAFE" w:sz="4"/>
-            </w:tcBorders>
-            <w:shd w:fill="FFFFFF" w:val="clear"/>
-            <w:tcMar>
-              <w:top w:type="dxa" w:w="80"/>
-              <w:left w:type="dxa" w:w="120"/>
-              <w:bottom w:type="dxa" w:w="80"/>
-              <w:right w:type="dxa" w:w="120"/>
-            </w:tcMar>
-          </w:tcPr>
-          <w:p>
-            <w:r>
-              <w:rPr>
-                <w:rFonts w:ascii="Arial" w:cs="Arial" w:eastAsia="Arial" w:hAnsi="Arial"/>
-                <w:b/>
-                <w:bCs/>
-                <w:color w:val="1E293B"/>
-                <w:sz w:val="22"/>
-                <w:szCs w:val="22"/>
-              </w:rPr>
-              <w:t xml:space="preserve">عرض مقررات الطالب</w:t>
-            </w:r>
-          </w:p>
-        </w:tc>
-        <w:tc>
-          <w:tcPr>
-            <w:tcW w:type="dxa" w:w="5726"/>
-            <w:tcBorders>
-              <w:top w:val="single" w:color="DBEAFE" w:sz="4"/>
-              <w:left w:val="single" w:color="DBEAFE" w:sz="4"/>
-              <w:bottom w:val="single" w:color="DBEAFE" w:sz="4"/>
-              <w:right w:val="single" w:color="DBEAFE" w:sz="4"/>
-            </w:tcBorders>
-            <w:shd w:fill="FFFFFF" w:val="clear"/>
-            <w:tcMar>
-              <w:top w:type="dxa" w:w="80"/>
-              <w:left w:type="dxa" w:w="120"/>
-              <w:bottom w:type="dxa" w:w="80"/>
+              <w:bottom w:type="dxa" w:w="85"/>
               <w:right w:type="dxa" w:w="120"/>
             </w:tcMar>
           </w:tcPr>
@@ -7130,15 +5378,15 @@
                 <w:sz w:val="22"/>
                 <w:szCs w:val="22"/>
               </w:rPr>
-              <w:t xml:space="preserve">عرض جميع المقررات المسجل فيها طالب محدد</w:t>
-            </w:r>
-          </w:p>
-        </w:tc>
-      </w:tr>
-      <w:tr>
-        <w:tc>
-          <w:tcPr>
-            <w:tcW w:type="dxa" w:w="500"/>
+              <w:t xml:space="preserve">حذف بالـ ID مع إعادة بناء map الفهارس</w:t>
+            </w:r>
+          </w:p>
+        </w:tc>
+      </w:tr>
+      <w:tr>
+        <w:tc>
+          <w:tcPr>
+            <w:tcW w:type="dxa" w:w="300"/>
             <w:tcBorders>
               <w:top w:val="single" w:color="DBEAFE" w:sz="4"/>
               <w:left w:val="single" w:color="DBEAFE" w:sz="4"/>
@@ -7147,74 +5395,9 @@
             </w:tcBorders>
             <w:shd w:fill="F0F4FF" w:val="clear"/>
             <w:tcMar>
-              <w:top w:type="dxa" w:w="80"/>
+              <w:top w:type="dxa" w:w="85"/>
               <w:left w:type="dxa" w:w="120"/>
-              <w:bottom w:type="dxa" w:w="80"/>
-              <w:right w:type="dxa" w:w="120"/>
-            </w:tcMar>
-          </w:tcPr>
-          <w:p>
-            <w:pPr>
-              <w:jc w:val="center"/>
-            </w:pPr>
-            <w:r>
-              <w:rPr>
-                <w:rFonts w:ascii="Arial" w:cs="Arial" w:eastAsia="Arial" w:hAnsi="Arial"/>
-                <w:b/>
-                <w:bCs/>
-                <w:color w:val="2563EB"/>
-                <w:sz w:val="22"/>
-                <w:szCs w:val="22"/>
-              </w:rPr>
-              <w:t xml:space="preserve">7</w:t>
-            </w:r>
-          </w:p>
-        </w:tc>
-        <w:tc>
-          <w:tcPr>
-            <w:tcW w:type="dxa" w:w="2800"/>
-            <w:tcBorders>
-              <w:top w:val="single" w:color="DBEAFE" w:sz="4"/>
-              <w:left w:val="single" w:color="DBEAFE" w:sz="4"/>
-              <w:bottom w:val="single" w:color="DBEAFE" w:sz="4"/>
-              <w:right w:val="single" w:color="DBEAFE" w:sz="4"/>
-            </w:tcBorders>
-            <w:shd w:fill="F0F4FF" w:val="clear"/>
-            <w:tcMar>
-              <w:top w:type="dxa" w:w="80"/>
-              <w:left w:type="dxa" w:w="120"/>
-              <w:bottom w:type="dxa" w:w="80"/>
-              <w:right w:type="dxa" w:w="120"/>
-            </w:tcMar>
-          </w:tcPr>
-          <w:p>
-            <w:r>
-              <w:rPr>
-                <w:rFonts w:ascii="Arial" w:cs="Arial" w:eastAsia="Arial" w:hAnsi="Arial"/>
-                <w:b/>
-                <w:bCs/>
-                <w:color w:val="1E293B"/>
-                <w:sz w:val="22"/>
-                <w:szCs w:val="22"/>
-              </w:rPr>
-              <w:t xml:space="preserve">الترتيب بالمعدل</w:t>
-            </w:r>
-          </w:p>
-        </w:tc>
-        <w:tc>
-          <w:tcPr>
-            <w:tcW w:type="dxa" w:w="5726"/>
-            <w:tcBorders>
-              <w:top w:val="single" w:color="DBEAFE" w:sz="4"/>
-              <w:left w:val="single" w:color="DBEAFE" w:sz="4"/>
-              <w:bottom w:val="single" w:color="DBEAFE" w:sz="4"/>
-              <w:right w:val="single" w:color="DBEAFE" w:sz="4"/>
-            </w:tcBorders>
-            <w:shd w:fill="F0F4FF" w:val="clear"/>
-            <w:tcMar>
-              <w:top w:type="dxa" w:w="80"/>
-              <w:left w:type="dxa" w:w="120"/>
-              <w:bottom w:type="dxa" w:w="80"/>
+              <w:bottom w:type="dxa" w:w="85"/>
               <w:right w:type="dxa" w:w="120"/>
             </w:tcMar>
           </w:tcPr>
@@ -7226,7 +5409,510 @@
                 <w:sz w:val="22"/>
                 <w:szCs w:val="22"/>
               </w:rPr>
-              <w:t xml:space="preserve">ترتيب الطلاب تنازلياً حسب المعدل التراكمي (GPA) على نسخة مؤقتة</w:t>
+              <w:t xml:space="preserve">3</w:t>
+            </w:r>
+          </w:p>
+        </w:tc>
+        <w:tc>
+          <w:tcPr>
+            <w:tcW w:type="dxa" w:w="2200"/>
+            <w:tcBorders>
+              <w:top w:val="single" w:color="DBEAFE" w:sz="4"/>
+              <w:left w:val="single" w:color="DBEAFE" w:sz="4"/>
+              <w:bottom w:val="single" w:color="DBEAFE" w:sz="4"/>
+              <w:right w:val="single" w:color="DBEAFE" w:sz="4"/>
+            </w:tcBorders>
+            <w:shd w:fill="F0F4FF" w:val="clear"/>
+            <w:tcMar>
+              <w:top w:type="dxa" w:w="85"/>
+              <w:left w:type="dxa" w:w="120"/>
+              <w:bottom w:type="dxa" w:w="85"/>
+              <w:right w:type="dxa" w:w="120"/>
+            </w:tcMar>
+          </w:tcPr>
+          <w:p>
+            <w:r>
+              <w:rPr>
+                <w:rFonts w:ascii="Arial" w:cs="Arial" w:eastAsia="Arial" w:hAnsi="Arial"/>
+                <w:color w:val="1E293B"/>
+                <w:sz w:val="22"/>
+                <w:szCs w:val="22"/>
+              </w:rPr>
+              <w:t xml:space="preserve">البحث</w:t>
+            </w:r>
+          </w:p>
+        </w:tc>
+        <w:tc>
+          <w:tcPr>
+            <w:tcW w:type="dxa" w:w="6526"/>
+            <w:tcBorders>
+              <w:top w:val="single" w:color="DBEAFE" w:sz="4"/>
+              <w:left w:val="single" w:color="DBEAFE" w:sz="4"/>
+              <w:bottom w:val="single" w:color="DBEAFE" w:sz="4"/>
+              <w:right w:val="single" w:color="DBEAFE" w:sz="4"/>
+            </w:tcBorders>
+            <w:shd w:fill="F0F4FF" w:val="clear"/>
+            <w:tcMar>
+              <w:top w:type="dxa" w:w="85"/>
+              <w:left w:type="dxa" w:w="120"/>
+              <w:bottom w:type="dxa" w:w="85"/>
+              <w:right w:type="dxa" w:w="120"/>
+            </w:tcMar>
+          </w:tcPr>
+          <w:p>
+            <w:r>
+              <w:rPr>
+                <w:rFonts w:ascii="Arial" w:cs="Arial" w:eastAsia="Arial" w:hAnsi="Arial"/>
+                <w:color w:val="1E293B"/>
+                <w:sz w:val="22"/>
+                <w:szCs w:val="22"/>
+              </w:rPr>
+              <w:t xml:space="preserve">find_if() يبحث في الـ vector بالـ ID</w:t>
+            </w:r>
+          </w:p>
+        </w:tc>
+      </w:tr>
+      <w:tr>
+        <w:tc>
+          <w:tcPr>
+            <w:tcW w:type="dxa" w:w="300"/>
+            <w:tcBorders>
+              <w:top w:val="single" w:color="DBEAFE" w:sz="4"/>
+              <w:left w:val="single" w:color="DBEAFE" w:sz="4"/>
+              <w:bottom w:val="single" w:color="DBEAFE" w:sz="4"/>
+              <w:right w:val="single" w:color="DBEAFE" w:sz="4"/>
+            </w:tcBorders>
+            <w:shd w:fill="FFFFFF" w:val="clear"/>
+            <w:tcMar>
+              <w:top w:type="dxa" w:w="85"/>
+              <w:left w:type="dxa" w:w="120"/>
+              <w:bottom w:type="dxa" w:w="85"/>
+              <w:right w:type="dxa" w:w="120"/>
+            </w:tcMar>
+          </w:tcPr>
+          <w:p>
+            <w:r>
+              <w:rPr>
+                <w:rFonts w:ascii="Arial" w:cs="Arial" w:eastAsia="Arial" w:hAnsi="Arial"/>
+                <w:color w:val="1E293B"/>
+                <w:sz w:val="22"/>
+                <w:szCs w:val="22"/>
+              </w:rPr>
+              <w:t xml:space="preserve">4</w:t>
+            </w:r>
+          </w:p>
+        </w:tc>
+        <w:tc>
+          <w:tcPr>
+            <w:tcW w:type="dxa" w:w="2200"/>
+            <w:tcBorders>
+              <w:top w:val="single" w:color="DBEAFE" w:sz="4"/>
+              <w:left w:val="single" w:color="DBEAFE" w:sz="4"/>
+              <w:bottom w:val="single" w:color="DBEAFE" w:sz="4"/>
+              <w:right w:val="single" w:color="DBEAFE" w:sz="4"/>
+            </w:tcBorders>
+            <w:shd w:fill="FFFFFF" w:val="clear"/>
+            <w:tcMar>
+              <w:top w:type="dxa" w:w="85"/>
+              <w:left w:type="dxa" w:w="120"/>
+              <w:bottom w:type="dxa" w:w="85"/>
+              <w:right w:type="dxa" w:w="120"/>
+            </w:tcMar>
+          </w:tcPr>
+          <w:p>
+            <w:r>
+              <w:rPr>
+                <w:rFonts w:ascii="Arial" w:cs="Arial" w:eastAsia="Arial" w:hAnsi="Arial"/>
+                <w:color w:val="1E293B"/>
+                <w:sz w:val="22"/>
+                <w:szCs w:val="22"/>
+              </w:rPr>
+              <w:t xml:space="preserve">عرض الكل</w:t>
+            </w:r>
+          </w:p>
+        </w:tc>
+        <w:tc>
+          <w:tcPr>
+            <w:tcW w:type="dxa" w:w="6526"/>
+            <w:tcBorders>
+              <w:top w:val="single" w:color="DBEAFE" w:sz="4"/>
+              <w:left w:val="single" w:color="DBEAFE" w:sz="4"/>
+              <w:bottom w:val="single" w:color="DBEAFE" w:sz="4"/>
+              <w:right w:val="single" w:color="DBEAFE" w:sz="4"/>
+            </w:tcBorders>
+            <w:shd w:fill="FFFFFF" w:val="clear"/>
+            <w:tcMar>
+              <w:top w:type="dxa" w:w="85"/>
+              <w:left w:type="dxa" w:w="120"/>
+              <w:bottom w:type="dxa" w:w="85"/>
+              <w:right w:type="dxa" w:w="120"/>
+            </w:tcMar>
+          </w:tcPr>
+          <w:p>
+            <w:r>
+              <w:rPr>
+                <w:rFonts w:ascii="Arial" w:cs="Arial" w:eastAsia="Arial" w:hAnsi="Arial"/>
+                <w:color w:val="1E293B"/>
+                <w:sz w:val="22"/>
+                <w:szCs w:val="22"/>
+              </w:rPr>
+              <w:t xml:space="preserve">عرض جميع الطلاب بالترتيب الحالي</w:t>
+            </w:r>
+          </w:p>
+        </w:tc>
+      </w:tr>
+      <w:tr>
+        <w:tc>
+          <w:tcPr>
+            <w:tcW w:type="dxa" w:w="300"/>
+            <w:tcBorders>
+              <w:top w:val="single" w:color="DBEAFE" w:sz="4"/>
+              <w:left w:val="single" w:color="DBEAFE" w:sz="4"/>
+              <w:bottom w:val="single" w:color="DBEAFE" w:sz="4"/>
+              <w:right w:val="single" w:color="DBEAFE" w:sz="4"/>
+            </w:tcBorders>
+            <w:shd w:fill="F0F4FF" w:val="clear"/>
+            <w:tcMar>
+              <w:top w:type="dxa" w:w="85"/>
+              <w:left w:type="dxa" w:w="120"/>
+              <w:bottom w:type="dxa" w:w="85"/>
+              <w:right w:type="dxa" w:w="120"/>
+            </w:tcMar>
+          </w:tcPr>
+          <w:p>
+            <w:r>
+              <w:rPr>
+                <w:rFonts w:ascii="Arial" w:cs="Arial" w:eastAsia="Arial" w:hAnsi="Arial"/>
+                <w:color w:val="1E293B"/>
+                <w:sz w:val="22"/>
+                <w:szCs w:val="22"/>
+              </w:rPr>
+              <w:t xml:space="preserve">5</w:t>
+            </w:r>
+          </w:p>
+        </w:tc>
+        <w:tc>
+          <w:tcPr>
+            <w:tcW w:type="dxa" w:w="2200"/>
+            <w:tcBorders>
+              <w:top w:val="single" w:color="DBEAFE" w:sz="4"/>
+              <w:left w:val="single" w:color="DBEAFE" w:sz="4"/>
+              <w:bottom w:val="single" w:color="DBEAFE" w:sz="4"/>
+              <w:right w:val="single" w:color="DBEAFE" w:sz="4"/>
+            </w:tcBorders>
+            <w:shd w:fill="F0F4FF" w:val="clear"/>
+            <w:tcMar>
+              <w:top w:type="dxa" w:w="85"/>
+              <w:left w:type="dxa" w:w="120"/>
+              <w:bottom w:type="dxa" w:w="85"/>
+              <w:right w:type="dxa" w:w="120"/>
+            </w:tcMar>
+          </w:tcPr>
+          <w:p>
+            <w:r>
+              <w:rPr>
+                <w:rFonts w:ascii="Arial" w:cs="Arial" w:eastAsia="Arial" w:hAnsi="Arial"/>
+                <w:color w:val="1E293B"/>
+                <w:sz w:val="22"/>
+                <w:szCs w:val="22"/>
+              </w:rPr>
+              <w:t xml:space="preserve">تسجيل مقرر</w:t>
+            </w:r>
+          </w:p>
+        </w:tc>
+        <w:tc>
+          <w:tcPr>
+            <w:tcW w:type="dxa" w:w="6526"/>
+            <w:tcBorders>
+              <w:top w:val="single" w:color="DBEAFE" w:sz="4"/>
+              <w:left w:val="single" w:color="DBEAFE" w:sz="4"/>
+              <w:bottom w:val="single" w:color="DBEAFE" w:sz="4"/>
+              <w:right w:val="single" w:color="DBEAFE" w:sz="4"/>
+            </w:tcBorders>
+            <w:shd w:fill="F0F4FF" w:val="clear"/>
+            <w:tcMar>
+              <w:top w:type="dxa" w:w="85"/>
+              <w:left w:type="dxa" w:w="120"/>
+              <w:bottom w:type="dxa" w:w="85"/>
+              <w:right w:type="dxa" w:w="120"/>
+            </w:tcMar>
+          </w:tcPr>
+          <w:p>
+            <w:r>
+              <w:rPr>
+                <w:rFonts w:ascii="Arial" w:cs="Arial" w:eastAsia="Arial" w:hAnsi="Arial"/>
+                <w:color w:val="1E293B"/>
+                <w:sz w:val="22"/>
+                <w:szCs w:val="22"/>
+              </w:rPr>
+              <w:t xml:space="preserve">set::insert() يمنع التكرار تلقائياً</w:t>
+            </w:r>
+          </w:p>
+        </w:tc>
+      </w:tr>
+      <w:tr>
+        <w:tc>
+          <w:tcPr>
+            <w:tcW w:type="dxa" w:w="300"/>
+            <w:tcBorders>
+              <w:top w:val="single" w:color="DBEAFE" w:sz="4"/>
+              <w:left w:val="single" w:color="DBEAFE" w:sz="4"/>
+              <w:bottom w:val="single" w:color="DBEAFE" w:sz="4"/>
+              <w:right w:val="single" w:color="DBEAFE" w:sz="4"/>
+            </w:tcBorders>
+            <w:shd w:fill="FFFFFF" w:val="clear"/>
+            <w:tcMar>
+              <w:top w:type="dxa" w:w="85"/>
+              <w:left w:type="dxa" w:w="120"/>
+              <w:bottom w:type="dxa" w:w="85"/>
+              <w:right w:type="dxa" w:w="120"/>
+            </w:tcMar>
+          </w:tcPr>
+          <w:p>
+            <w:r>
+              <w:rPr>
+                <w:rFonts w:ascii="Arial" w:cs="Arial" w:eastAsia="Arial" w:hAnsi="Arial"/>
+                <w:color w:val="1E293B"/>
+                <w:sz w:val="22"/>
+                <w:szCs w:val="22"/>
+              </w:rPr>
+              <w:t xml:space="preserve">6</w:t>
+            </w:r>
+          </w:p>
+        </w:tc>
+        <w:tc>
+          <w:tcPr>
+            <w:tcW w:type="dxa" w:w="2200"/>
+            <w:tcBorders>
+              <w:top w:val="single" w:color="DBEAFE" w:sz="4"/>
+              <w:left w:val="single" w:color="DBEAFE" w:sz="4"/>
+              <w:bottom w:val="single" w:color="DBEAFE" w:sz="4"/>
+              <w:right w:val="single" w:color="DBEAFE" w:sz="4"/>
+            </w:tcBorders>
+            <w:shd w:fill="FFFFFF" w:val="clear"/>
+            <w:tcMar>
+              <w:top w:type="dxa" w:w="85"/>
+              <w:left w:type="dxa" w:w="120"/>
+              <w:bottom w:type="dxa" w:w="85"/>
+              <w:right w:type="dxa" w:w="120"/>
+            </w:tcMar>
+          </w:tcPr>
+          <w:p>
+            <w:r>
+              <w:rPr>
+                <w:rFonts w:ascii="Arial" w:cs="Arial" w:eastAsia="Arial" w:hAnsi="Arial"/>
+                <w:color w:val="1E293B"/>
+                <w:sz w:val="22"/>
+                <w:szCs w:val="22"/>
+              </w:rPr>
+              <w:t xml:space="preserve">عرض المقررات</w:t>
+            </w:r>
+          </w:p>
+        </w:tc>
+        <w:tc>
+          <w:tcPr>
+            <w:tcW w:type="dxa" w:w="6526"/>
+            <w:tcBorders>
+              <w:top w:val="single" w:color="DBEAFE" w:sz="4"/>
+              <w:left w:val="single" w:color="DBEAFE" w:sz="4"/>
+              <w:bottom w:val="single" w:color="DBEAFE" w:sz="4"/>
+              <w:right w:val="single" w:color="DBEAFE" w:sz="4"/>
+            </w:tcBorders>
+            <w:shd w:fill="FFFFFF" w:val="clear"/>
+            <w:tcMar>
+              <w:top w:type="dxa" w:w="85"/>
+              <w:left w:type="dxa" w:w="120"/>
+              <w:bottom w:type="dxa" w:w="85"/>
+              <w:right w:type="dxa" w:w="120"/>
+            </w:tcMar>
+          </w:tcPr>
+          <w:p>
+            <w:r>
+              <w:rPr>
+                <w:rFonts w:ascii="Arial" w:cs="Arial" w:eastAsia="Arial" w:hAnsi="Arial"/>
+                <w:color w:val="1E293B"/>
+                <w:sz w:val="22"/>
+                <w:szCs w:val="22"/>
+              </w:rPr>
+              <w:t xml:space="preserve">عرض مقررات الطالب مرتبة أبجدياً عبر set</w:t>
+            </w:r>
+          </w:p>
+        </w:tc>
+      </w:tr>
+      <w:tr>
+        <w:tc>
+          <w:tcPr>
+            <w:tcW w:type="dxa" w:w="300"/>
+            <w:tcBorders>
+              <w:top w:val="single" w:color="DBEAFE" w:sz="4"/>
+              <w:left w:val="single" w:color="DBEAFE" w:sz="4"/>
+              <w:bottom w:val="single" w:color="DBEAFE" w:sz="4"/>
+              <w:right w:val="single" w:color="DBEAFE" w:sz="4"/>
+            </w:tcBorders>
+            <w:shd w:fill="F0F4FF" w:val="clear"/>
+            <w:tcMar>
+              <w:top w:type="dxa" w:w="85"/>
+              <w:left w:type="dxa" w:w="120"/>
+              <w:bottom w:type="dxa" w:w="85"/>
+              <w:right w:type="dxa" w:w="120"/>
+            </w:tcMar>
+          </w:tcPr>
+          <w:p>
+            <w:r>
+              <w:rPr>
+                <w:rFonts w:ascii="Arial" w:cs="Arial" w:eastAsia="Arial" w:hAnsi="Arial"/>
+                <w:color w:val="1E293B"/>
+                <w:sz w:val="22"/>
+                <w:szCs w:val="22"/>
+              </w:rPr>
+              <w:t xml:space="preserve">7</w:t>
+            </w:r>
+          </w:p>
+        </w:tc>
+        <w:tc>
+          <w:tcPr>
+            <w:tcW w:type="dxa" w:w="2200"/>
+            <w:tcBorders>
+              <w:top w:val="single" w:color="DBEAFE" w:sz="4"/>
+              <w:left w:val="single" w:color="DBEAFE" w:sz="4"/>
+              <w:bottom w:val="single" w:color="DBEAFE" w:sz="4"/>
+              <w:right w:val="single" w:color="DBEAFE" w:sz="4"/>
+            </w:tcBorders>
+            <w:shd w:fill="F0F4FF" w:val="clear"/>
+            <w:tcMar>
+              <w:top w:type="dxa" w:w="85"/>
+              <w:left w:type="dxa" w:w="120"/>
+              <w:bottom w:type="dxa" w:w="85"/>
+              <w:right w:type="dxa" w:w="120"/>
+            </w:tcMar>
+          </w:tcPr>
+          <w:p>
+            <w:r>
+              <w:rPr>
+                <w:rFonts w:ascii="Arial" w:cs="Arial" w:eastAsia="Arial" w:hAnsi="Arial"/>
+                <w:color w:val="1E293B"/>
+                <w:sz w:val="22"/>
+                <w:szCs w:val="22"/>
+              </w:rPr>
+              <w:t xml:space="preserve">الترتيب بالـ GPA</w:t>
+            </w:r>
+          </w:p>
+        </w:tc>
+        <w:tc>
+          <w:tcPr>
+            <w:tcW w:type="dxa" w:w="6526"/>
+            <w:tcBorders>
+              <w:top w:val="single" w:color="DBEAFE" w:sz="4"/>
+              <w:left w:val="single" w:color="DBEAFE" w:sz="4"/>
+              <w:bottom w:val="single" w:color="DBEAFE" w:sz="4"/>
+              <w:right w:val="single" w:color="DBEAFE" w:sz="4"/>
+            </w:tcBorders>
+            <w:shd w:fill="F0F4FF" w:val="clear"/>
+            <w:tcMar>
+              <w:top w:type="dxa" w:w="85"/>
+              <w:left w:type="dxa" w:w="120"/>
+              <w:bottom w:type="dxa" w:w="85"/>
+              <w:right w:type="dxa" w:w="120"/>
+            </w:tcMar>
+          </w:tcPr>
+          <w:p>
+            <w:r>
+              <w:rPr>
+                <w:rFonts w:ascii="Arial" w:cs="Arial" w:eastAsia="Arial" w:hAnsi="Arial"/>
+                <w:color w:val="1E293B"/>
+                <w:sz w:val="22"/>
+                <w:szCs w:val="22"/>
+              </w:rPr>
+              <w:t xml:space="preserve">sort() تصاعدياً + rebuild() للـ map</w:t>
+            </w:r>
+          </w:p>
+        </w:tc>
+      </w:tr>
+      <w:tr>
+        <w:tc>
+          <w:tcPr>
+            <w:tcW w:type="dxa" w:w="300"/>
+            <w:tcBorders>
+              <w:top w:val="single" w:color="DBEAFE" w:sz="4"/>
+              <w:left w:val="single" w:color="DBEAFE" w:sz="4"/>
+              <w:bottom w:val="single" w:color="DBEAFE" w:sz="4"/>
+              <w:right w:val="single" w:color="DBEAFE" w:sz="4"/>
+            </w:tcBorders>
+            <w:shd w:fill="FFFFFF" w:val="clear"/>
+            <w:tcMar>
+              <w:top w:type="dxa" w:w="85"/>
+              <w:left w:type="dxa" w:w="120"/>
+              <w:bottom w:type="dxa" w:w="85"/>
+              <w:right w:type="dxa" w:w="120"/>
+            </w:tcMar>
+          </w:tcPr>
+          <w:p>
+            <w:r>
+              <w:rPr>
+                <w:rFonts w:ascii="Arial" w:cs="Arial" w:eastAsia="Arial" w:hAnsi="Arial"/>
+                <w:color w:val="1E293B"/>
+                <w:sz w:val="22"/>
+                <w:szCs w:val="22"/>
+              </w:rPr>
+              <w:t xml:space="preserve">8 ★</w:t>
+            </w:r>
+          </w:p>
+        </w:tc>
+        <w:tc>
+          <w:tcPr>
+            <w:tcW w:type="dxa" w:w="2200"/>
+            <w:tcBorders>
+              <w:top w:val="single" w:color="DBEAFE" w:sz="4"/>
+              <w:left w:val="single" w:color="DBEAFE" w:sz="4"/>
+              <w:bottom w:val="single" w:color="DBEAFE" w:sz="4"/>
+              <w:right w:val="single" w:color="DBEAFE" w:sz="4"/>
+            </w:tcBorders>
+            <w:shd w:fill="FFFFFF" w:val="clear"/>
+            <w:tcMar>
+              <w:top w:type="dxa" w:w="85"/>
+              <w:left w:type="dxa" w:w="120"/>
+              <w:bottom w:type="dxa" w:w="85"/>
+              <w:right w:type="dxa" w:w="120"/>
+            </w:tcMar>
+          </w:tcPr>
+          <w:p>
+            <w:r>
+              <w:rPr>
+                <w:rFonts w:ascii="Arial" w:cs="Arial" w:eastAsia="Arial" w:hAnsi="Arial"/>
+                <w:color w:val="1E293B"/>
+                <w:sz w:val="22"/>
+                <w:szCs w:val="22"/>
+              </w:rPr>
+              <w:t xml:space="preserve">عدد GPA &gt;= 3.0</w:t>
+            </w:r>
+          </w:p>
+        </w:tc>
+        <w:tc>
+          <w:tcPr>
+            <w:tcW w:type="dxa" w:w="6526"/>
+            <w:tcBorders>
+              <w:top w:val="single" w:color="DBEAFE" w:sz="4"/>
+              <w:left w:val="single" w:color="DBEAFE" w:sz="4"/>
+              <w:bottom w:val="single" w:color="DBEAFE" w:sz="4"/>
+              <w:right w:val="single" w:color="DBEAFE" w:sz="4"/>
+            </w:tcBorders>
+            <w:shd w:fill="FFFFFF" w:val="clear"/>
+            <w:tcMar>
+              <w:top w:type="dxa" w:w="85"/>
+              <w:left w:type="dxa" w:w="120"/>
+              <w:bottom w:type="dxa" w:w="85"/>
+              <w:right w:type="dxa" w:w="120"/>
+            </w:tcMar>
+          </w:tcPr>
+          <w:p>
+            <w:r>
+              <w:rPr>
+                <w:rFonts w:ascii="Arial" w:cs="Arial" w:eastAsia="Arial" w:hAnsi="Arial"/>
+                <w:color w:val="1E293B"/>
+                <w:sz w:val="22"/>
+                <w:szCs w:val="22"/>
+              </w:rPr>
+              <w:t xml:space="preserve">count_if() — Bonus feature</w:t>
             </w:r>
           </w:p>
         </w:tc>
@@ -7262,304 +5948,7 @@
           <w:sz w:val="36"/>
           <w:szCs w:val="36"/>
         </w:rPr>
-        <w:t xml:space="preserve">7.  القيود والمتطلبات غير الوظيفية</w:t>
-      </w:r>
-    </w:p>
-    <w:p>
-      <w:pPr>
-        <w:spacing w:before="0" w:after="160"/>
-      </w:pPr>
-      <w:r>
-        <w:t xml:space="preserve"/>
-      </w:r>
-    </w:p>
-    <w:p>
-      <w:pPr>
-        <w:pStyle w:val="Heading2"/>
-        <w:spacing w:before="280" w:after="140"/>
-      </w:pPr>
-      <w:r>
-        <w:rPr>
-          <w:rFonts w:ascii="Arial" w:cs="Arial" w:eastAsia="Arial" w:hAnsi="Arial"/>
-          <w:b/>
-          <w:bCs/>
-          <w:color w:val="2563EB"/>
-          <w:sz w:val="28"/>
-          <w:szCs w:val="28"/>
-        </w:rPr>
-        <w:t xml:space="preserve">7.1  قيود البيانات</w:t>
-      </w:r>
-    </w:p>
-    <w:p>
-      <w:pPr>
-        <w:pStyle w:val="ListParagraph"/>
-        <w:numPr>
-          <w:ilvl w:val="0"/>
-          <w:numId w:val="2"/>
-        </w:numPr>
-        <w:spacing w:before="0" w:after="80"/>
-      </w:pPr>
-      <w:r>
-        <w:rPr>
-          <w:rFonts w:ascii="Arial" w:cs="Arial" w:eastAsia="Arial" w:hAnsi="Arial"/>
-          <w:b w:val="false"/>
-          <w:bCs w:val="false"/>
-          <w:color w:val="1E293B"/>
-          <w:sz w:val="22"/>
-          <w:szCs w:val="22"/>
-        </w:rPr>
-        <w:t xml:space="preserve">يجب أن يكون ID كل طالب فريداً — يُرفض ID المكرر فوراً</w:t>
-      </w:r>
-    </w:p>
-    <w:p>
-      <w:pPr>
-        <w:pStyle w:val="ListParagraph"/>
-        <w:numPr>
-          <w:ilvl w:val="0"/>
-          <w:numId w:val="2"/>
-        </w:numPr>
-        <w:spacing w:before="0" w:after="80"/>
-      </w:pPr>
-      <w:r>
-        <w:rPr>
-          <w:rFonts w:ascii="Arial" w:cs="Arial" w:eastAsia="Arial" w:hAnsi="Arial"/>
-          <w:b w:val="false"/>
-          <w:bCs w:val="false"/>
-          <w:color w:val="1E293B"/>
-          <w:sz w:val="22"/>
-          <w:szCs w:val="22"/>
-        </w:rPr>
-        <w:t xml:space="preserve">يجب أن يكون المعدل التراكمي GPA بين 0.0 و 4.0 حصراً</w:t>
-      </w:r>
-    </w:p>
-    <w:p>
-      <w:pPr>
-        <w:pStyle w:val="ListParagraph"/>
-        <w:numPr>
-          <w:ilvl w:val="0"/>
-          <w:numId w:val="2"/>
-        </w:numPr>
-        <w:spacing w:before="0" w:after="80"/>
-      </w:pPr>
-      <w:r>
-        <w:rPr>
-          <w:rFonts w:ascii="Arial" w:cs="Arial" w:eastAsia="Arial" w:hAnsi="Arial"/>
-          <w:b w:val="false"/>
-          <w:bCs w:val="false"/>
-          <w:color w:val="1E293B"/>
-          <w:sz w:val="22"/>
-          <w:szCs w:val="22"/>
-        </w:rPr>
-        <w:t xml:space="preserve">لا يُسمح بتكرار نفس المقرر للطالب الواحد</w:t>
-      </w:r>
-    </w:p>
-    <w:p>
-      <w:pPr>
-        <w:pStyle w:val="ListParagraph"/>
-        <w:numPr>
-          <w:ilvl w:val="0"/>
-          <w:numId w:val="2"/>
-        </w:numPr>
-        <w:spacing w:before="0" w:after="80"/>
-      </w:pPr>
-      <w:r>
-        <w:rPr>
-          <w:rFonts w:ascii="Arial" w:cs="Arial" w:eastAsia="Arial" w:hAnsi="Arial"/>
-          <w:b w:val="false"/>
-          <w:bCs w:val="false"/>
-          <w:color w:val="1E293B"/>
-          <w:sz w:val="22"/>
-          <w:szCs w:val="22"/>
-        </w:rPr>
-        <w:t xml:space="preserve">اسم المقرر لا يمكن أن يكون فارغاً</w:t>
-      </w:r>
-    </w:p>
-    <w:p>
-      <w:pPr>
-        <w:spacing w:before="0" w:after="160"/>
-      </w:pPr>
-      <w:r>
-        <w:t xml:space="preserve"/>
-      </w:r>
-    </w:p>
-    <w:p>
-      <w:pPr>
-        <w:pStyle w:val="Heading2"/>
-        <w:spacing w:before="280" w:after="140"/>
-      </w:pPr>
-      <w:r>
-        <w:rPr>
-          <w:rFonts w:ascii="Arial" w:cs="Arial" w:eastAsia="Arial" w:hAnsi="Arial"/>
-          <w:b/>
-          <w:bCs/>
-          <w:color w:val="2563EB"/>
-          <w:sz w:val="28"/>
-          <w:szCs w:val="28"/>
-        </w:rPr>
-        <w:t xml:space="preserve">7.2  معالجة الأخطاء</w:t>
-      </w:r>
-    </w:p>
-    <w:p>
-      <w:pPr>
-        <w:pStyle w:val="ListParagraph"/>
-        <w:numPr>
-          <w:ilvl w:val="0"/>
-          <w:numId w:val="2"/>
-        </w:numPr>
-        <w:spacing w:before="0" w:after="80"/>
-      </w:pPr>
-      <w:r>
-        <w:rPr>
-          <w:rFonts w:ascii="Arial" w:cs="Arial" w:eastAsia="Arial" w:hAnsi="Arial"/>
-          <w:b w:val="false"/>
-          <w:bCs w:val="false"/>
-          <w:color w:val="1E293B"/>
-          <w:sz w:val="22"/>
-          <w:szCs w:val="22"/>
-        </w:rPr>
-        <w:t xml:space="preserve">عند إدخال قيمة غير صحيحة يُعاد الطلب تلقائياً دون تعطل البرنامج</w:t>
-      </w:r>
-    </w:p>
-    <w:p>
-      <w:pPr>
-        <w:pStyle w:val="ListParagraph"/>
-        <w:numPr>
-          <w:ilvl w:val="0"/>
-          <w:numId w:val="2"/>
-        </w:numPr>
-        <w:spacing w:before="0" w:after="80"/>
-      </w:pPr>
-      <w:r>
-        <w:rPr>
-          <w:rFonts w:ascii="Arial" w:cs="Arial" w:eastAsia="Arial" w:hAnsi="Arial"/>
-          <w:b w:val="false"/>
-          <w:bCs w:val="false"/>
-          <w:color w:val="1E293B"/>
-          <w:sz w:val="22"/>
-          <w:szCs w:val="22"/>
-        </w:rPr>
-        <w:t xml:space="preserve">يتم تنظيف cin buffer بعد كل عملية إدخال</w:t>
-      </w:r>
-    </w:p>
-    <w:p>
-      <w:pPr>
-        <w:pStyle w:val="ListParagraph"/>
-        <w:numPr>
-          <w:ilvl w:val="0"/>
-          <w:numId w:val="2"/>
-        </w:numPr>
-        <w:spacing w:before="0" w:after="80"/>
-      </w:pPr>
-      <w:r>
-        <w:rPr>
-          <w:rFonts w:ascii="Arial" w:cs="Arial" w:eastAsia="Arial" w:hAnsi="Arial"/>
-          <w:b w:val="false"/>
-          <w:bCs w:val="false"/>
-          <w:color w:val="1E293B"/>
-          <w:sz w:val="22"/>
-          <w:szCs w:val="22"/>
-        </w:rPr>
-        <w:t xml:space="preserve">يُعرض رسالة واضحة عند عدم العثور على طالب</w:t>
-      </w:r>
-    </w:p>
-    <w:p>
-      <w:pPr>
-        <w:spacing w:before="0" w:after="160"/>
-      </w:pPr>
-      <w:r>
-        <w:t xml:space="preserve"/>
-      </w:r>
-    </w:p>
-    <w:p>
-      <w:pPr>
-        <w:pStyle w:val="Heading2"/>
-        <w:spacing w:before="280" w:after="140"/>
-      </w:pPr>
-      <w:r>
-        <w:rPr>
-          <w:rFonts w:ascii="Arial" w:cs="Arial" w:eastAsia="Arial" w:hAnsi="Arial"/>
-          <w:b/>
-          <w:bCs/>
-          <w:color w:val="2563EB"/>
-          <w:sz w:val="28"/>
-          <w:szCs w:val="28"/>
-        </w:rPr>
-        <w:t xml:space="preserve">7.3  الكفاءة</w:t>
-      </w:r>
-    </w:p>
-    <w:p>
-      <w:pPr>
-        <w:pStyle w:val="ListParagraph"/>
-        <w:numPr>
-          <w:ilvl w:val="0"/>
-          <w:numId w:val="2"/>
-        </w:numPr>
-        <w:spacing w:before="0" w:after="80"/>
-      </w:pPr>
-      <w:r>
-        <w:rPr>
-          <w:rFonts w:ascii="Arial" w:cs="Arial" w:eastAsia="Arial" w:hAnsi="Arial"/>
-          <w:b w:val="false"/>
-          <w:bCs w:val="false"/>
-          <w:color w:val="1E293B"/>
-          <w:sz w:val="22"/>
-          <w:szCs w:val="22"/>
-        </w:rPr>
-        <w:t xml:space="preserve">الحذف بـ O(1) عبر تقنية swap-with-last بدلاً من إزاحة العناصر O(n)</w:t>
-      </w:r>
-    </w:p>
-    <w:p>
-      <w:pPr>
-        <w:pStyle w:val="ListParagraph"/>
-        <w:numPr>
-          <w:ilvl w:val="0"/>
-          <w:numId w:val="2"/>
-        </w:numPr>
-        <w:spacing w:before="0" w:after="80"/>
-      </w:pPr>
-      <w:r>
-        <w:rPr>
-          <w:rFonts w:ascii="Arial" w:cs="Arial" w:eastAsia="Arial" w:hAnsi="Arial"/>
-          <w:b w:val="false"/>
-          <w:bCs w:val="false"/>
-          <w:color w:val="1E293B"/>
-          <w:sz w:val="22"/>
-          <w:szCs w:val="22"/>
-        </w:rPr>
-        <w:t xml:space="preserve">الترتيب يعمل على نسخة مؤقتة للحفاظ على الترتيب الأصلي في الذاكرة</w:t>
-      </w:r>
-    </w:p>
-    <w:p>
-      <w:pPr>
-        <w:spacing w:before="0" w:after="320"/>
-      </w:pPr>
-      <w:r>
-        <w:t xml:space="preserve"/>
-      </w:r>
-    </w:p>
-    <w:p>
-      <w:r>
-        <w:br w:type="page"/>
-      </w:r>
-    </w:p>
-    <w:p>
-      <w:pPr>
-        <w:pStyle w:val="Heading1"/>
-        <w:pBdr>
-          <w:bottom w:val="single" w:color="2563EB" w:sz="8" w:space="4"/>
-        </w:pBdr>
-        <w:spacing w:before="360" w:after="200"/>
-      </w:pPr>
-      <w:r>
-        <w:rPr>
-          <w:rFonts w:ascii="Arial" w:cs="Arial" w:eastAsia="Arial" w:hAnsi="Arial"/>
-          <w:b/>
-          <w:bCs/>
-          <w:color w:val="1B2A4A"/>
-          <w:sz w:val="36"/>
-          <w:szCs w:val="36"/>
-        </w:rPr>
-        <w:t xml:space="preserve">8.  ملخص المشروع</w:t>
+        <w:t xml:space="preserve">7.  ملخص المشروع</w:t>
       </w:r>
     </w:p>
     <w:p>
@@ -7583,8 +5972,8 @@
         </w:tblBorders>
       </w:tblPr>
       <w:tblGrid>
-        <w:gridCol w:w="2200"/>
-        <w:gridCol w:w="6826"/>
+        <w:gridCol w:w="3000"/>
+        <w:gridCol w:w="6026"/>
       </w:tblGrid>
       <w:tr>
         <w:trPr>
@@ -7592,7 +5981,7 @@
         </w:trPr>
         <w:tc>
           <w:tcPr>
-            <w:tcW w:type="dxa" w:w="2200"/>
+            <w:tcW w:type="dxa" w:w="3000"/>
             <w:tcBorders>
               <w:top w:val="single" w:color="1B2A4A" w:sz="4"/>
               <w:left w:val="single" w:color="1B2A4A" w:sz="4"/>
@@ -7601,10 +5990,10 @@
             </w:tcBorders>
             <w:shd w:fill="1B2A4A" w:val="clear"/>
             <w:tcMar>
-              <w:top w:type="dxa" w:w="100"/>
-              <w:left w:type="dxa" w:w="140"/>
-              <w:bottom w:type="dxa" w:w="100"/>
-              <w:right w:type="dxa" w:w="140"/>
+              <w:top w:type="dxa" w:w="95"/>
+              <w:left w:type="dxa" w:w="120"/>
+              <w:bottom w:type="dxa" w:w="95"/>
+              <w:right w:type="dxa" w:w="120"/>
             </w:tcMar>
           </w:tcPr>
           <w:p>
@@ -7623,7 +6012,7 @@
         </w:tc>
         <w:tc>
           <w:tcPr>
-            <w:tcW w:type="dxa" w:w="6826"/>
+            <w:tcW w:type="dxa" w:w="6026"/>
             <w:tcBorders>
               <w:top w:val="single" w:color="1B2A4A" w:sz="4"/>
               <w:left w:val="single" w:color="1B2A4A" w:sz="4"/>
@@ -7632,16 +6021,18 @@
             </w:tcBorders>
             <w:shd w:fill="1B2A4A" w:val="clear"/>
             <w:tcMar>
-              <w:top w:type="dxa" w:w="100"/>
-              <w:left w:type="dxa" w:w="140"/>
-              <w:bottom w:type="dxa" w:w="100"/>
-              <w:right w:type="dxa" w:w="140"/>
+              <w:top w:type="dxa" w:w="95"/>
+              <w:left w:type="dxa" w:w="120"/>
+              <w:bottom w:type="dxa" w:w="95"/>
+              <w:right w:type="dxa" w:w="120"/>
             </w:tcMar>
           </w:tcPr>
           <w:p>
             <w:r>
               <w:rPr>
                 <w:rFonts w:ascii="Arial" w:cs="Arial" w:eastAsia="Arial" w:hAnsi="Arial"/>
+                <w:b/>
+                <w:bCs/>
                 <w:color w:val="FFFFFF"/>
                 <w:sz w:val="22"/>
                 <w:szCs w:val="22"/>
@@ -7652,55 +6043,21 @@
         </w:tc>
       </w:tr>
       <w:tr>
-        <w:trPr>
-          <w:tblHeader w:val="false"/>
-        </w:trPr>
-        <w:tc>
-          <w:tcPr>
-            <w:tcW w:type="dxa" w:w="2200"/>
-            <w:tcBorders>
-              <w:top w:val="single" w:color="DBEAFE" w:sz="4"/>
-              <w:left w:val="single" w:color="DBEAFE" w:sz="4"/>
-              <w:bottom w:val="single" w:color="DBEAFE" w:sz="4"/>
-              <w:right w:val="single" w:color="DBEAFE" w:sz="4"/>
-            </w:tcBorders>
-            <w:shd w:fill="FFFFFF" w:val="clear"/>
-            <w:tcMar>
-              <w:top w:type="dxa" w:w="100"/>
-              <w:left w:type="dxa" w:w="140"/>
-              <w:bottom w:type="dxa" w:w="100"/>
-              <w:right w:type="dxa" w:w="140"/>
-            </w:tcMar>
-          </w:tcPr>
-          <w:p>
-            <w:r>
-              <w:rPr>
-                <w:rFonts w:ascii="Arial" w:cs="Arial" w:eastAsia="Arial" w:hAnsi="Arial"/>
-                <w:b/>
-                <w:bCs/>
-                <w:color w:val="1B2A4A"/>
-                <w:sz w:val="22"/>
-                <w:szCs w:val="22"/>
-              </w:rPr>
-              <w:t xml:space="preserve">Inheritance</w:t>
-            </w:r>
-          </w:p>
-        </w:tc>
-        <w:tc>
-          <w:tcPr>
-            <w:tcW w:type="dxa" w:w="6826"/>
-            <w:tcBorders>
-              <w:top w:val="single" w:color="DBEAFE" w:sz="4"/>
-              <w:left w:val="single" w:color="DBEAFE" w:sz="4"/>
-              <w:bottom w:val="single" w:color="DBEAFE" w:sz="4"/>
-              <w:right w:val="single" w:color="DBEAFE" w:sz="4"/>
-            </w:tcBorders>
-            <w:shd w:fill="FFFFFF" w:val="clear"/>
-            <w:tcMar>
-              <w:top w:type="dxa" w:w="100"/>
-              <w:left w:type="dxa" w:w="140"/>
-              <w:bottom w:type="dxa" w:w="100"/>
-              <w:right w:type="dxa" w:w="140"/>
+        <w:tc>
+          <w:tcPr>
+            <w:tcW w:type="dxa" w:w="3000"/>
+            <w:tcBorders>
+              <w:top w:val="single" w:color="DBEAFE" w:sz="4"/>
+              <w:left w:val="single" w:color="DBEAFE" w:sz="4"/>
+              <w:bottom w:val="single" w:color="DBEAFE" w:sz="4"/>
+              <w:right w:val="single" w:color="DBEAFE" w:sz="4"/>
+            </w:tcBorders>
+            <w:shd w:fill="F0F4FF" w:val="clear"/>
+            <w:tcMar>
+              <w:top w:type="dxa" w:w="85"/>
+              <w:left w:type="dxa" w:w="120"/>
+              <w:bottom w:type="dxa" w:w="85"/>
+              <w:right w:type="dxa" w:w="120"/>
             </w:tcMar>
           </w:tcPr>
           <w:p>
@@ -7711,18 +6068,13 @@
                 <w:sz w:val="22"/>
                 <w:szCs w:val="22"/>
               </w:rPr>
-              <w:t xml:space="preserve">Student يرث من Person عبر public inheritance</w:t>
-            </w:r>
-          </w:p>
-        </w:tc>
-      </w:tr>
-      <w:tr>
-        <w:trPr>
-          <w:tblHeader w:val="false"/>
-        </w:trPr>
-        <w:tc>
-          <w:tcPr>
-            <w:tcW w:type="dxa" w:w="2200"/>
+              <w:t xml:space="preserve">Inheritance</w:t>
+            </w:r>
+          </w:p>
+        </w:tc>
+        <w:tc>
+          <w:tcPr>
+            <w:tcW w:type="dxa" w:w="6026"/>
             <w:tcBorders>
               <w:top w:val="single" w:color="DBEAFE" w:sz="4"/>
               <w:left w:val="single" w:color="DBEAFE" w:sz="4"/>
@@ -7731,41 +6083,10 @@
             </w:tcBorders>
             <w:shd w:fill="F0F4FF" w:val="clear"/>
             <w:tcMar>
-              <w:top w:type="dxa" w:w="100"/>
-              <w:left w:type="dxa" w:w="140"/>
-              <w:bottom w:type="dxa" w:w="100"/>
-              <w:right w:type="dxa" w:w="140"/>
-            </w:tcMar>
-          </w:tcPr>
-          <w:p>
-            <w:r>
-              <w:rPr>
-                <w:rFonts w:ascii="Arial" w:cs="Arial" w:eastAsia="Arial" w:hAnsi="Arial"/>
-                <w:b/>
-                <w:bCs/>
-                <w:color w:val="1B2A4A"/>
-                <w:sz w:val="22"/>
-                <w:szCs w:val="22"/>
-              </w:rPr>
-              <w:t xml:space="preserve">Encapsulation</w:t>
-            </w:r>
-          </w:p>
-        </w:tc>
-        <w:tc>
-          <w:tcPr>
-            <w:tcW w:type="dxa" w:w="6826"/>
-            <w:tcBorders>
-              <w:top w:val="single" w:color="DBEAFE" w:sz="4"/>
-              <w:left w:val="single" w:color="DBEAFE" w:sz="4"/>
-              <w:bottom w:val="single" w:color="DBEAFE" w:sz="4"/>
-              <w:right w:val="single" w:color="DBEAFE" w:sz="4"/>
-            </w:tcBorders>
-            <w:shd w:fill="F0F4FF" w:val="clear"/>
-            <w:tcMar>
-              <w:top w:type="dxa" w:w="100"/>
-              <w:left w:type="dxa" w:w="140"/>
-              <w:bottom w:type="dxa" w:w="100"/>
-              <w:right w:type="dxa" w:w="140"/>
+              <w:top w:type="dxa" w:w="85"/>
+              <w:left w:type="dxa" w:w="120"/>
+              <w:bottom w:type="dxa" w:w="85"/>
+              <w:right w:type="dxa" w:w="120"/>
             </w:tcMar>
           </w:tcPr>
           <w:p>
@@ -7776,18 +6097,15 @@
                 <w:sz w:val="22"/>
                 <w:szCs w:val="22"/>
               </w:rPr>
-              <w:t xml:space="preserve">جميع الخصائص private مع getters/setters</w:t>
-            </w:r>
-          </w:p>
-        </w:tc>
-      </w:tr>
-      <w:tr>
-        <w:trPr>
-          <w:tblHeader w:val="false"/>
-        </w:trPr>
-        <w:tc>
-          <w:tcPr>
-            <w:tcW w:type="dxa" w:w="2200"/>
+              <w:t xml:space="preserve">Student يرث من Person — public inheritance</w:t>
+            </w:r>
+          </w:p>
+        </w:tc>
+      </w:tr>
+      <w:tr>
+        <w:tc>
+          <w:tcPr>
+            <w:tcW w:type="dxa" w:w="3000"/>
             <w:tcBorders>
               <w:top w:val="single" w:color="DBEAFE" w:sz="4"/>
               <w:left w:val="single" w:color="DBEAFE" w:sz="4"/>
@@ -7796,41 +6114,10 @@
             </w:tcBorders>
             <w:shd w:fill="FFFFFF" w:val="clear"/>
             <w:tcMar>
-              <w:top w:type="dxa" w:w="100"/>
-              <w:left w:type="dxa" w:w="140"/>
-              <w:bottom w:type="dxa" w:w="100"/>
-              <w:right w:type="dxa" w:w="140"/>
-            </w:tcMar>
-          </w:tcPr>
-          <w:p>
-            <w:r>
-              <w:rPr>
-                <w:rFonts w:ascii="Arial" w:cs="Arial" w:eastAsia="Arial" w:hAnsi="Arial"/>
-                <w:b/>
-                <w:bCs/>
-                <w:color w:val="1B2A4A"/>
-                <w:sz w:val="22"/>
-                <w:szCs w:val="22"/>
-              </w:rPr>
-              <w:t xml:space="preserve">Polymorphism</w:t>
-            </w:r>
-          </w:p>
-        </w:tc>
-        <w:tc>
-          <w:tcPr>
-            <w:tcW w:type="dxa" w:w="6826"/>
-            <w:tcBorders>
-              <w:top w:val="single" w:color="DBEAFE" w:sz="4"/>
-              <w:left w:val="single" w:color="DBEAFE" w:sz="4"/>
-              <w:bottom w:val="single" w:color="DBEAFE" w:sz="4"/>
-              <w:right w:val="single" w:color="DBEAFE" w:sz="4"/>
-            </w:tcBorders>
-            <w:shd w:fill="FFFFFF" w:val="clear"/>
-            <w:tcMar>
-              <w:top w:type="dxa" w:w="100"/>
-              <w:left w:type="dxa" w:w="140"/>
-              <w:bottom w:type="dxa" w:w="100"/>
-              <w:right w:type="dxa" w:w="140"/>
+              <w:top w:type="dxa" w:w="85"/>
+              <w:left w:type="dxa" w:w="120"/>
+              <w:bottom w:type="dxa" w:w="85"/>
+              <w:right w:type="dxa" w:w="120"/>
             </w:tcMar>
           </w:tcPr>
           <w:p>
@@ -7841,61 +6128,25 @@
                 <w:sz w:val="22"/>
                 <w:szCs w:val="22"/>
               </w:rPr>
-              <w:t xml:space="preserve">display() virtual تُستدعى بالنسخة الصحيحة وقت التشغيل</w:t>
-            </w:r>
-          </w:p>
-        </w:tc>
-      </w:tr>
-      <w:tr>
-        <w:trPr>
-          <w:tblHeader w:val="false"/>
-        </w:trPr>
-        <w:tc>
-          <w:tcPr>
-            <w:tcW w:type="dxa" w:w="2200"/>
-            <w:tcBorders>
-              <w:top w:val="single" w:color="DBEAFE" w:sz="4"/>
-              <w:left w:val="single" w:color="DBEAFE" w:sz="4"/>
-              <w:bottom w:val="single" w:color="DBEAFE" w:sz="4"/>
-              <w:right w:val="single" w:color="DBEAFE" w:sz="4"/>
-            </w:tcBorders>
-            <w:shd w:fill="F0F4FF" w:val="clear"/>
-            <w:tcMar>
-              <w:top w:type="dxa" w:w="100"/>
-              <w:left w:type="dxa" w:w="140"/>
-              <w:bottom w:type="dxa" w:w="100"/>
-              <w:right w:type="dxa" w:w="140"/>
-            </w:tcMar>
-          </w:tcPr>
-          <w:p>
-            <w:r>
-              <w:rPr>
-                <w:rFonts w:ascii="Arial" w:cs="Arial" w:eastAsia="Arial" w:hAnsi="Arial"/>
-                <w:b/>
-                <w:bCs/>
-                <w:color w:val="1B2A4A"/>
-                <w:sz w:val="22"/>
-                <w:szCs w:val="22"/>
-              </w:rPr>
-              <w:t xml:space="preserve">Virtual Destructor</w:t>
-            </w:r>
-          </w:p>
-        </w:tc>
-        <w:tc>
-          <w:tcPr>
-            <w:tcW w:type="dxa" w:w="6826"/>
-            <w:tcBorders>
-              <w:top w:val="single" w:color="DBEAFE" w:sz="4"/>
-              <w:left w:val="single" w:color="DBEAFE" w:sz="4"/>
-              <w:bottom w:val="single" w:color="DBEAFE" w:sz="4"/>
-              <w:right w:val="single" w:color="DBEAFE" w:sz="4"/>
-            </w:tcBorders>
-            <w:shd w:fill="F0F4FF" w:val="clear"/>
-            <w:tcMar>
-              <w:top w:type="dxa" w:w="100"/>
-              <w:left w:type="dxa" w:w="140"/>
-              <w:bottom w:type="dxa" w:w="100"/>
-              <w:right w:type="dxa" w:w="140"/>
+              <w:t xml:space="preserve">Encapsulation</w:t>
+            </w:r>
+          </w:p>
+        </w:tc>
+        <w:tc>
+          <w:tcPr>
+            <w:tcW w:type="dxa" w:w="6026"/>
+            <w:tcBorders>
+              <w:top w:val="single" w:color="DBEAFE" w:sz="4"/>
+              <w:left w:val="single" w:color="DBEAFE" w:sz="4"/>
+              <w:bottom w:val="single" w:color="DBEAFE" w:sz="4"/>
+              <w:right w:val="single" w:color="DBEAFE" w:sz="4"/>
+            </w:tcBorders>
+            <w:shd w:fill="FFFFFF" w:val="clear"/>
+            <w:tcMar>
+              <w:top w:type="dxa" w:w="85"/>
+              <w:left w:type="dxa" w:w="120"/>
+              <w:bottom w:type="dxa" w:w="85"/>
+              <w:right w:type="dxa" w:w="120"/>
             </w:tcMar>
           </w:tcPr>
           <w:p>
@@ -7906,61 +6157,27 @@
                 <w:sz w:val="22"/>
                 <w:szCs w:val="22"/>
               </w:rPr>
-              <w:t xml:space="preserve">~Person() virtual لمنع Memory Leak</w:t>
-            </w:r>
-          </w:p>
-        </w:tc>
-      </w:tr>
-      <w:tr>
-        <w:trPr>
-          <w:tblHeader w:val="false"/>
-        </w:trPr>
-        <w:tc>
-          <w:tcPr>
-            <w:tcW w:type="dxa" w:w="2200"/>
-            <w:tcBorders>
-              <w:top w:val="single" w:color="DBEAFE" w:sz="4"/>
-              <w:left w:val="single" w:color="DBEAFE" w:sz="4"/>
-              <w:bottom w:val="single" w:color="DBEAFE" w:sz="4"/>
-              <w:right w:val="single" w:color="DBEAFE" w:sz="4"/>
-            </w:tcBorders>
-            <w:shd w:fill="FFFFFF" w:val="clear"/>
-            <w:tcMar>
-              <w:top w:type="dxa" w:w="100"/>
-              <w:left w:type="dxa" w:w="140"/>
-              <w:bottom w:type="dxa" w:w="100"/>
-              <w:right w:type="dxa" w:w="140"/>
-            </w:tcMar>
-          </w:tcPr>
-          <w:p>
-            <w:r>
-              <w:rPr>
-                <w:rFonts w:ascii="Arial" w:cs="Arial" w:eastAsia="Arial" w:hAnsi="Arial"/>
-                <w:b/>
-                <w:bCs/>
-                <w:color w:val="1B2A4A"/>
-                <w:sz w:val="22"/>
-                <w:szCs w:val="22"/>
-              </w:rPr>
-              <w:t xml:space="preserve">STL Container #1</w:t>
-            </w:r>
-          </w:p>
-        </w:tc>
-        <w:tc>
-          <w:tcPr>
-            <w:tcW w:type="dxa" w:w="6826"/>
-            <w:tcBorders>
-              <w:top w:val="single" w:color="DBEAFE" w:sz="4"/>
-              <w:left w:val="single" w:color="DBEAFE" w:sz="4"/>
-              <w:bottom w:val="single" w:color="DBEAFE" w:sz="4"/>
-              <w:right w:val="single" w:color="DBEAFE" w:sz="4"/>
-            </w:tcBorders>
-            <w:shd w:fill="FFFFFF" w:val="clear"/>
-            <w:tcMar>
-              <w:top w:type="dxa" w:w="100"/>
-              <w:left w:type="dxa" w:w="140"/>
-              <w:bottom w:type="dxa" w:w="100"/>
-              <w:right w:type="dxa" w:w="140"/>
+              <w:t xml:space="preserve">جميع attributes في Student خاصة private</w:t>
+            </w:r>
+          </w:p>
+        </w:tc>
+      </w:tr>
+      <w:tr>
+        <w:tc>
+          <w:tcPr>
+            <w:tcW w:type="dxa" w:w="3000"/>
+            <w:tcBorders>
+              <w:top w:val="single" w:color="DBEAFE" w:sz="4"/>
+              <w:left w:val="single" w:color="DBEAFE" w:sz="4"/>
+              <w:bottom w:val="single" w:color="DBEAFE" w:sz="4"/>
+              <w:right w:val="single" w:color="DBEAFE" w:sz="4"/>
+            </w:tcBorders>
+            <w:shd w:fill="F0F4FF" w:val="clear"/>
+            <w:tcMar>
+              <w:top w:type="dxa" w:w="85"/>
+              <w:left w:type="dxa" w:w="120"/>
+              <w:bottom w:type="dxa" w:w="85"/>
+              <w:right w:type="dxa" w:w="120"/>
             </w:tcMar>
           </w:tcPr>
           <w:p>
@@ -7971,18 +6188,13 @@
                 <w:sz w:val="22"/>
                 <w:szCs w:val="22"/>
               </w:rPr>
-              <w:t xml:space="preserve">vector&lt;Student&gt; في StudentManager</w:t>
-            </w:r>
-          </w:p>
-        </w:tc>
-      </w:tr>
-      <w:tr>
-        <w:trPr>
-          <w:tblHeader w:val="false"/>
-        </w:trPr>
-        <w:tc>
-          <w:tcPr>
-            <w:tcW w:type="dxa" w:w="2200"/>
+              <w:t xml:space="preserve">Virtual Destructor</w:t>
+            </w:r>
+          </w:p>
+        </w:tc>
+        <w:tc>
+          <w:tcPr>
+            <w:tcW w:type="dxa" w:w="6026"/>
             <w:tcBorders>
               <w:top w:val="single" w:color="DBEAFE" w:sz="4"/>
               <w:left w:val="single" w:color="DBEAFE" w:sz="4"/>
@@ -7991,41 +6203,10 @@
             </w:tcBorders>
             <w:shd w:fill="F0F4FF" w:val="clear"/>
             <w:tcMar>
-              <w:top w:type="dxa" w:w="100"/>
-              <w:left w:type="dxa" w:w="140"/>
-              <w:bottom w:type="dxa" w:w="100"/>
-              <w:right w:type="dxa" w:w="140"/>
-            </w:tcMar>
-          </w:tcPr>
-          <w:p>
-            <w:r>
-              <w:rPr>
-                <w:rFonts w:ascii="Arial" w:cs="Arial" w:eastAsia="Arial" w:hAnsi="Arial"/>
-                <w:b/>
-                <w:bCs/>
-                <w:color w:val="1B2A4A"/>
-                <w:sz w:val="22"/>
-                <w:szCs w:val="22"/>
-              </w:rPr>
-              <w:t xml:space="preserve">STL Container #2</w:t>
-            </w:r>
-          </w:p>
-        </w:tc>
-        <w:tc>
-          <w:tcPr>
-            <w:tcW w:type="dxa" w:w="6826"/>
-            <w:tcBorders>
-              <w:top w:val="single" w:color="DBEAFE" w:sz="4"/>
-              <w:left w:val="single" w:color="DBEAFE" w:sz="4"/>
-              <w:bottom w:val="single" w:color="DBEAFE" w:sz="4"/>
-              <w:right w:val="single" w:color="DBEAFE" w:sz="4"/>
-            </w:tcBorders>
-            <w:shd w:fill="F0F4FF" w:val="clear"/>
-            <w:tcMar>
-              <w:top w:type="dxa" w:w="100"/>
-              <w:left w:type="dxa" w:w="140"/>
-              <w:bottom w:type="dxa" w:w="100"/>
-              <w:right w:type="dxa" w:w="140"/>
+              <w:top w:type="dxa" w:w="85"/>
+              <w:left w:type="dxa" w:w="120"/>
+              <w:bottom w:type="dxa" w:w="85"/>
+              <w:right w:type="dxa" w:w="120"/>
             </w:tcMar>
           </w:tcPr>
           <w:p>
@@ -8036,18 +6217,15 @@
                 <w:sz w:val="22"/>
                 <w:szCs w:val="22"/>
               </w:rPr>
-              <w:t xml:space="preserve">vector&lt;string&gt; في Student للمقررات</w:t>
-            </w:r>
-          </w:p>
-        </w:tc>
-      </w:tr>
-      <w:tr>
-        <w:trPr>
-          <w:tblHeader w:val="false"/>
-        </w:trPr>
-        <w:tc>
-          <w:tcPr>
-            <w:tcW w:type="dxa" w:w="2200"/>
+              <w:t xml:space="preserve">~Person() virtual — يمنع Memory Leak</w:t>
+            </w:r>
+          </w:p>
+        </w:tc>
+      </w:tr>
+      <w:tr>
+        <w:tc>
+          <w:tcPr>
+            <w:tcW w:type="dxa" w:w="3000"/>
             <w:tcBorders>
               <w:top w:val="single" w:color="DBEAFE" w:sz="4"/>
               <w:left w:val="single" w:color="DBEAFE" w:sz="4"/>
@@ -8056,41 +6234,10 @@
             </w:tcBorders>
             <w:shd w:fill="FFFFFF" w:val="clear"/>
             <w:tcMar>
-              <w:top w:type="dxa" w:w="100"/>
-              <w:left w:type="dxa" w:w="140"/>
-              <w:bottom w:type="dxa" w:w="100"/>
-              <w:right w:type="dxa" w:w="140"/>
-            </w:tcMar>
-          </w:tcPr>
-          <w:p>
-            <w:r>
-              <w:rPr>
-                <w:rFonts w:ascii="Arial" w:cs="Arial" w:eastAsia="Arial" w:hAnsi="Arial"/>
-                <w:b/>
-                <w:bCs/>
-                <w:color w:val="1B2A4A"/>
-                <w:sz w:val="22"/>
-                <w:szCs w:val="22"/>
-              </w:rPr>
-              <w:t xml:space="preserve">Sorting Algorithm</w:t>
-            </w:r>
-          </w:p>
-        </w:tc>
-        <w:tc>
-          <w:tcPr>
-            <w:tcW w:type="dxa" w:w="6826"/>
-            <w:tcBorders>
-              <w:top w:val="single" w:color="DBEAFE" w:sz="4"/>
-              <w:left w:val="single" w:color="DBEAFE" w:sz="4"/>
-              <w:bottom w:val="single" w:color="DBEAFE" w:sz="4"/>
-              <w:right w:val="single" w:color="DBEAFE" w:sz="4"/>
-            </w:tcBorders>
-            <w:shd w:fill="FFFFFF" w:val="clear"/>
-            <w:tcMar>
-              <w:top w:type="dxa" w:w="100"/>
-              <w:left w:type="dxa" w:w="140"/>
-              <w:bottom w:type="dxa" w:w="100"/>
-              <w:right w:type="dxa" w:w="140"/>
+              <w:top w:type="dxa" w:w="85"/>
+              <w:left w:type="dxa" w:w="120"/>
+              <w:bottom w:type="dxa" w:w="85"/>
+              <w:right w:type="dxa" w:w="120"/>
             </w:tcMar>
           </w:tcPr>
           <w:p>
@@ -8101,61 +6248,25 @@
                 <w:sz w:val="22"/>
                 <w:szCs w:val="22"/>
               </w:rPr>
-              <w:t xml:space="preserve">Bubble Sort يدوي على نسخة مؤقتة</w:t>
-            </w:r>
-          </w:p>
-        </w:tc>
-      </w:tr>
-      <w:tr>
-        <w:trPr>
-          <w:tblHeader w:val="false"/>
-        </w:trPr>
-        <w:tc>
-          <w:tcPr>
-            <w:tcW w:type="dxa" w:w="2200"/>
-            <w:tcBorders>
-              <w:top w:val="single" w:color="DBEAFE" w:sz="4"/>
-              <w:left w:val="single" w:color="DBEAFE" w:sz="4"/>
-              <w:bottom w:val="single" w:color="DBEAFE" w:sz="4"/>
-              <w:right w:val="single" w:color="DBEAFE" w:sz="4"/>
-            </w:tcBorders>
-            <w:shd w:fill="F0F4FF" w:val="clear"/>
-            <w:tcMar>
-              <w:top w:type="dxa" w:w="100"/>
-              <w:left w:type="dxa" w:w="140"/>
-              <w:bottom w:type="dxa" w:w="100"/>
-              <w:right w:type="dxa" w:w="140"/>
-            </w:tcMar>
-          </w:tcPr>
-          <w:p>
-            <w:r>
-              <w:rPr>
-                <w:rFonts w:ascii="Arial" w:cs="Arial" w:eastAsia="Arial" w:hAnsi="Arial"/>
-                <w:b/>
-                <w:bCs/>
-                <w:color w:val="1B2A4A"/>
-                <w:sz w:val="22"/>
-                <w:szCs w:val="22"/>
-              </w:rPr>
-              <w:t xml:space="preserve">Input Validation</w:t>
-            </w:r>
-          </w:p>
-        </w:tc>
-        <w:tc>
-          <w:tcPr>
-            <w:tcW w:type="dxa" w:w="6826"/>
-            <w:tcBorders>
-              <w:top w:val="single" w:color="DBEAFE" w:sz="4"/>
-              <w:left w:val="single" w:color="DBEAFE" w:sz="4"/>
-              <w:bottom w:val="single" w:color="DBEAFE" w:sz="4"/>
-              <w:right w:val="single" w:color="DBEAFE" w:sz="4"/>
-            </w:tcBorders>
-            <w:shd w:fill="F0F4FF" w:val="clear"/>
-            <w:tcMar>
-              <w:top w:type="dxa" w:w="100"/>
-              <w:left w:type="dxa" w:w="140"/>
-              <w:bottom w:type="dxa" w:w="100"/>
-              <w:right w:type="dxa" w:w="140"/>
+              <w:t xml:space="preserve">STL Container #1</w:t>
+            </w:r>
+          </w:p>
+        </w:tc>
+        <w:tc>
+          <w:tcPr>
+            <w:tcW w:type="dxa" w:w="6026"/>
+            <w:tcBorders>
+              <w:top w:val="single" w:color="DBEAFE" w:sz="4"/>
+              <w:left w:val="single" w:color="DBEAFE" w:sz="4"/>
+              <w:bottom w:val="single" w:color="DBEAFE" w:sz="4"/>
+              <w:right w:val="single" w:color="DBEAFE" w:sz="4"/>
+            </w:tcBorders>
+            <w:shd w:fill="FFFFFF" w:val="clear"/>
+            <w:tcMar>
+              <w:top w:type="dxa" w:w="85"/>
+              <w:left w:type="dxa" w:w="120"/>
+              <w:bottom w:type="dxa" w:w="85"/>
+              <w:right w:type="dxa" w:w="120"/>
             </w:tcMar>
           </w:tcPr>
           <w:p>
@@ -8166,61 +6277,27 @@
                 <w:sz w:val="22"/>
                 <w:szCs w:val="22"/>
               </w:rPr>
-              <w:t xml:space="preserve">readInt / readDouble مع loop للتحقق</w:t>
-            </w:r>
-          </w:p>
-        </w:tc>
-      </w:tr>
-      <w:tr>
-        <w:trPr>
-          <w:tblHeader w:val="false"/>
-        </w:trPr>
-        <w:tc>
-          <w:tcPr>
-            <w:tcW w:type="dxa" w:w="2200"/>
-            <w:tcBorders>
-              <w:top w:val="single" w:color="DBEAFE" w:sz="4"/>
-              <w:left w:val="single" w:color="DBEAFE" w:sz="4"/>
-              <w:bottom w:val="single" w:color="DBEAFE" w:sz="4"/>
-              <w:right w:val="single" w:color="DBEAFE" w:sz="4"/>
-            </w:tcBorders>
-            <w:shd w:fill="FFFFFF" w:val="clear"/>
-            <w:tcMar>
-              <w:top w:type="dxa" w:w="100"/>
-              <w:left w:type="dxa" w:w="140"/>
-              <w:bottom w:type="dxa" w:w="100"/>
-              <w:right w:type="dxa" w:w="140"/>
-            </w:tcMar>
-          </w:tcPr>
-          <w:p>
-            <w:r>
-              <w:rPr>
-                <w:rFonts w:ascii="Arial" w:cs="Arial" w:eastAsia="Arial" w:hAnsi="Arial"/>
-                <w:b/>
-                <w:bCs/>
-                <w:color w:val="1B2A4A"/>
-                <w:sz w:val="22"/>
-                <w:szCs w:val="22"/>
-              </w:rPr>
-              <w:t xml:space="preserve">المكتبات المستخدمة</w:t>
-            </w:r>
-          </w:p>
-        </w:tc>
-        <w:tc>
-          <w:tcPr>
-            <w:tcW w:type="dxa" w:w="6826"/>
-            <w:tcBorders>
-              <w:top w:val="single" w:color="DBEAFE" w:sz="4"/>
-              <w:left w:val="single" w:color="DBEAFE" w:sz="4"/>
-              <w:bottom w:val="single" w:color="DBEAFE" w:sz="4"/>
-              <w:right w:val="single" w:color="DBEAFE" w:sz="4"/>
-            </w:tcBorders>
-            <w:shd w:fill="FFFFFF" w:val="clear"/>
-            <w:tcMar>
-              <w:top w:type="dxa" w:w="100"/>
-              <w:left w:type="dxa" w:w="140"/>
-              <w:bottom w:type="dxa" w:w="100"/>
-              <w:right w:type="dxa" w:w="140"/>
+              <w:t xml:space="preserve">vector&lt;Student&gt; — قائمة الطلاب</w:t>
+            </w:r>
+          </w:p>
+        </w:tc>
+      </w:tr>
+      <w:tr>
+        <w:tc>
+          <w:tcPr>
+            <w:tcW w:type="dxa" w:w="3000"/>
+            <w:tcBorders>
+              <w:top w:val="single" w:color="DBEAFE" w:sz="4"/>
+              <w:left w:val="single" w:color="DBEAFE" w:sz="4"/>
+              <w:bottom w:val="single" w:color="DBEAFE" w:sz="4"/>
+              <w:right w:val="single" w:color="DBEAFE" w:sz="4"/>
+            </w:tcBorders>
+            <w:shd w:fill="F0F4FF" w:val="clear"/>
+            <w:tcMar>
+              <w:top w:type="dxa" w:w="85"/>
+              <w:left w:type="dxa" w:w="120"/>
+              <w:bottom w:type="dxa" w:w="85"/>
+              <w:right w:type="dxa" w:w="120"/>
             </w:tcMar>
           </w:tcPr>
           <w:p>
@@ -8231,7 +6308,396 @@
                 <w:sz w:val="22"/>
                 <w:szCs w:val="22"/>
               </w:rPr>
-              <w:t xml:space="preserve">#include &lt;iostream&gt; | &lt;vector&gt; | &lt;string&gt;</w:t>
+              <w:t xml:space="preserve">STL Container #2</w:t>
+            </w:r>
+          </w:p>
+        </w:tc>
+        <w:tc>
+          <w:tcPr>
+            <w:tcW w:type="dxa" w:w="6026"/>
+            <w:tcBorders>
+              <w:top w:val="single" w:color="DBEAFE" w:sz="4"/>
+              <w:left w:val="single" w:color="DBEAFE" w:sz="4"/>
+              <w:bottom w:val="single" w:color="DBEAFE" w:sz="4"/>
+              <w:right w:val="single" w:color="DBEAFE" w:sz="4"/>
+            </w:tcBorders>
+            <w:shd w:fill="F0F4FF" w:val="clear"/>
+            <w:tcMar>
+              <w:top w:type="dxa" w:w="85"/>
+              <w:left w:type="dxa" w:w="120"/>
+              <w:bottom w:type="dxa" w:w="85"/>
+              <w:right w:type="dxa" w:w="120"/>
+            </w:tcMar>
+          </w:tcPr>
+          <w:p>
+            <w:r>
+              <w:rPr>
+                <w:rFonts w:ascii="Arial" w:cs="Arial" w:eastAsia="Arial" w:hAnsi="Arial"/>
+                <w:color w:val="1E293B"/>
+                <w:sz w:val="22"/>
+                <w:szCs w:val="22"/>
+              </w:rPr>
+              <w:t xml:space="preserve">map&lt;int,int&gt; — ربط ID بالفهرس O(log n)</w:t>
+            </w:r>
+          </w:p>
+        </w:tc>
+      </w:tr>
+      <w:tr>
+        <w:tc>
+          <w:tcPr>
+            <w:tcW w:type="dxa" w:w="3000"/>
+            <w:tcBorders>
+              <w:top w:val="single" w:color="DBEAFE" w:sz="4"/>
+              <w:left w:val="single" w:color="DBEAFE" w:sz="4"/>
+              <w:bottom w:val="single" w:color="DBEAFE" w:sz="4"/>
+              <w:right w:val="single" w:color="DBEAFE" w:sz="4"/>
+            </w:tcBorders>
+            <w:shd w:fill="FFFFFF" w:val="clear"/>
+            <w:tcMar>
+              <w:top w:type="dxa" w:w="85"/>
+              <w:left w:type="dxa" w:w="120"/>
+              <w:bottom w:type="dxa" w:w="85"/>
+              <w:right w:type="dxa" w:w="120"/>
+            </w:tcMar>
+          </w:tcPr>
+          <w:p>
+            <w:r>
+              <w:rPr>
+                <w:rFonts w:ascii="Arial" w:cs="Arial" w:eastAsia="Arial" w:hAnsi="Arial"/>
+                <w:color w:val="1E293B"/>
+                <w:sz w:val="22"/>
+                <w:szCs w:val="22"/>
+              </w:rPr>
+              <w:t xml:space="preserve">STL Container #3</w:t>
+            </w:r>
+          </w:p>
+        </w:tc>
+        <w:tc>
+          <w:tcPr>
+            <w:tcW w:type="dxa" w:w="6026"/>
+            <w:tcBorders>
+              <w:top w:val="single" w:color="DBEAFE" w:sz="4"/>
+              <w:left w:val="single" w:color="DBEAFE" w:sz="4"/>
+              <w:bottom w:val="single" w:color="DBEAFE" w:sz="4"/>
+              <w:right w:val="single" w:color="DBEAFE" w:sz="4"/>
+            </w:tcBorders>
+            <w:shd w:fill="FFFFFF" w:val="clear"/>
+            <w:tcMar>
+              <w:top w:type="dxa" w:w="85"/>
+              <w:left w:type="dxa" w:w="120"/>
+              <w:bottom w:type="dxa" w:w="85"/>
+              <w:right w:type="dxa" w:w="120"/>
+            </w:tcMar>
+          </w:tcPr>
+          <w:p>
+            <w:r>
+              <w:rPr>
+                <w:rFonts w:ascii="Arial" w:cs="Arial" w:eastAsia="Arial" w:hAnsi="Arial"/>
+                <w:color w:val="1E293B"/>
+                <w:sz w:val="22"/>
+                <w:szCs w:val="22"/>
+              </w:rPr>
+              <w:t xml:space="preserve">set&lt;string&gt; — مقررات بلا تكرار + مرتبة</w:t>
+            </w:r>
+          </w:p>
+        </w:tc>
+      </w:tr>
+      <w:tr>
+        <w:tc>
+          <w:tcPr>
+            <w:tcW w:type="dxa" w:w="3000"/>
+            <w:tcBorders>
+              <w:top w:val="single" w:color="DBEAFE" w:sz="4"/>
+              <w:left w:val="single" w:color="DBEAFE" w:sz="4"/>
+              <w:bottom w:val="single" w:color="DBEAFE" w:sz="4"/>
+              <w:right w:val="single" w:color="DBEAFE" w:sz="4"/>
+            </w:tcBorders>
+            <w:shd w:fill="F0F4FF" w:val="clear"/>
+            <w:tcMar>
+              <w:top w:type="dxa" w:w="85"/>
+              <w:left w:type="dxa" w:w="120"/>
+              <w:bottom w:type="dxa" w:w="85"/>
+              <w:right w:type="dxa" w:w="120"/>
+            </w:tcMar>
+          </w:tcPr>
+          <w:p>
+            <w:r>
+              <w:rPr>
+                <w:rFonts w:ascii="Arial" w:cs="Arial" w:eastAsia="Arial" w:hAnsi="Arial"/>
+                <w:color w:val="1E293B"/>
+                <w:sz w:val="22"/>
+                <w:szCs w:val="22"/>
+              </w:rPr>
+              <w:t xml:space="preserve">STL Algorithm #1</w:t>
+            </w:r>
+          </w:p>
+        </w:tc>
+        <w:tc>
+          <w:tcPr>
+            <w:tcW w:type="dxa" w:w="6026"/>
+            <w:tcBorders>
+              <w:top w:val="single" w:color="DBEAFE" w:sz="4"/>
+              <w:left w:val="single" w:color="DBEAFE" w:sz="4"/>
+              <w:bottom w:val="single" w:color="DBEAFE" w:sz="4"/>
+              <w:right w:val="single" w:color="DBEAFE" w:sz="4"/>
+            </w:tcBorders>
+            <w:shd w:fill="F0F4FF" w:val="clear"/>
+            <w:tcMar>
+              <w:top w:type="dxa" w:w="85"/>
+              <w:left w:type="dxa" w:w="120"/>
+              <w:bottom w:type="dxa" w:w="85"/>
+              <w:right w:type="dxa" w:w="120"/>
+            </w:tcMar>
+          </w:tcPr>
+          <w:p>
+            <w:r>
+              <w:rPr>
+                <w:rFonts w:ascii="Arial" w:cs="Arial" w:eastAsia="Arial" w:hAnsi="Arial"/>
+                <w:color w:val="1E293B"/>
+                <w:sz w:val="22"/>
+                <w:szCs w:val="22"/>
+              </w:rPr>
+              <w:t xml:space="preserve">sort() — ترتيب حسب GPA</w:t>
+            </w:r>
+          </w:p>
+        </w:tc>
+      </w:tr>
+      <w:tr>
+        <w:tc>
+          <w:tcPr>
+            <w:tcW w:type="dxa" w:w="3000"/>
+            <w:tcBorders>
+              <w:top w:val="single" w:color="DBEAFE" w:sz="4"/>
+              <w:left w:val="single" w:color="DBEAFE" w:sz="4"/>
+              <w:bottom w:val="single" w:color="DBEAFE" w:sz="4"/>
+              <w:right w:val="single" w:color="DBEAFE" w:sz="4"/>
+            </w:tcBorders>
+            <w:shd w:fill="FFFFFF" w:val="clear"/>
+            <w:tcMar>
+              <w:top w:type="dxa" w:w="85"/>
+              <w:left w:type="dxa" w:w="120"/>
+              <w:bottom w:type="dxa" w:w="85"/>
+              <w:right w:type="dxa" w:w="120"/>
+            </w:tcMar>
+          </w:tcPr>
+          <w:p>
+            <w:r>
+              <w:rPr>
+                <w:rFonts w:ascii="Arial" w:cs="Arial" w:eastAsia="Arial" w:hAnsi="Arial"/>
+                <w:color w:val="1E293B"/>
+                <w:sz w:val="22"/>
+                <w:szCs w:val="22"/>
+              </w:rPr>
+              <w:t xml:space="preserve">STL Algorithm #2</w:t>
+            </w:r>
+          </w:p>
+        </w:tc>
+        <w:tc>
+          <w:tcPr>
+            <w:tcW w:type="dxa" w:w="6026"/>
+            <w:tcBorders>
+              <w:top w:val="single" w:color="DBEAFE" w:sz="4"/>
+              <w:left w:val="single" w:color="DBEAFE" w:sz="4"/>
+              <w:bottom w:val="single" w:color="DBEAFE" w:sz="4"/>
+              <w:right w:val="single" w:color="DBEAFE" w:sz="4"/>
+            </w:tcBorders>
+            <w:shd w:fill="FFFFFF" w:val="clear"/>
+            <w:tcMar>
+              <w:top w:type="dxa" w:w="85"/>
+              <w:left w:type="dxa" w:w="120"/>
+              <w:bottom w:type="dxa" w:w="85"/>
+              <w:right w:type="dxa" w:w="120"/>
+            </w:tcMar>
+          </w:tcPr>
+          <w:p>
+            <w:r>
+              <w:rPr>
+                <w:rFonts w:ascii="Arial" w:cs="Arial" w:eastAsia="Arial" w:hAnsi="Arial"/>
+                <w:color w:val="1E293B"/>
+                <w:sz w:val="22"/>
+                <w:szCs w:val="22"/>
+              </w:rPr>
+              <w:t xml:space="preserve">find_if() — البحث عن طالب</w:t>
+            </w:r>
+          </w:p>
+        </w:tc>
+      </w:tr>
+      <w:tr>
+        <w:tc>
+          <w:tcPr>
+            <w:tcW w:type="dxa" w:w="3000"/>
+            <w:tcBorders>
+              <w:top w:val="single" w:color="DBEAFE" w:sz="4"/>
+              <w:left w:val="single" w:color="DBEAFE" w:sz="4"/>
+              <w:bottom w:val="single" w:color="DBEAFE" w:sz="4"/>
+              <w:right w:val="single" w:color="DBEAFE" w:sz="4"/>
+            </w:tcBorders>
+            <w:shd w:fill="F0F4FF" w:val="clear"/>
+            <w:tcMar>
+              <w:top w:type="dxa" w:w="85"/>
+              <w:left w:type="dxa" w:w="120"/>
+              <w:bottom w:type="dxa" w:w="85"/>
+              <w:right w:type="dxa" w:w="120"/>
+            </w:tcMar>
+          </w:tcPr>
+          <w:p>
+            <w:r>
+              <w:rPr>
+                <w:rFonts w:ascii="Arial" w:cs="Arial" w:eastAsia="Arial" w:hAnsi="Arial"/>
+                <w:color w:val="1E293B"/>
+                <w:sz w:val="22"/>
+                <w:szCs w:val="22"/>
+              </w:rPr>
+              <w:t xml:space="preserve">STL Algorithm #3</w:t>
+            </w:r>
+          </w:p>
+        </w:tc>
+        <w:tc>
+          <w:tcPr>
+            <w:tcW w:type="dxa" w:w="6026"/>
+            <w:tcBorders>
+              <w:top w:val="single" w:color="DBEAFE" w:sz="4"/>
+              <w:left w:val="single" w:color="DBEAFE" w:sz="4"/>
+              <w:bottom w:val="single" w:color="DBEAFE" w:sz="4"/>
+              <w:right w:val="single" w:color="DBEAFE" w:sz="4"/>
+            </w:tcBorders>
+            <w:shd w:fill="F0F4FF" w:val="clear"/>
+            <w:tcMar>
+              <w:top w:type="dxa" w:w="85"/>
+              <w:left w:type="dxa" w:w="120"/>
+              <w:bottom w:type="dxa" w:w="85"/>
+              <w:right w:type="dxa" w:w="120"/>
+            </w:tcMar>
+          </w:tcPr>
+          <w:p>
+            <w:r>
+              <w:rPr>
+                <w:rFonts w:ascii="Arial" w:cs="Arial" w:eastAsia="Arial" w:hAnsi="Arial"/>
+                <w:color w:val="1E293B"/>
+                <w:sz w:val="22"/>
+                <w:szCs w:val="22"/>
+              </w:rPr>
+              <w:t xml:space="preserve">count_if() — عدد الطلاب [Bonus]</w:t>
+            </w:r>
+          </w:p>
+        </w:tc>
+      </w:tr>
+      <w:tr>
+        <w:tc>
+          <w:tcPr>
+            <w:tcW w:type="dxa" w:w="3000"/>
+            <w:tcBorders>
+              <w:top w:val="single" w:color="DBEAFE" w:sz="4"/>
+              <w:left w:val="single" w:color="DBEAFE" w:sz="4"/>
+              <w:bottom w:val="single" w:color="DBEAFE" w:sz="4"/>
+              <w:right w:val="single" w:color="DBEAFE" w:sz="4"/>
+            </w:tcBorders>
+            <w:shd w:fill="FFFFFF" w:val="clear"/>
+            <w:tcMar>
+              <w:top w:type="dxa" w:w="85"/>
+              <w:left w:type="dxa" w:w="120"/>
+              <w:bottom w:type="dxa" w:w="85"/>
+              <w:right w:type="dxa" w:w="120"/>
+            </w:tcMar>
+          </w:tcPr>
+          <w:p>
+            <w:r>
+              <w:rPr>
+                <w:rFonts w:ascii="Arial" w:cs="Arial" w:eastAsia="Arial" w:hAnsi="Arial"/>
+                <w:color w:val="1E293B"/>
+                <w:sz w:val="22"/>
+                <w:szCs w:val="22"/>
+              </w:rPr>
+              <w:t xml:space="preserve">GPA Validation</w:t>
+            </w:r>
+          </w:p>
+        </w:tc>
+        <w:tc>
+          <w:tcPr>
+            <w:tcW w:type="dxa" w:w="6026"/>
+            <w:tcBorders>
+              <w:top w:val="single" w:color="DBEAFE" w:sz="4"/>
+              <w:left w:val="single" w:color="DBEAFE" w:sz="4"/>
+              <w:bottom w:val="single" w:color="DBEAFE" w:sz="4"/>
+              <w:right w:val="single" w:color="DBEAFE" w:sz="4"/>
+            </w:tcBorders>
+            <w:shd w:fill="FFFFFF" w:val="clear"/>
+            <w:tcMar>
+              <w:top w:type="dxa" w:w="85"/>
+              <w:left w:type="dxa" w:w="120"/>
+              <w:bottom w:type="dxa" w:w="85"/>
+              <w:right w:type="dxa" w:w="120"/>
+            </w:tcMar>
+          </w:tcPr>
+          <w:p>
+            <w:r>
+              <w:rPr>
+                <w:rFonts w:ascii="Arial" w:cs="Arial" w:eastAsia="Arial" w:hAnsi="Arial"/>
+                <w:color w:val="1E293B"/>
+                <w:sz w:val="22"/>
+                <w:szCs w:val="22"/>
+              </w:rPr>
+              <w:t xml:space="preserve">do-while حتى يكون بين 0 و4</w:t>
+            </w:r>
+          </w:p>
+        </w:tc>
+      </w:tr>
+      <w:tr>
+        <w:tc>
+          <w:tcPr>
+            <w:tcW w:type="dxa" w:w="3000"/>
+            <w:tcBorders>
+              <w:top w:val="single" w:color="DBEAFE" w:sz="4"/>
+              <w:left w:val="single" w:color="DBEAFE" w:sz="4"/>
+              <w:bottom w:val="single" w:color="DBEAFE" w:sz="4"/>
+              <w:right w:val="single" w:color="DBEAFE" w:sz="4"/>
+            </w:tcBorders>
+            <w:shd w:fill="F0F4FF" w:val="clear"/>
+            <w:tcMar>
+              <w:top w:type="dxa" w:w="85"/>
+              <w:left w:type="dxa" w:w="120"/>
+              <w:bottom w:type="dxa" w:w="85"/>
+              <w:right w:type="dxa" w:w="120"/>
+            </w:tcMar>
+          </w:tcPr>
+          <w:p>
+            <w:r>
+              <w:rPr>
+                <w:rFonts w:ascii="Arial" w:cs="Arial" w:eastAsia="Arial" w:hAnsi="Arial"/>
+                <w:color w:val="1E293B"/>
+                <w:sz w:val="22"/>
+                <w:szCs w:val="22"/>
+              </w:rPr>
+              <w:t xml:space="preserve">ID Validation</w:t>
+            </w:r>
+          </w:p>
+        </w:tc>
+        <w:tc>
+          <w:tcPr>
+            <w:tcW w:type="dxa" w:w="6026"/>
+            <w:tcBorders>
+              <w:top w:val="single" w:color="DBEAFE" w:sz="4"/>
+              <w:left w:val="single" w:color="DBEAFE" w:sz="4"/>
+              <w:bottom w:val="single" w:color="DBEAFE" w:sz="4"/>
+              <w:right w:val="single" w:color="DBEAFE" w:sz="4"/>
+            </w:tcBorders>
+            <w:shd w:fill="F0F4FF" w:val="clear"/>
+            <w:tcMar>
+              <w:top w:type="dxa" w:w="85"/>
+              <w:left w:type="dxa" w:w="120"/>
+              <w:bottom w:type="dxa" w:w="85"/>
+              <w:right w:type="dxa" w:w="120"/>
+            </w:tcMar>
+          </w:tcPr>
+          <w:p>
+            <w:r>
+              <w:rPr>
+                <w:rFonts w:ascii="Arial" w:cs="Arial" w:eastAsia="Arial" w:hAnsi="Arial"/>
+                <w:color w:val="1E293B"/>
+                <w:sz w:val="22"/>
+                <w:szCs w:val="22"/>
+              </w:rPr>
+              <w:t xml:space="preserve">map::count() يرفض ID المكرر فوراً</w:t>
             </w:r>
           </w:p>
         </w:tc>
@@ -8371,7 +6837,7 @@
         <w:sz w:val="18"/>
         <w:szCs w:val="18"/>
       </w:rPr>
-      <w:t xml:space="preserve">نظام إدارة الطلاب والمقررات  —  C++ Assignment</w:t>
+      <w:t xml:space="preserve">نظام إدارة الطلاب  —  C++ Assignment</w:t>
     </w:r>
   </w:p>
 </w:hdr>
@@ -8475,26 +6941,8 @@
       </w:pPr>
     </w:lvl>
   </w:abstractNum>
-  <w:abstractNum w:abstractNumId="3" w15:restartNumberingAfterBreak="0">
-    <w:multiLevelType w:val="hybridMultilevel"/>
-    <w:lvl w:ilvl="0" w15:tentative="1">
-      <w:start w:val="1"/>
-      <w:numFmt w:val="decimal"/>
-      <w:lvlText w:val="%1."/>
-      <w:lvlJc w:val="left"/>
-      <w:pPr>
-        <w:ind w:left="720" w:hanging="360"/>
-      </w:pPr>
-    </w:lvl>
-  </w:abstractNum>
   <w:num w:numId="1">
     <w:abstractNumId w:val="1"/>
-    <w:lvlOverride w:ilvl="0">
-      <w:startOverride w:val="1"/>
-    </w:lvlOverride>
-  </w:num>
-  <w:num w:numId="2">
-    <w:abstractNumId w:val="2"/>
     <w:lvlOverride w:ilvl="0">
       <w:startOverride w:val="1"/>
     </w:lvlOverride>
@@ -8672,7 +7120,7 @@
     <w:next w:val="Normal"/>
     <w:qFormat/>
     <w:pPr>
-      <w:spacing w:before="280" w:after="140"/>
+      <w:spacing w:before="260" w:after="130"/>
       <w:outlineLvl w:val="1"/>
     </w:pPr>
     <w:rPr>
